--- a/idris/.NET Backend/Idris_Sadiq.docx
+++ b/idris/.NET Backend/Idris_Sadiq.docx
@@ -47,7 +47,6 @@
               <w:spacing w:after="40"/>
               <w:jc w:val="center"/>
             </w:pPr>
-            <w:proofErr w:type="spellStart"/>
             <w:r>
               <w:rPr>
                 <w:rFonts w:ascii="Arial" w:eastAsia="Arial" w:hAnsi="Arial" w:cs="Arial"/>
@@ -57,33 +56,8 @@
                 <w:sz w:val="48"/>
                 <w:szCs w:val="48"/>
               </w:rPr>
-              <w:t>Idris</w:t>
+              <w:t>Idris Sadiq</w:t>
             </w:r>
-            <w:proofErr w:type="spellEnd"/>
-            <w:r>
-              <w:rPr>
-                <w:rFonts w:ascii="Arial" w:eastAsia="Arial" w:hAnsi="Arial" w:cs="Arial"/>
-                <w:b/>
-                <w:bCs/>
-                <w:color w:val="FFFFFF"/>
-                <w:sz w:val="48"/>
-                <w:szCs w:val="48"/>
-              </w:rPr>
-              <w:t xml:space="preserve"> </w:t>
-            </w:r>
-            <w:proofErr w:type="spellStart"/>
-            <w:r>
-              <w:rPr>
-                <w:rFonts w:ascii="Arial" w:eastAsia="Arial" w:hAnsi="Arial" w:cs="Arial"/>
-                <w:b/>
-                <w:bCs/>
-                <w:color w:val="FFFFFF"/>
-                <w:sz w:val="48"/>
-                <w:szCs w:val="48"/>
-              </w:rPr>
-              <w:t>Sadiq</w:t>
-            </w:r>
-            <w:proofErr w:type="spellEnd"/>
           </w:p>
           <w:p>
             <w:pPr>
@@ -104,41 +78,27 @@
             <w:pPr>
               <w:spacing w:after="40"/>
               <w:jc w:val="center"/>
+              <w:rPr>
+                <w:rFonts w:ascii="Arial" w:eastAsia="Arial" w:hAnsi="Arial" w:cs="Arial"/>
+                <w:color w:val="BBBBBB"/>
+              </w:rPr>
             </w:pPr>
             <w:r>
               <w:rPr>
                 <w:rFonts w:ascii="Arial" w:eastAsia="Arial" w:hAnsi="Arial" w:cs="Arial"/>
                 <w:color w:val="BBBBBB"/>
               </w:rPr>
-              <w:t xml:space="preserve">Idrissdev@outlook.com  </w:t>
+              <w:t>Idrissdev@outlook.com | +1 (424) 458-6548 | Spring Valley, California, United States</w:t>
+            </w:r>
+            <w:r>
+              <w:t xml:space="preserve"> </w:t>
             </w:r>
             <w:r>
               <w:rPr>
                 <w:rFonts w:ascii="Arial" w:eastAsia="Arial" w:hAnsi="Arial" w:cs="Arial"/>
                 <w:color w:val="BBBBBB"/>
               </w:rPr>
-              <w:t>+1 (424) 458-6548</w:t>
-            </w:r>
-            <w:r>
-              <w:rPr>
-                <w:rFonts w:ascii="Arial" w:eastAsia="Arial" w:hAnsi="Arial" w:cs="Arial"/>
-                <w:color w:val="BBBBBB"/>
-              </w:rPr>
-              <w:t xml:space="preserve">|  </w:t>
-            </w:r>
-            <w:r>
-              <w:rPr>
-                <w:rFonts w:ascii="Arial" w:eastAsia="Arial" w:hAnsi="Arial" w:cs="Arial"/>
-                <w:color w:val="BBBBBB"/>
-              </w:rPr>
-              <w:t>Spring Valley</w:t>
-            </w:r>
-            <w:r>
-              <w:rPr>
-                <w:rFonts w:ascii="Arial" w:eastAsia="Arial" w:hAnsi="Arial" w:cs="Arial"/>
-                <w:color w:val="BBBBBB"/>
-              </w:rPr>
-              <w:t>, California, United States</w:t>
+              <w:t xml:space="preserve">https://www.linkedin.com/in/idris-sadiq-1b824b3b4 </w:t>
             </w:r>
           </w:p>
           <w:p>
@@ -150,15 +110,10 @@
                 <w:rFonts w:ascii="Arial" w:eastAsia="Arial" w:hAnsi="Arial" w:cs="Arial"/>
                 <w:color w:val="BBBBBB"/>
               </w:rPr>
-              <w:t xml:space="preserve">LinkedIn: </w:t>
+              <w:t>US citizen | White | English (Native)</w:t>
             </w:r>
-            <w:r>
-              <w:rPr>
-                <w:rFonts w:ascii="Arial" w:eastAsia="Arial" w:hAnsi="Arial" w:cs="Arial"/>
-                <w:color w:val="BBBBBB"/>
-              </w:rPr>
-              <w:t>https://www.linkedin.com/in/idris-sadiq-1b824b3b4</w:t>
-            </w:r>
+            <w:bookmarkStart w:id="0" w:name="_GoBack"/>
+            <w:bookmarkEnd w:id="0"/>
           </w:p>
         </w:tc>
       </w:tr>
@@ -311,21 +266,12 @@
         </w:rPr>
         <w:t xml:space="preserve">Delivers production-grade quality through </w:t>
       </w:r>
-      <w:proofErr w:type="spellStart"/>
-      <w:r>
-        <w:rPr>
-          <w:rStyle w:val="Strong"/>
-          <w:rFonts w:ascii="Arial" w:hAnsi="Arial" w:cs="Arial"/>
-        </w:rPr>
-        <w:t>observability</w:t>
-      </w:r>
-      <w:proofErr w:type="spellEnd"/>
-      <w:r>
-        <w:rPr>
-          <w:rStyle w:val="Strong"/>
-          <w:rFonts w:ascii="Arial" w:hAnsi="Arial" w:cs="Arial"/>
-        </w:rPr>
-        <w:t>-by-default</w:t>
+      <w:r>
+        <w:rPr>
+          <w:rStyle w:val="Strong"/>
+          <w:rFonts w:ascii="Arial" w:hAnsi="Arial" w:cs="Arial"/>
+        </w:rPr>
+        <w:t>observability-by-default</w:t>
       </w:r>
       <w:r>
         <w:rPr>
@@ -416,21 +362,7 @@
         <w:rPr>
           <w:rFonts w:ascii="Arial" w:hAnsi="Arial" w:cs="Arial"/>
         </w:rPr>
-        <w:t xml:space="preserve"> through pragmatic architecture, performance profiling, caching and query/index tuning, resilient </w:t>
-      </w:r>
-      <w:proofErr w:type="spellStart"/>
-      <w:r>
-        <w:rPr>
-          <w:rFonts w:ascii="Arial" w:hAnsi="Arial" w:cs="Arial"/>
-        </w:rPr>
-        <w:t>async</w:t>
-      </w:r>
-      <w:proofErr w:type="spellEnd"/>
-      <w:r>
-        <w:rPr>
-          <w:rFonts w:ascii="Arial" w:hAnsi="Arial" w:cs="Arial"/>
-        </w:rPr>
-        <w:t xml:space="preserve"> processing, and operationally focused iteration.</w:t>
+        <w:t xml:space="preserve"> through pragmatic architecture, performance profiling, caching and query/index tuning, resilient async processing, and operationally focused iteration.</w:t>
       </w:r>
     </w:p>
     <w:p>
@@ -550,25 +482,8 @@
           <w:rFonts w:ascii="Arial" w:hAnsi="Arial" w:cs="Arial"/>
           <w:sz w:val="18"/>
         </w:rPr>
-        <w:t xml:space="preserve">, background jobs/hosted services, </w:t>
-      </w:r>
-      <w:proofErr w:type="spellStart"/>
-      <w:r>
-        <w:rPr>
-          <w:rFonts w:ascii="Arial" w:hAnsi="Arial" w:cs="Arial"/>
-          <w:sz w:val="18"/>
-        </w:rPr>
-        <w:t>webhooks</w:t>
-      </w:r>
-      <w:proofErr w:type="spellEnd"/>
-      <w:r>
-        <w:rPr>
-          <w:rFonts w:ascii="Arial" w:hAnsi="Arial" w:cs="Arial"/>
-          <w:sz w:val="18"/>
-        </w:rPr>
-        <w:t xml:space="preserve">, </w:t>
-      </w:r>
-      <w:proofErr w:type="spellStart"/>
+        <w:t xml:space="preserve">, background jobs/hosted services, webhooks, </w:t>
+      </w:r>
       <w:r>
         <w:rPr>
           <w:rStyle w:val="Strong"/>
@@ -576,9 +491,15 @@
           <w:b w:val="0"/>
           <w:sz w:val="18"/>
         </w:rPr>
-        <w:t>WebSockets</w:t>
-      </w:r>
-      <w:proofErr w:type="spellEnd"/>
+        <w:t>WebSockets/SSE</w:t>
+      </w:r>
+      <w:r>
+        <w:rPr>
+          <w:rFonts w:ascii="Arial" w:hAnsi="Arial" w:cs="Arial"/>
+          <w:sz w:val="18"/>
+        </w:rPr>
+        <w:t xml:space="preserve">, caching strategies, API versioning, </w:t>
+      </w:r>
       <w:r>
         <w:rPr>
           <w:rStyle w:val="Strong"/>
@@ -586,26 +507,8 @@
           <w:b w:val="0"/>
           <w:sz w:val="18"/>
         </w:rPr>
-        <w:t>/SSE</w:t>
-      </w:r>
-      <w:r>
-        <w:rPr>
-          <w:rFonts w:ascii="Arial" w:hAnsi="Arial" w:cs="Arial"/>
-          <w:sz w:val="18"/>
-        </w:rPr>
-        <w:t xml:space="preserve">, caching strategies, API versioning, </w:t>
-      </w:r>
-      <w:proofErr w:type="spellStart"/>
-      <w:r>
-        <w:rPr>
-          <w:rStyle w:val="Strong"/>
-          <w:rFonts w:ascii="Arial" w:hAnsi="Arial" w:cs="Arial"/>
-          <w:b w:val="0"/>
-          <w:sz w:val="18"/>
-        </w:rPr>
         <w:t>idempotency</w:t>
       </w:r>
-      <w:proofErr w:type="spellEnd"/>
       <w:r>
         <w:rPr>
           <w:rFonts w:ascii="Arial" w:hAnsi="Arial" w:cs="Arial"/>
@@ -675,7 +578,6 @@
         </w:rPr>
         <w:t xml:space="preserve">Relational: </w:t>
       </w:r>
-      <w:proofErr w:type="spellStart"/>
       <w:r>
         <w:rPr>
           <w:rStyle w:val="Strong"/>
@@ -685,7 +587,6 @@
         </w:rPr>
         <w:t>PostgreSQL</w:t>
       </w:r>
-      <w:proofErr w:type="spellEnd"/>
       <w:r>
         <w:rPr>
           <w:rFonts w:ascii="Arial" w:hAnsi="Arial" w:cs="Arial"/>
@@ -741,7 +642,6 @@
         </w:rPr>
         <w:t xml:space="preserve"> • </w:t>
       </w:r>
-      <w:proofErr w:type="spellStart"/>
       <w:r>
         <w:rPr>
           <w:rFonts w:ascii="Arial" w:hAnsi="Arial" w:cs="Arial"/>
@@ -750,7 +650,6 @@
         </w:rPr>
         <w:t>NoSQL</w:t>
       </w:r>
-      <w:proofErr w:type="spellEnd"/>
       <w:r>
         <w:rPr>
           <w:rFonts w:ascii="Arial" w:hAnsi="Arial" w:cs="Arial"/>
@@ -758,7 +657,6 @@
         </w:rPr>
         <w:t xml:space="preserve">: </w:t>
       </w:r>
-      <w:proofErr w:type="spellStart"/>
       <w:r>
         <w:rPr>
           <w:rStyle w:val="Strong"/>
@@ -768,7 +666,6 @@
         </w:rPr>
         <w:t>Redis</w:t>
       </w:r>
-      <w:proofErr w:type="spellEnd"/>
       <w:r>
         <w:rPr>
           <w:rFonts w:ascii="Arial" w:hAnsi="Arial" w:cs="Arial"/>
@@ -777,7 +674,6 @@
         </w:rPr>
         <w:t xml:space="preserve">, </w:t>
       </w:r>
-      <w:proofErr w:type="spellStart"/>
       <w:r>
         <w:rPr>
           <w:rStyle w:val="Strong"/>
@@ -787,7 +683,6 @@
         </w:rPr>
         <w:t>MongoDB</w:t>
       </w:r>
-      <w:proofErr w:type="spellEnd"/>
       <w:r>
         <w:rPr>
           <w:rFonts w:ascii="Arial" w:hAnsi="Arial" w:cs="Arial"/>
@@ -796,7 +691,6 @@
         </w:rPr>
         <w:t xml:space="preserve">, </w:t>
       </w:r>
-      <w:proofErr w:type="spellStart"/>
       <w:r>
         <w:rPr>
           <w:rStyle w:val="Strong"/>
@@ -806,7 +700,6 @@
         </w:rPr>
         <w:t>DynamoDB</w:t>
       </w:r>
-      <w:proofErr w:type="spellEnd"/>
       <w:r>
         <w:rPr>
           <w:rFonts w:ascii="Arial" w:hAnsi="Arial" w:cs="Arial"/>
@@ -884,7 +777,6 @@
         </w:rPr>
         <w:t xml:space="preserve"> </w:t>
       </w:r>
-      <w:proofErr w:type="spellStart"/>
       <w:r>
         <w:rPr>
           <w:rStyle w:val="Strong"/>
@@ -894,7 +786,6 @@
         </w:rPr>
         <w:t>RabbitMQ</w:t>
       </w:r>
-      <w:proofErr w:type="spellEnd"/>
       <w:r>
         <w:rPr>
           <w:rFonts w:ascii="Arial" w:hAnsi="Arial" w:cs="Arial"/>
@@ -917,7 +808,6 @@
         </w:rPr>
         <w:t xml:space="preserve">: </w:t>
       </w:r>
-      <w:proofErr w:type="spellStart"/>
       <w:r>
         <w:rPr>
           <w:rStyle w:val="Strong"/>
@@ -927,7 +817,6 @@
         </w:rPr>
         <w:t>Elasticsearch</w:t>
       </w:r>
-      <w:proofErr w:type="spellEnd"/>
       <w:r>
         <w:rPr>
           <w:rFonts w:ascii="Arial" w:hAnsi="Arial" w:cs="Arial"/>
@@ -983,7 +872,6 @@
         </w:rPr>
         <w:t xml:space="preserve">, </w:t>
       </w:r>
-      <w:proofErr w:type="spellStart"/>
       <w:r>
         <w:rPr>
           <w:rStyle w:val="Strong"/>
@@ -993,7 +881,6 @@
         </w:rPr>
         <w:t>BigQuery</w:t>
       </w:r>
-      <w:proofErr w:type="spellEnd"/>
     </w:p>
     <w:p>
       <w:pPr>
@@ -1015,25 +902,7 @@
           <w:rFonts w:ascii="Arial" w:hAnsi="Arial" w:cs="Arial"/>
           <w:sz w:val="18"/>
         </w:rPr>
-        <w:t xml:space="preserve">Cloud &amp; </w:t>
-      </w:r>
-      <w:proofErr w:type="spellStart"/>
-      <w:r>
-        <w:rPr>
-          <w:rStyle w:val="Strong"/>
-          <w:rFonts w:ascii="Arial" w:hAnsi="Arial" w:cs="Arial"/>
-          <w:sz w:val="18"/>
-        </w:rPr>
-        <w:t>DevOps</w:t>
-      </w:r>
-      <w:proofErr w:type="spellEnd"/>
-      <w:r>
-        <w:rPr>
-          <w:rStyle w:val="Strong"/>
-          <w:rFonts w:ascii="Arial" w:hAnsi="Arial" w:cs="Arial"/>
-          <w:sz w:val="18"/>
-        </w:rPr>
-        <w:t xml:space="preserve"> —</w:t>
+        <w:t>Cloud &amp; DevOps —</w:t>
       </w:r>
       <w:r>
         <w:rPr>
@@ -1042,7 +911,6 @@
         </w:rPr>
         <w:t xml:space="preserve"> </w:t>
       </w:r>
-      <w:proofErr w:type="spellStart"/>
       <w:r>
         <w:rPr>
           <w:rStyle w:val="Strong"/>
@@ -1052,7 +920,6 @@
         </w:rPr>
         <w:t>Docker</w:t>
       </w:r>
-      <w:proofErr w:type="spellEnd"/>
       <w:r>
         <w:rPr>
           <w:rFonts w:ascii="Arial" w:hAnsi="Arial" w:cs="Arial"/>
@@ -1068,7 +935,6 @@
         </w:rPr>
         <w:t xml:space="preserve"> </w:t>
       </w:r>
-      <w:proofErr w:type="spellStart"/>
       <w:r>
         <w:rPr>
           <w:rStyle w:val="Strong"/>
@@ -1078,7 +944,6 @@
         </w:rPr>
         <w:t>Kubernetes</w:t>
       </w:r>
-      <w:proofErr w:type="spellEnd"/>
       <w:r>
         <w:rPr>
           <w:rFonts w:ascii="Arial" w:hAnsi="Arial" w:cs="Arial"/>
@@ -1142,7 +1007,6 @@
         </w:rPr>
         <w:t xml:space="preserve"> </w:t>
       </w:r>
-      <w:proofErr w:type="spellStart"/>
       <w:r>
         <w:rPr>
           <w:rStyle w:val="Strong"/>
@@ -1152,7 +1016,6 @@
         </w:rPr>
         <w:t>GitOps</w:t>
       </w:r>
-      <w:proofErr w:type="spellEnd"/>
       <w:r>
         <w:rPr>
           <w:rFonts w:ascii="Arial" w:hAnsi="Arial" w:cs="Arial"/>
@@ -1160,7 +1023,6 @@
         </w:rPr>
         <w:t xml:space="preserve">, </w:t>
       </w:r>
-      <w:proofErr w:type="spellStart"/>
       <w:r>
         <w:rPr>
           <w:rStyle w:val="Strong"/>
@@ -1170,7 +1032,6 @@
         </w:rPr>
         <w:t>Terraform</w:t>
       </w:r>
-      <w:proofErr w:type="spellEnd"/>
       <w:r>
         <w:rPr>
           <w:rFonts w:ascii="Arial" w:hAnsi="Arial" w:cs="Arial"/>
@@ -1186,7 +1047,6 @@
         </w:rPr>
         <w:t xml:space="preserve"> </w:t>
       </w:r>
-      <w:proofErr w:type="spellStart"/>
       <w:r>
         <w:rPr>
           <w:rStyle w:val="Strong"/>
@@ -1196,7 +1056,6 @@
         </w:rPr>
         <w:t>CloudFormation</w:t>
       </w:r>
-      <w:proofErr w:type="spellEnd"/>
       <w:r>
         <w:rPr>
           <w:rStyle w:val="Strong"/>
@@ -1214,8 +1073,6 @@
         </w:rPr>
         <w:t xml:space="preserve">• </w:t>
       </w:r>
-      <w:bookmarkStart w:id="0" w:name="_GoBack"/>
-      <w:bookmarkEnd w:id="0"/>
       <w:r>
         <w:rPr>
           <w:rStyle w:val="Strong"/>
@@ -1359,7 +1216,6 @@
         </w:rPr>
         <w:t xml:space="preserve"> </w:t>
       </w:r>
-      <w:proofErr w:type="spellStart"/>
       <w:r>
         <w:rPr>
           <w:rStyle w:val="Strong"/>
@@ -1369,7 +1225,6 @@
         </w:rPr>
         <w:t>CloudFront</w:t>
       </w:r>
-      <w:proofErr w:type="spellEnd"/>
       <w:r>
         <w:rPr>
           <w:rFonts w:ascii="Arial" w:hAnsi="Arial" w:cs="Arial"/>
@@ -1409,7 +1264,6 @@
         </w:rPr>
         <w:t xml:space="preserve"> </w:t>
       </w:r>
-      <w:proofErr w:type="spellStart"/>
       <w:r>
         <w:rPr>
           <w:rStyle w:val="Strong"/>
@@ -1419,7 +1273,6 @@
         </w:rPr>
         <w:t>DynamoDB</w:t>
       </w:r>
-      <w:proofErr w:type="spellEnd"/>
       <w:r>
         <w:rPr>
           <w:rFonts w:ascii="Arial" w:hAnsi="Arial" w:cs="Arial"/>
@@ -1435,7 +1288,6 @@
         </w:rPr>
         <w:t xml:space="preserve"> </w:t>
       </w:r>
-      <w:proofErr w:type="spellStart"/>
       <w:r>
         <w:rPr>
           <w:rStyle w:val="Strong"/>
@@ -1445,7 +1297,6 @@
         </w:rPr>
         <w:t>ElastiCache</w:t>
       </w:r>
-      <w:proofErr w:type="spellEnd"/>
       <w:r>
         <w:rPr>
           <w:rFonts w:ascii="Arial" w:hAnsi="Arial" w:cs="Arial"/>
@@ -1461,7 +1312,6 @@
         </w:rPr>
         <w:t xml:space="preserve"> </w:t>
       </w:r>
-      <w:proofErr w:type="spellStart"/>
       <w:r>
         <w:rPr>
           <w:rStyle w:val="Strong"/>
@@ -1471,7 +1321,6 @@
         </w:rPr>
         <w:t>EventBridge</w:t>
       </w:r>
-      <w:proofErr w:type="spellEnd"/>
       <w:r>
         <w:rPr>
           <w:rFonts w:ascii="Arial" w:hAnsi="Arial" w:cs="Arial"/>
@@ -1669,7 +1518,6 @@
         </w:rPr>
         <w:t xml:space="preserve">, Cloud Storage, </w:t>
       </w:r>
-      <w:proofErr w:type="spellStart"/>
       <w:r>
         <w:rPr>
           <w:rStyle w:val="Strong"/>
@@ -1679,7 +1527,6 @@
         </w:rPr>
         <w:t>BigQuery</w:t>
       </w:r>
-      <w:proofErr w:type="spellEnd"/>
       <w:r>
         <w:rPr>
           <w:rFonts w:ascii="Arial" w:hAnsi="Arial" w:cs="Arial"/>
@@ -1710,7 +1557,6 @@
         </w:rPr>
         <w:t xml:space="preserve">: </w:t>
       </w:r>
-      <w:proofErr w:type="spellStart"/>
       <w:r>
         <w:rPr>
           <w:rStyle w:val="Strong"/>
@@ -1718,9 +1564,15 @@
           <w:b w:val="0"/>
           <w:sz w:val="18"/>
         </w:rPr>
-        <w:t>GitHub</w:t>
-      </w:r>
-      <w:proofErr w:type="spellEnd"/>
+        <w:t>GitHub Actions</w:t>
+      </w:r>
+      <w:r>
+        <w:rPr>
+          <w:rFonts w:ascii="Arial" w:hAnsi="Arial" w:cs="Arial"/>
+          <w:sz w:val="18"/>
+        </w:rPr>
+        <w:t xml:space="preserve">, </w:t>
+      </w:r>
       <w:r>
         <w:rPr>
           <w:rStyle w:val="Strong"/>
@@ -1728,7 +1580,31 @@
           <w:b w:val="0"/>
           <w:sz w:val="18"/>
         </w:rPr>
-        <w:t xml:space="preserve"> Actions</w:t>
+        <w:t>GitLab CI</w:t>
+      </w:r>
+      <w:r>
+        <w:rPr>
+          <w:rFonts w:ascii="Arial" w:hAnsi="Arial" w:cs="Arial"/>
+          <w:sz w:val="18"/>
+        </w:rPr>
+        <w:t>,</w:t>
+      </w:r>
+      <w:r>
+        <w:rPr>
+          <w:rFonts w:ascii="Arial" w:hAnsi="Arial" w:cs="Arial"/>
+          <w:b/>
+          <w:sz w:val="18"/>
+        </w:rPr>
+        <w:t xml:space="preserve"> </w:t>
+      </w:r>
+      <w:r>
+        <w:rPr>
+          <w:rStyle w:val="Strong"/>
+          <w:rFonts w:ascii="Arial" w:hAnsi="Arial" w:cs="Arial"/>
+          <w:b w:val="0"/>
+          <w:sz w:val="18"/>
+        </w:rPr>
+        <w:t>Jenkins</w:t>
       </w:r>
       <w:r>
         <w:rPr>
@@ -1737,7 +1613,6 @@
         </w:rPr>
         <w:t xml:space="preserve">, </w:t>
       </w:r>
-      <w:proofErr w:type="spellStart"/>
       <w:r>
         <w:rPr>
           <w:rStyle w:val="Strong"/>
@@ -1745,9 +1620,23 @@
           <w:b w:val="0"/>
           <w:sz w:val="18"/>
         </w:rPr>
-        <w:t>GitLab</w:t>
-      </w:r>
-      <w:proofErr w:type="spellEnd"/>
+        <w:t>Azure DevOps</w:t>
+      </w:r>
+      <w:r>
+        <w:rPr>
+          <w:rFonts w:ascii="Arial" w:hAnsi="Arial" w:cs="Arial"/>
+          <w:sz w:val="18"/>
+        </w:rPr>
+        <w:t>,</w:t>
+      </w:r>
+      <w:r>
+        <w:rPr>
+          <w:rFonts w:ascii="Arial" w:hAnsi="Arial" w:cs="Arial"/>
+          <w:b/>
+          <w:sz w:val="18"/>
+        </w:rPr>
+        <w:t xml:space="preserve"> </w:t>
+      </w:r>
       <w:r>
         <w:rPr>
           <w:rStyle w:val="Strong"/>
@@ -1755,85 +1644,8 @@
           <w:b w:val="0"/>
           <w:sz w:val="18"/>
         </w:rPr>
-        <w:t xml:space="preserve"> CI</w:t>
-      </w:r>
-      <w:r>
-        <w:rPr>
-          <w:rFonts w:ascii="Arial" w:hAnsi="Arial" w:cs="Arial"/>
-          <w:sz w:val="18"/>
-        </w:rPr>
-        <w:t>,</w:t>
-      </w:r>
-      <w:r>
-        <w:rPr>
-          <w:rFonts w:ascii="Arial" w:hAnsi="Arial" w:cs="Arial"/>
-          <w:b/>
-          <w:sz w:val="18"/>
-        </w:rPr>
-        <w:t xml:space="preserve"> </w:t>
-      </w:r>
-      <w:r>
-        <w:rPr>
-          <w:rStyle w:val="Strong"/>
-          <w:rFonts w:ascii="Arial" w:hAnsi="Arial" w:cs="Arial"/>
-          <w:b w:val="0"/>
-          <w:sz w:val="18"/>
-        </w:rPr>
-        <w:t>Jenkins</w:t>
-      </w:r>
-      <w:r>
-        <w:rPr>
-          <w:rFonts w:ascii="Arial" w:hAnsi="Arial" w:cs="Arial"/>
-          <w:sz w:val="18"/>
-        </w:rPr>
-        <w:t xml:space="preserve">, </w:t>
-      </w:r>
-      <w:r>
-        <w:rPr>
-          <w:rStyle w:val="Strong"/>
-          <w:rFonts w:ascii="Arial" w:hAnsi="Arial" w:cs="Arial"/>
-          <w:b w:val="0"/>
-          <w:sz w:val="18"/>
-        </w:rPr>
-        <w:t xml:space="preserve">Azure </w:t>
-      </w:r>
-      <w:proofErr w:type="spellStart"/>
-      <w:r>
-        <w:rPr>
-          <w:rStyle w:val="Strong"/>
-          <w:rFonts w:ascii="Arial" w:hAnsi="Arial" w:cs="Arial"/>
-          <w:b w:val="0"/>
-          <w:sz w:val="18"/>
-        </w:rPr>
-        <w:t>DevOps</w:t>
-      </w:r>
-      <w:proofErr w:type="spellEnd"/>
-      <w:r>
-        <w:rPr>
-          <w:rFonts w:ascii="Arial" w:hAnsi="Arial" w:cs="Arial"/>
-          <w:sz w:val="18"/>
-        </w:rPr>
-        <w:t>,</w:t>
-      </w:r>
-      <w:r>
-        <w:rPr>
-          <w:rFonts w:ascii="Arial" w:hAnsi="Arial" w:cs="Arial"/>
-          <w:b/>
-          <w:sz w:val="18"/>
-        </w:rPr>
-        <w:t xml:space="preserve"> </w:t>
-      </w:r>
-      <w:proofErr w:type="spellStart"/>
-      <w:r>
-        <w:rPr>
-          <w:rStyle w:val="Strong"/>
-          <w:rFonts w:ascii="Arial" w:hAnsi="Arial" w:cs="Arial"/>
-          <w:b w:val="0"/>
-          <w:sz w:val="18"/>
-        </w:rPr>
         <w:t>CircleCI</w:t>
       </w:r>
-      <w:proofErr w:type="spellEnd"/>
     </w:p>
     <w:p>
       <w:pPr>
@@ -1850,23 +1662,13 @@
           <w:sz w:val="18"/>
         </w:rPr>
       </w:pPr>
-      <w:proofErr w:type="spellStart"/>
-      <w:r>
-        <w:rPr>
-          <w:rStyle w:val="Strong"/>
-          <w:rFonts w:ascii="Arial" w:hAnsi="Arial" w:cs="Arial"/>
-          <w:sz w:val="18"/>
-        </w:rPr>
-        <w:t>Observability</w:t>
-      </w:r>
-      <w:proofErr w:type="spellEnd"/>
-      <w:r>
-        <w:rPr>
-          <w:rStyle w:val="Strong"/>
-          <w:rFonts w:ascii="Arial" w:hAnsi="Arial" w:cs="Arial"/>
-          <w:sz w:val="18"/>
-        </w:rPr>
-        <w:t>, Quality &amp; Security —</w:t>
+      <w:r>
+        <w:rPr>
+          <w:rStyle w:val="Strong"/>
+          <w:rFonts w:ascii="Arial" w:hAnsi="Arial" w:cs="Arial"/>
+          <w:sz w:val="18"/>
+        </w:rPr>
+        <w:t>Observability, Quality &amp; Security —</w:t>
       </w:r>
       <w:r>
         <w:rPr>
@@ -1875,7 +1677,6 @@
         </w:rPr>
         <w:t xml:space="preserve"> </w:t>
       </w:r>
-      <w:proofErr w:type="spellStart"/>
       <w:r>
         <w:rPr>
           <w:rStyle w:val="Strong"/>
@@ -1885,7 +1686,6 @@
         </w:rPr>
         <w:t>OpenTelemetry</w:t>
       </w:r>
-      <w:proofErr w:type="spellEnd"/>
       <w:r>
         <w:rPr>
           <w:rFonts w:ascii="Arial" w:hAnsi="Arial" w:cs="Arial"/>
@@ -1901,7 +1701,6 @@
         </w:rPr>
         <w:t xml:space="preserve"> </w:t>
       </w:r>
-      <w:proofErr w:type="spellStart"/>
       <w:r>
         <w:rPr>
           <w:rStyle w:val="Strong"/>
@@ -1911,7 +1710,6 @@
         </w:rPr>
         <w:t>Datadog</w:t>
       </w:r>
-      <w:proofErr w:type="spellEnd"/>
       <w:r>
         <w:rPr>
           <w:rFonts w:ascii="Arial" w:hAnsi="Arial" w:cs="Arial"/>
@@ -1936,7 +1734,6 @@
         </w:rPr>
         <w:t xml:space="preserve">, </w:t>
       </w:r>
-      <w:proofErr w:type="spellStart"/>
       <w:r>
         <w:rPr>
           <w:rStyle w:val="Strong"/>
@@ -1946,7 +1743,6 @@
         </w:rPr>
         <w:t>Grafana</w:t>
       </w:r>
-      <w:proofErr w:type="spellEnd"/>
       <w:r>
         <w:rPr>
           <w:rFonts w:ascii="Arial" w:hAnsi="Arial" w:cs="Arial"/>
@@ -1970,7 +1766,6 @@
         </w:rPr>
         <w:t xml:space="preserve">, </w:t>
       </w:r>
-      <w:proofErr w:type="spellStart"/>
       <w:r>
         <w:rPr>
           <w:rStyle w:val="Strong"/>
@@ -1980,7 +1775,6 @@
         </w:rPr>
         <w:t>CloudWatch</w:t>
       </w:r>
-      <w:proofErr w:type="spellEnd"/>
       <w:r>
         <w:rPr>
           <w:rFonts w:ascii="Arial" w:hAnsi="Arial" w:cs="Arial"/>
@@ -2123,7 +1917,6 @@
         </w:rPr>
         <w:t xml:space="preserve"> </w:t>
       </w:r>
-      <w:proofErr w:type="spellStart"/>
       <w:r>
         <w:rPr>
           <w:rStyle w:val="Strong"/>
@@ -2131,9 +1924,23 @@
           <w:b w:val="0"/>
           <w:sz w:val="18"/>
         </w:rPr>
-        <w:t>OpenID</w:t>
-      </w:r>
-      <w:proofErr w:type="spellEnd"/>
+        <w:t>OpenID Connect</w:t>
+      </w:r>
+      <w:r>
+        <w:rPr>
+          <w:rFonts w:ascii="Arial" w:hAnsi="Arial" w:cs="Arial"/>
+          <w:sz w:val="18"/>
+        </w:rPr>
+        <w:t>,</w:t>
+      </w:r>
+      <w:r>
+        <w:rPr>
+          <w:rFonts w:ascii="Arial" w:hAnsi="Arial" w:cs="Arial"/>
+          <w:b/>
+          <w:sz w:val="18"/>
+        </w:rPr>
+        <w:t xml:space="preserve"> </w:t>
+      </w:r>
       <w:r>
         <w:rPr>
           <w:rStyle w:val="Strong"/>
@@ -2141,7 +1948,39 @@
           <w:b w:val="0"/>
           <w:sz w:val="18"/>
         </w:rPr>
-        <w:t xml:space="preserve"> Connect</w:t>
+        <w:t>JWT</w:t>
+      </w:r>
+      <w:r>
+        <w:rPr>
+          <w:rFonts w:ascii="Arial" w:hAnsi="Arial" w:cs="Arial"/>
+          <w:sz w:val="18"/>
+        </w:rPr>
+        <w:t xml:space="preserve">, </w:t>
+      </w:r>
+      <w:r>
+        <w:rPr>
+          <w:rStyle w:val="Strong"/>
+          <w:rFonts w:ascii="Arial" w:hAnsi="Arial" w:cs="Arial"/>
+          <w:b w:val="0"/>
+          <w:sz w:val="18"/>
+        </w:rPr>
+        <w:t>Okta</w:t>
+      </w:r>
+      <w:r>
+        <w:rPr>
+          <w:rFonts w:ascii="Arial" w:hAnsi="Arial" w:cs="Arial"/>
+          <w:sz w:val="18"/>
+        </w:rPr>
+        <w:t xml:space="preserve">, </w:t>
+      </w:r>
+      <w:r>
+        <w:rPr>
+          <w:rStyle w:val="Strong"/>
+          <w:rFonts w:ascii="Arial" w:hAnsi="Arial" w:cs="Arial"/>
+          <w:b w:val="0"/>
+          <w:sz w:val="18"/>
+        </w:rPr>
+        <w:t>Auth0</w:t>
       </w:r>
       <w:r>
         <w:rPr>
@@ -2165,77 +2004,8 @@
           <w:b w:val="0"/>
           <w:sz w:val="18"/>
         </w:rPr>
-        <w:t>JWT</w:t>
-      </w:r>
-      <w:r>
-        <w:rPr>
-          <w:rFonts w:ascii="Arial" w:hAnsi="Arial" w:cs="Arial"/>
-          <w:sz w:val="18"/>
-        </w:rPr>
-        <w:t xml:space="preserve">, </w:t>
-      </w:r>
-      <w:proofErr w:type="spellStart"/>
-      <w:r>
-        <w:rPr>
-          <w:rStyle w:val="Strong"/>
-          <w:rFonts w:ascii="Arial" w:hAnsi="Arial" w:cs="Arial"/>
-          <w:b w:val="0"/>
-          <w:sz w:val="18"/>
-        </w:rPr>
-        <w:t>Okta</w:t>
-      </w:r>
-      <w:proofErr w:type="spellEnd"/>
-      <w:r>
-        <w:rPr>
-          <w:rFonts w:ascii="Arial" w:hAnsi="Arial" w:cs="Arial"/>
-          <w:sz w:val="18"/>
-        </w:rPr>
-        <w:t xml:space="preserve">, </w:t>
-      </w:r>
-      <w:r>
-        <w:rPr>
-          <w:rStyle w:val="Strong"/>
-          <w:rFonts w:ascii="Arial" w:hAnsi="Arial" w:cs="Arial"/>
-          <w:b w:val="0"/>
-          <w:sz w:val="18"/>
-        </w:rPr>
-        <w:t>Auth0</w:t>
-      </w:r>
-      <w:r>
-        <w:rPr>
-          <w:rFonts w:ascii="Arial" w:hAnsi="Arial" w:cs="Arial"/>
-          <w:sz w:val="18"/>
-        </w:rPr>
-        <w:t>,</w:t>
-      </w:r>
-      <w:r>
-        <w:rPr>
-          <w:rFonts w:ascii="Arial" w:hAnsi="Arial" w:cs="Arial"/>
-          <w:b/>
-          <w:sz w:val="18"/>
-        </w:rPr>
-        <w:t xml:space="preserve"> </w:t>
-      </w:r>
-      <w:r>
-        <w:rPr>
-          <w:rStyle w:val="Strong"/>
-          <w:rFonts w:ascii="Arial" w:hAnsi="Arial" w:cs="Arial"/>
-          <w:b w:val="0"/>
-          <w:sz w:val="18"/>
-        </w:rPr>
-        <w:t xml:space="preserve">AWS </w:t>
-      </w:r>
-      <w:proofErr w:type="spellStart"/>
-      <w:r>
-        <w:rPr>
-          <w:rStyle w:val="Strong"/>
-          <w:rFonts w:ascii="Arial" w:hAnsi="Arial" w:cs="Arial"/>
-          <w:b w:val="0"/>
-          <w:sz w:val="18"/>
-        </w:rPr>
-        <w:t>Cognito</w:t>
-      </w:r>
-      <w:proofErr w:type="spellEnd"/>
+        <w:t>AWS Cognito</w:t>
+      </w:r>
       <w:r>
         <w:rPr>
           <w:rFonts w:ascii="Arial" w:hAnsi="Arial" w:cs="Arial"/>
@@ -2309,7 +2079,6 @@
       </w:r>
     </w:p>
     <w:p>
-      <w:proofErr w:type="spellStart"/>
       <w:proofErr w:type="gramStart"/>
       <w:r>
         <w:rPr>
@@ -2318,17 +2087,7 @@
           <w:sz w:val="21"/>
           <w:szCs w:val="21"/>
         </w:rPr>
-        <w:t>SumatoSoft</w:t>
-      </w:r>
-      <w:proofErr w:type="spellEnd"/>
-      <w:r>
-        <w:rPr>
-          <w:rFonts w:ascii="Arial" w:eastAsia="Arial" w:hAnsi="Arial" w:cs="Arial"/>
-          <w:color w:val="555555"/>
-          <w:sz w:val="21"/>
-          <w:szCs w:val="21"/>
-        </w:rPr>
-        <w:t xml:space="preserve">  |</w:t>
+        <w:t>SumatoSoft  |</w:t>
       </w:r>
       <w:proofErr w:type="gramEnd"/>
       <w:r>
@@ -2484,7 +2243,6 @@
         </w:rPr>
         <w:t xml:space="preserve">Tuned </w:t>
       </w:r>
-      <w:proofErr w:type="spellStart"/>
       <w:r>
         <w:rPr>
           <w:rStyle w:val="Strong"/>
@@ -2493,7 +2251,6 @@
         </w:rPr>
         <w:t>PostgreSQL</w:t>
       </w:r>
-      <w:proofErr w:type="spellEnd"/>
       <w:r>
         <w:rPr>
           <w:rFonts w:ascii="Arial" w:hAnsi="Arial" w:cs="Arial"/>
@@ -2552,7 +2309,6 @@
         </w:rPr>
         <w:t xml:space="preserve">Introduced </w:t>
       </w:r>
-      <w:proofErr w:type="spellStart"/>
       <w:r>
         <w:rPr>
           <w:rStyle w:val="Strong"/>
@@ -2561,7 +2317,6 @@
         </w:rPr>
         <w:t>Redis</w:t>
       </w:r>
-      <w:proofErr w:type="spellEnd"/>
       <w:r>
         <w:rPr>
           <w:rFonts w:ascii="Arial" w:hAnsi="Arial" w:cs="Arial"/>
@@ -2605,7 +2360,6 @@
         </w:rPr>
         <w:t xml:space="preserve"> and </w:t>
       </w:r>
-      <w:proofErr w:type="spellStart"/>
       <w:r>
         <w:rPr>
           <w:rStyle w:val="Strong"/>
@@ -2614,7 +2368,6 @@
         </w:rPr>
         <w:t>RabbitMQ</w:t>
       </w:r>
-      <w:proofErr w:type="spellEnd"/>
       <w:r>
         <w:rPr>
           <w:rFonts w:ascii="Arial" w:hAnsi="Arial" w:cs="Arial"/>
@@ -2635,23 +2388,7 @@
           <w:rFonts w:ascii="Arial" w:hAnsi="Arial" w:cs="Arial"/>
           <w:sz w:val="18"/>
         </w:rPr>
-        <w:t xml:space="preserve"> and </w:t>
-      </w:r>
-      <w:proofErr w:type="spellStart"/>
-      <w:r>
-        <w:rPr>
-          <w:rFonts w:ascii="Arial" w:hAnsi="Arial" w:cs="Arial"/>
-          <w:sz w:val="18"/>
-        </w:rPr>
-        <w:t>backoff</w:t>
-      </w:r>
-      <w:proofErr w:type="spellEnd"/>
-      <w:r>
-        <w:rPr>
-          <w:rFonts w:ascii="Arial" w:hAnsi="Arial" w:cs="Arial"/>
-          <w:sz w:val="18"/>
-        </w:rPr>
-        <w:t xml:space="preserve"> policies.</w:t>
+        <w:t xml:space="preserve"> and backoff policies.</w:t>
       </w:r>
     </w:p>
     <w:p>
@@ -2687,23 +2424,7 @@
           <w:rFonts w:ascii="Arial" w:hAnsi="Arial" w:cs="Arial"/>
           <w:sz w:val="18"/>
         </w:rPr>
-        <w:t xml:space="preserve"> for long-running pipelines, adding consumer retry strategy, backpressure handling, and operational </w:t>
-      </w:r>
-      <w:proofErr w:type="spellStart"/>
-      <w:r>
-        <w:rPr>
-          <w:rFonts w:ascii="Arial" w:hAnsi="Arial" w:cs="Arial"/>
-          <w:sz w:val="18"/>
-        </w:rPr>
-        <w:t>runbooks</w:t>
-      </w:r>
-      <w:proofErr w:type="spellEnd"/>
-      <w:r>
-        <w:rPr>
-          <w:rFonts w:ascii="Arial" w:hAnsi="Arial" w:cs="Arial"/>
-          <w:sz w:val="18"/>
-        </w:rPr>
-        <w:t>.</w:t>
+        <w:t xml:space="preserve"> for long-running pipelines, adding consumer retry strategy, backpressure handling, and operational runbooks.</w:t>
       </w:r>
     </w:p>
     <w:p>
@@ -2726,23 +2447,13 @@
         </w:rPr>
         <w:t xml:space="preserve">Expanded search capabilities by indexing entities into </w:t>
       </w:r>
-      <w:proofErr w:type="spellStart"/>
-      <w:r>
-        <w:rPr>
-          <w:rStyle w:val="Strong"/>
-          <w:rFonts w:ascii="Arial" w:hAnsi="Arial" w:cs="Arial"/>
-          <w:sz w:val="18"/>
-        </w:rPr>
-        <w:t>Elasticsearch</w:t>
-      </w:r>
-      <w:proofErr w:type="spellEnd"/>
-      <w:r>
-        <w:rPr>
-          <w:rStyle w:val="Strong"/>
-          <w:rFonts w:ascii="Arial" w:hAnsi="Arial" w:cs="Arial"/>
-          <w:sz w:val="18"/>
-        </w:rPr>
-        <w:t>/OpenSearch</w:t>
+      <w:r>
+        <w:rPr>
+          <w:rStyle w:val="Strong"/>
+          <w:rFonts w:ascii="Arial" w:hAnsi="Arial" w:cs="Arial"/>
+          <w:sz w:val="18"/>
+        </w:rPr>
+        <w:t>Elasticsearch/OpenSearch</w:t>
       </w:r>
       <w:r>
         <w:rPr>
@@ -2817,7 +2528,6 @@
         </w:rPr>
         <w:t xml:space="preserve">, </w:t>
       </w:r>
-      <w:proofErr w:type="spellStart"/>
       <w:r>
         <w:rPr>
           <w:rStyle w:val="Strong"/>
@@ -2826,7 +2536,6 @@
         </w:rPr>
         <w:t>DynamoDB</w:t>
       </w:r>
-      <w:proofErr w:type="spellEnd"/>
       <w:r>
         <w:rPr>
           <w:rFonts w:ascii="Arial" w:hAnsi="Arial" w:cs="Arial"/>
@@ -2834,7 +2543,6 @@
         </w:rPr>
         <w:t xml:space="preserve">, </w:t>
       </w:r>
-      <w:proofErr w:type="spellStart"/>
       <w:r>
         <w:rPr>
           <w:rStyle w:val="Strong"/>
@@ -2843,7 +2551,6 @@
         </w:rPr>
         <w:t>ElastiCache</w:t>
       </w:r>
-      <w:proofErr w:type="spellEnd"/>
       <w:r>
         <w:rPr>
           <w:rFonts w:ascii="Arial" w:hAnsi="Arial" w:cs="Arial"/>
@@ -2851,7 +2558,6 @@
         </w:rPr>
         <w:t xml:space="preserve">, </w:t>
       </w:r>
-      <w:proofErr w:type="spellStart"/>
       <w:r>
         <w:rPr>
           <w:rStyle w:val="Strong"/>
@@ -2860,7 +2566,6 @@
         </w:rPr>
         <w:t>EventBridge</w:t>
       </w:r>
-      <w:proofErr w:type="spellEnd"/>
       <w:r>
         <w:rPr>
           <w:rFonts w:ascii="Arial" w:hAnsi="Arial" w:cs="Arial"/>
@@ -2921,7 +2626,6 @@
         </w:rPr>
         <w:t xml:space="preserve">Containerized services with </w:t>
       </w:r>
-      <w:proofErr w:type="spellStart"/>
       <w:r>
         <w:rPr>
           <w:rStyle w:val="Strong"/>
@@ -2930,7 +2634,6 @@
         </w:rPr>
         <w:t>Docker</w:t>
       </w:r>
-      <w:proofErr w:type="spellEnd"/>
       <w:r>
         <w:rPr>
           <w:rFonts w:ascii="Arial" w:hAnsi="Arial" w:cs="Arial"/>
@@ -2938,23 +2641,13 @@
         </w:rPr>
         <w:t xml:space="preserve"> and deployed to </w:t>
       </w:r>
-      <w:proofErr w:type="spellStart"/>
-      <w:r>
-        <w:rPr>
-          <w:rStyle w:val="Strong"/>
-          <w:rFonts w:ascii="Arial" w:hAnsi="Arial" w:cs="Arial"/>
-          <w:sz w:val="18"/>
-        </w:rPr>
-        <w:t>Kubernetes</w:t>
-      </w:r>
-      <w:proofErr w:type="spellEnd"/>
-      <w:r>
-        <w:rPr>
-          <w:rStyle w:val="Strong"/>
-          <w:rFonts w:ascii="Arial" w:hAnsi="Arial" w:cs="Arial"/>
-          <w:sz w:val="18"/>
-        </w:rPr>
-        <w:t xml:space="preserve"> (EKS)</w:t>
+      <w:r>
+        <w:rPr>
+          <w:rStyle w:val="Strong"/>
+          <w:rFonts w:ascii="Arial" w:hAnsi="Arial" w:cs="Arial"/>
+          <w:sz w:val="18"/>
+        </w:rPr>
+        <w:t>Kubernetes (EKS)</w:t>
       </w:r>
       <w:r>
         <w:rPr>
@@ -2993,7 +2686,6 @@
         </w:rPr>
         <w:t xml:space="preserve"> + </w:t>
       </w:r>
-      <w:proofErr w:type="spellStart"/>
       <w:r>
         <w:rPr>
           <w:rStyle w:val="Strong"/>
@@ -3002,7 +2694,6 @@
         </w:rPr>
         <w:t>GitOps</w:t>
       </w:r>
-      <w:proofErr w:type="spellEnd"/>
       <w:r>
         <w:rPr>
           <w:rFonts w:ascii="Arial" w:hAnsi="Arial" w:cs="Arial"/>
@@ -3031,7 +2722,6 @@
         </w:rPr>
         <w:t xml:space="preserve">Codified infrastructure with </w:t>
       </w:r>
-      <w:proofErr w:type="spellStart"/>
       <w:r>
         <w:rPr>
           <w:rStyle w:val="Strong"/>
@@ -3040,7 +2730,6 @@
         </w:rPr>
         <w:t>Terraform</w:t>
       </w:r>
-      <w:proofErr w:type="spellEnd"/>
       <w:r>
         <w:rPr>
           <w:rFonts w:ascii="Arial" w:hAnsi="Arial" w:cs="Arial"/>
@@ -3048,7 +2737,6 @@
         </w:rPr>
         <w:t xml:space="preserve"> and </w:t>
       </w:r>
-      <w:proofErr w:type="spellStart"/>
       <w:r>
         <w:rPr>
           <w:rStyle w:val="Strong"/>
@@ -3057,29 +2745,12 @@
         </w:rPr>
         <w:t>CloudFormation</w:t>
       </w:r>
-      <w:proofErr w:type="spellEnd"/>
-      <w:r>
-        <w:rPr>
-          <w:rFonts w:ascii="Arial" w:hAnsi="Arial" w:cs="Arial"/>
-          <w:sz w:val="18"/>
-        </w:rPr>
-        <w:t xml:space="preserve">, enforcing consistent environments and least-privilege service permissions across </w:t>
-      </w:r>
-      <w:proofErr w:type="spellStart"/>
-      <w:r>
-        <w:rPr>
-          <w:rFonts w:ascii="Arial" w:hAnsi="Arial" w:cs="Arial"/>
-          <w:sz w:val="18"/>
-        </w:rPr>
-        <w:t>dev</w:t>
-      </w:r>
-      <w:proofErr w:type="spellEnd"/>
-      <w:r>
-        <w:rPr>
-          <w:rFonts w:ascii="Arial" w:hAnsi="Arial" w:cs="Arial"/>
-          <w:sz w:val="18"/>
-        </w:rPr>
-        <w:t>/stage/prod.</w:t>
+      <w:r>
+        <w:rPr>
+          <w:rFonts w:ascii="Arial" w:hAnsi="Arial" w:cs="Arial"/>
+          <w:sz w:val="18"/>
+        </w:rPr>
+        <w:t>, enforcing consistent environments and least-privilege service permissions across dev/stage/prod.</w:t>
       </w:r>
     </w:p>
     <w:p>
@@ -3102,7 +2773,6 @@
         </w:rPr>
         <w:t xml:space="preserve">Implemented end-to-end </w:t>
       </w:r>
-      <w:proofErr w:type="spellStart"/>
       <w:r>
         <w:rPr>
           <w:rStyle w:val="Strong"/>
@@ -3111,7 +2781,6 @@
         </w:rPr>
         <w:t>observability</w:t>
       </w:r>
-      <w:proofErr w:type="spellEnd"/>
       <w:r>
         <w:rPr>
           <w:rFonts w:ascii="Arial" w:hAnsi="Arial" w:cs="Arial"/>
@@ -3119,7 +2788,6 @@
         </w:rPr>
         <w:t xml:space="preserve"> using </w:t>
       </w:r>
-      <w:proofErr w:type="spellStart"/>
       <w:r>
         <w:rPr>
           <w:rStyle w:val="Strong"/>
@@ -3128,7 +2796,6 @@
         </w:rPr>
         <w:t>OpenTelemetry</w:t>
       </w:r>
-      <w:proofErr w:type="spellEnd"/>
       <w:r>
         <w:rPr>
           <w:rFonts w:ascii="Arial" w:hAnsi="Arial" w:cs="Arial"/>
@@ -3136,34 +2803,14 @@
         </w:rPr>
         <w:t xml:space="preserve"> with dashboards in </w:t>
       </w:r>
-      <w:proofErr w:type="spellStart"/>
-      <w:r>
-        <w:rPr>
-          <w:rStyle w:val="Strong"/>
-          <w:rFonts w:ascii="Arial" w:hAnsi="Arial" w:cs="Arial"/>
-          <w:sz w:val="18"/>
-        </w:rPr>
-        <w:t>Datadog</w:t>
-      </w:r>
-      <w:proofErr w:type="spellEnd"/>
-      <w:r>
-        <w:rPr>
-          <w:rStyle w:val="Strong"/>
-          <w:rFonts w:ascii="Arial" w:hAnsi="Arial" w:cs="Arial"/>
-          <w:sz w:val="18"/>
-        </w:rPr>
-        <w:t>/</w:t>
-      </w:r>
-      <w:proofErr w:type="spellStart"/>
-      <w:r>
-        <w:rPr>
-          <w:rStyle w:val="Strong"/>
-          <w:rFonts w:ascii="Arial" w:hAnsi="Arial" w:cs="Arial"/>
-          <w:sz w:val="18"/>
-        </w:rPr>
-        <w:t>Grafana</w:t>
-      </w:r>
-      <w:proofErr w:type="spellEnd"/>
+      <w:r>
+        <w:rPr>
+          <w:rStyle w:val="Strong"/>
+          <w:rFonts w:ascii="Arial" w:hAnsi="Arial" w:cs="Arial"/>
+          <w:sz w:val="18"/>
+        </w:rPr>
+        <w:t>Datadog/Grafana</w:t>
+      </w:r>
       <w:r>
         <w:rPr>
           <w:rFonts w:ascii="Arial" w:hAnsi="Arial" w:cs="Arial"/>
@@ -3186,7 +2833,6 @@
         </w:rPr>
         <w:t xml:space="preserve"> and signals in </w:t>
       </w:r>
-      <w:proofErr w:type="spellStart"/>
       <w:r>
         <w:rPr>
           <w:rStyle w:val="Strong"/>
@@ -3195,7 +2841,6 @@
         </w:rPr>
         <w:t>CloudWatch</w:t>
       </w:r>
-      <w:proofErr w:type="spellEnd"/>
       <w:r>
         <w:rPr>
           <w:rFonts w:ascii="Arial" w:hAnsi="Arial" w:cs="Arial"/>
@@ -3222,6 +2867,7 @@
           <w:rFonts w:ascii="Arial" w:hAnsi="Arial" w:cs="Arial"/>
           <w:sz w:val="18"/>
         </w:rPr>
+        <w:lastRenderedPageBreak/>
         <w:t xml:space="preserve">Strengthened security posture using </w:t>
       </w:r>
       <w:r>
@@ -3299,34 +2945,14 @@
         </w:rPr>
         <w:t xml:space="preserve">, integrating enterprise identity via </w:t>
       </w:r>
-      <w:proofErr w:type="spellStart"/>
-      <w:r>
-        <w:rPr>
-          <w:rStyle w:val="Strong"/>
-          <w:rFonts w:ascii="Arial" w:hAnsi="Arial" w:cs="Arial"/>
-          <w:sz w:val="18"/>
-        </w:rPr>
-        <w:t>Okta</w:t>
-      </w:r>
-      <w:proofErr w:type="spellEnd"/>
-      <w:r>
-        <w:rPr>
-          <w:rStyle w:val="Strong"/>
-          <w:rFonts w:ascii="Arial" w:hAnsi="Arial" w:cs="Arial"/>
-          <w:sz w:val="18"/>
-        </w:rPr>
-        <w:t xml:space="preserve">/Auth0/AWS </w:t>
-      </w:r>
-      <w:proofErr w:type="spellStart"/>
-      <w:r>
-        <w:rPr>
-          <w:rStyle w:val="Strong"/>
-          <w:rFonts w:ascii="Arial" w:hAnsi="Arial" w:cs="Arial"/>
-          <w:sz w:val="18"/>
-        </w:rPr>
-        <w:t>Cognito</w:t>
-      </w:r>
-      <w:proofErr w:type="spellEnd"/>
+      <w:r>
+        <w:rPr>
+          <w:rStyle w:val="Strong"/>
+          <w:rFonts w:ascii="Arial" w:hAnsi="Arial" w:cs="Arial"/>
+          <w:sz w:val="18"/>
+        </w:rPr>
+        <w:t>Okta/Auth0/AWS Cognito</w:t>
+      </w:r>
       <w:r>
         <w:rPr>
           <w:rFonts w:ascii="Arial" w:hAnsi="Arial" w:cs="Arial"/>
@@ -3353,26 +2979,15 @@
           <w:rFonts w:ascii="Arial" w:hAnsi="Arial" w:cs="Arial"/>
           <w:sz w:val="18"/>
         </w:rPr>
-        <w:lastRenderedPageBreak/>
         <w:t xml:space="preserve">Improved release quality with CI/CD across </w:t>
       </w:r>
-      <w:proofErr w:type="spellStart"/>
-      <w:r>
-        <w:rPr>
-          <w:rStyle w:val="Strong"/>
-          <w:rFonts w:ascii="Arial" w:hAnsi="Arial" w:cs="Arial"/>
-          <w:sz w:val="18"/>
-        </w:rPr>
-        <w:t>GitHub</w:t>
-      </w:r>
-      <w:proofErr w:type="spellEnd"/>
-      <w:r>
-        <w:rPr>
-          <w:rStyle w:val="Strong"/>
-          <w:rFonts w:ascii="Arial" w:hAnsi="Arial" w:cs="Arial"/>
-          <w:sz w:val="18"/>
-        </w:rPr>
-        <w:t xml:space="preserve"> Actions</w:t>
+      <w:r>
+        <w:rPr>
+          <w:rStyle w:val="Strong"/>
+          <w:rFonts w:ascii="Arial" w:hAnsi="Arial" w:cs="Arial"/>
+          <w:sz w:val="18"/>
+        </w:rPr>
+        <w:t>GitHub Actions</w:t>
       </w:r>
       <w:r>
         <w:rPr>
@@ -3381,23 +2996,13 @@
         </w:rPr>
         <w:t xml:space="preserve">, </w:t>
       </w:r>
-      <w:proofErr w:type="spellStart"/>
-      <w:r>
-        <w:rPr>
-          <w:rStyle w:val="Strong"/>
-          <w:rFonts w:ascii="Arial" w:hAnsi="Arial" w:cs="Arial"/>
-          <w:sz w:val="18"/>
-        </w:rPr>
-        <w:t>GitLab</w:t>
-      </w:r>
-      <w:proofErr w:type="spellEnd"/>
-      <w:r>
-        <w:rPr>
-          <w:rStyle w:val="Strong"/>
-          <w:rFonts w:ascii="Arial" w:hAnsi="Arial" w:cs="Arial"/>
-          <w:sz w:val="18"/>
-        </w:rPr>
-        <w:t xml:space="preserve"> CI</w:t>
+      <w:r>
+        <w:rPr>
+          <w:rStyle w:val="Strong"/>
+          <w:rFonts w:ascii="Arial" w:hAnsi="Arial" w:cs="Arial"/>
+          <w:sz w:val="18"/>
+        </w:rPr>
+        <w:t>GitLab CI</w:t>
       </w:r>
       <w:r>
         <w:rPr>
@@ -3573,7 +3178,6 @@
         </w:rPr>
         <w:t xml:space="preserve">Designed schemas and rollout-safe migrations for </w:t>
       </w:r>
-      <w:proofErr w:type="spellStart"/>
       <w:r>
         <w:rPr>
           <w:rStyle w:val="Strong"/>
@@ -3582,7 +3186,6 @@
         </w:rPr>
         <w:t>PostgreSQL</w:t>
       </w:r>
-      <w:proofErr w:type="spellEnd"/>
       <w:r>
         <w:rPr>
           <w:rFonts w:ascii="Arial" w:hAnsi="Arial" w:cs="Arial"/>
@@ -3626,7 +3229,6 @@
         </w:rPr>
         <w:t xml:space="preserve">Implemented caching for high-read endpoints using </w:t>
       </w:r>
-      <w:proofErr w:type="spellStart"/>
       <w:r>
         <w:rPr>
           <w:rStyle w:val="Strong"/>
@@ -3635,7 +3237,6 @@
         </w:rPr>
         <w:t>Redis</w:t>
       </w:r>
-      <w:proofErr w:type="spellEnd"/>
       <w:r>
         <w:rPr>
           <w:rFonts w:ascii="Arial" w:hAnsi="Arial" w:cs="Arial"/>
@@ -3662,25 +3263,8 @@
           <w:rFonts w:ascii="Arial" w:hAnsi="Arial" w:cs="Arial"/>
           <w:sz w:val="18"/>
         </w:rPr>
-        <w:t xml:space="preserve">Added </w:t>
-      </w:r>
-      <w:proofErr w:type="spellStart"/>
-      <w:r>
-        <w:rPr>
-          <w:rFonts w:ascii="Arial" w:hAnsi="Arial" w:cs="Arial"/>
-          <w:sz w:val="18"/>
-        </w:rPr>
-        <w:t>async</w:t>
-      </w:r>
-      <w:proofErr w:type="spellEnd"/>
-      <w:r>
-        <w:rPr>
-          <w:rFonts w:ascii="Arial" w:hAnsi="Arial" w:cs="Arial"/>
-          <w:sz w:val="18"/>
-        </w:rPr>
-        <w:t xml:space="preserve"> processing for long-running workloads using </w:t>
-      </w:r>
-      <w:proofErr w:type="spellStart"/>
+        <w:t xml:space="preserve">Added async processing for long-running workloads using </w:t>
+      </w:r>
       <w:r>
         <w:rPr>
           <w:rStyle w:val="Strong"/>
@@ -3689,7 +3273,6 @@
         </w:rPr>
         <w:t>RabbitMQ</w:t>
       </w:r>
-      <w:proofErr w:type="spellEnd"/>
       <w:r>
         <w:rPr>
           <w:rFonts w:ascii="Arial" w:hAnsi="Arial" w:cs="Arial"/>
@@ -3733,23 +3316,13 @@
         </w:rPr>
         <w:t xml:space="preserve">Introduced search-driven UX capabilities by integrating </w:t>
       </w:r>
-      <w:proofErr w:type="spellStart"/>
-      <w:r>
-        <w:rPr>
-          <w:rStyle w:val="Strong"/>
-          <w:rFonts w:ascii="Arial" w:hAnsi="Arial" w:cs="Arial"/>
-          <w:sz w:val="18"/>
-        </w:rPr>
-        <w:t>Elasticsearch</w:t>
-      </w:r>
-      <w:proofErr w:type="spellEnd"/>
-      <w:r>
-        <w:rPr>
-          <w:rStyle w:val="Strong"/>
-          <w:rFonts w:ascii="Arial" w:hAnsi="Arial" w:cs="Arial"/>
-          <w:sz w:val="18"/>
-        </w:rPr>
-        <w:t>/OpenSearch</w:t>
+      <w:r>
+        <w:rPr>
+          <w:rStyle w:val="Strong"/>
+          <w:rFonts w:ascii="Arial" w:hAnsi="Arial" w:cs="Arial"/>
+          <w:sz w:val="18"/>
+        </w:rPr>
+        <w:t>Elasticsearch/OpenSearch</w:t>
       </w:r>
       <w:r>
         <w:rPr>
@@ -3839,7 +3412,6 @@
         </w:rPr>
         <w:t xml:space="preserve">, </w:t>
       </w:r>
-      <w:proofErr w:type="spellStart"/>
       <w:r>
         <w:rPr>
           <w:rStyle w:val="Strong"/>
@@ -3848,7 +3420,6 @@
         </w:rPr>
         <w:t>CloudFront</w:t>
       </w:r>
-      <w:proofErr w:type="spellEnd"/>
       <w:r>
         <w:rPr>
           <w:rFonts w:ascii="Arial" w:hAnsi="Arial" w:cs="Arial"/>
@@ -4018,7 +3589,6 @@
         </w:rPr>
         <w:t xml:space="preserve"> and </w:t>
       </w:r>
-      <w:proofErr w:type="spellStart"/>
       <w:r>
         <w:rPr>
           <w:rStyle w:val="Strong"/>
@@ -4027,7 +3597,6 @@
         </w:rPr>
         <w:t>BigQuery</w:t>
       </w:r>
-      <w:proofErr w:type="spellEnd"/>
       <w:r>
         <w:rPr>
           <w:rFonts w:ascii="Arial" w:hAnsi="Arial" w:cs="Arial"/>
@@ -4054,25 +3623,8 @@
           <w:rFonts w:ascii="Arial" w:hAnsi="Arial" w:cs="Arial"/>
           <w:sz w:val="18"/>
         </w:rPr>
-        <w:t xml:space="preserve">Standardized </w:t>
-      </w:r>
-      <w:proofErr w:type="spellStart"/>
-      <w:r>
-        <w:rPr>
-          <w:rFonts w:ascii="Arial" w:hAnsi="Arial" w:cs="Arial"/>
-          <w:sz w:val="18"/>
-        </w:rPr>
-        <w:t>observability</w:t>
-      </w:r>
-      <w:proofErr w:type="spellEnd"/>
-      <w:r>
-        <w:rPr>
-          <w:rFonts w:ascii="Arial" w:hAnsi="Arial" w:cs="Arial"/>
-          <w:sz w:val="18"/>
-        </w:rPr>
-        <w:t xml:space="preserve"> with structured logs, metrics, and traces using </w:t>
-      </w:r>
-      <w:proofErr w:type="spellStart"/>
+        <w:t xml:space="preserve">Standardized observability with structured logs, metrics, and traces using </w:t>
+      </w:r>
       <w:r>
         <w:rPr>
           <w:rStyle w:val="Strong"/>
@@ -4081,7 +3633,6 @@
         </w:rPr>
         <w:t>OpenTelemetry</w:t>
       </w:r>
-      <w:proofErr w:type="spellEnd"/>
       <w:r>
         <w:rPr>
           <w:rFonts w:ascii="Arial" w:hAnsi="Arial" w:cs="Arial"/>
@@ -4089,34 +3640,14 @@
         </w:rPr>
         <w:t xml:space="preserve">, dashboards in </w:t>
       </w:r>
-      <w:proofErr w:type="spellStart"/>
-      <w:r>
-        <w:rPr>
-          <w:rStyle w:val="Strong"/>
-          <w:rFonts w:ascii="Arial" w:hAnsi="Arial" w:cs="Arial"/>
-          <w:sz w:val="18"/>
-        </w:rPr>
-        <w:t>Grafana</w:t>
-      </w:r>
-      <w:proofErr w:type="spellEnd"/>
-      <w:r>
-        <w:rPr>
-          <w:rStyle w:val="Strong"/>
-          <w:rFonts w:ascii="Arial" w:hAnsi="Arial" w:cs="Arial"/>
-          <w:sz w:val="18"/>
-        </w:rPr>
-        <w:t>/</w:t>
-      </w:r>
-      <w:proofErr w:type="spellStart"/>
-      <w:r>
-        <w:rPr>
-          <w:rStyle w:val="Strong"/>
-          <w:rFonts w:ascii="Arial" w:hAnsi="Arial" w:cs="Arial"/>
-          <w:sz w:val="18"/>
-        </w:rPr>
-        <w:t>Datadog</w:t>
-      </w:r>
-      <w:proofErr w:type="spellEnd"/>
+      <w:r>
+        <w:rPr>
+          <w:rStyle w:val="Strong"/>
+          <w:rFonts w:ascii="Arial" w:hAnsi="Arial" w:cs="Arial"/>
+          <w:sz w:val="18"/>
+        </w:rPr>
+        <w:t>Grafana/Datadog</w:t>
+      </w:r>
       <w:r>
         <w:rPr>
           <w:rFonts w:ascii="Arial" w:hAnsi="Arial" w:cs="Arial"/>
@@ -4232,18 +3763,8 @@
           <w:rFonts w:ascii="Arial" w:hAnsi="Arial" w:cs="Arial"/>
           <w:sz w:val="18"/>
         </w:rPr>
-        <w:t xml:space="preserve">Azure </w:t>
-      </w:r>
-      <w:proofErr w:type="spellStart"/>
-      <w:r>
-        <w:rPr>
-          <w:rStyle w:val="Strong"/>
-          <w:rFonts w:ascii="Arial" w:hAnsi="Arial" w:cs="Arial"/>
-          <w:sz w:val="18"/>
-        </w:rPr>
-        <w:t>DevOps</w:t>
-      </w:r>
-      <w:proofErr w:type="spellEnd"/>
+        <w:t>Azure DevOps</w:t>
+      </w:r>
       <w:r>
         <w:rPr>
           <w:rFonts w:ascii="Arial" w:hAnsi="Arial" w:cs="Arial"/>
@@ -4251,7 +3772,6 @@
         </w:rPr>
         <w:t xml:space="preserve"> and </w:t>
       </w:r>
-      <w:proofErr w:type="spellStart"/>
       <w:r>
         <w:rPr>
           <w:rStyle w:val="Strong"/>
@@ -4260,7 +3780,6 @@
         </w:rPr>
         <w:t>CircleCI</w:t>
       </w:r>
-      <w:proofErr w:type="spellEnd"/>
       <w:r>
         <w:rPr>
           <w:rFonts w:ascii="Arial" w:hAnsi="Arial" w:cs="Arial"/>
@@ -4268,7 +3787,6 @@
         </w:rPr>
         <w:t xml:space="preserve">, enforcing build gates, automated checks, and consistent packaging with </w:t>
       </w:r>
-      <w:proofErr w:type="spellStart"/>
       <w:r>
         <w:rPr>
           <w:rStyle w:val="Strong"/>
@@ -4277,7 +3795,6 @@
         </w:rPr>
         <w:t>Docker</w:t>
       </w:r>
-      <w:proofErr w:type="spellEnd"/>
       <w:r>
         <w:rPr>
           <w:rFonts w:ascii="Arial" w:hAnsi="Arial" w:cs="Arial"/>
@@ -4511,7 +4028,6 @@
         </w:rPr>
         <w:t xml:space="preserve">Introduced </w:t>
       </w:r>
-      <w:proofErr w:type="spellStart"/>
       <w:r>
         <w:rPr>
           <w:rStyle w:val="Strong"/>
@@ -4520,7 +4036,6 @@
         </w:rPr>
         <w:t>Redis</w:t>
       </w:r>
-      <w:proofErr w:type="spellEnd"/>
       <w:r>
         <w:rPr>
           <w:rFonts w:ascii="Arial" w:hAnsi="Arial" w:cs="Arial"/>
@@ -4570,7 +4085,6 @@
         </w:rPr>
         <w:t xml:space="preserve">Added early search and filtering using </w:t>
       </w:r>
-      <w:proofErr w:type="spellStart"/>
       <w:r>
         <w:rPr>
           <w:rStyle w:val="Strong"/>
@@ -4579,7 +4093,6 @@
         </w:rPr>
         <w:t>Elasticsearch</w:t>
       </w:r>
-      <w:proofErr w:type="spellEnd"/>
       <w:r>
         <w:rPr>
           <w:rFonts w:ascii="Arial" w:hAnsi="Arial" w:cs="Arial"/>
@@ -4644,7 +4157,6 @@
         </w:rPr>
         <w:t xml:space="preserve">Containerized select services using </w:t>
       </w:r>
-      <w:proofErr w:type="spellStart"/>
       <w:r>
         <w:rPr>
           <w:rStyle w:val="Strong"/>
@@ -4653,29 +4165,12 @@
         </w:rPr>
         <w:t>Docker</w:t>
       </w:r>
-      <w:proofErr w:type="spellEnd"/>
-      <w:r>
-        <w:rPr>
-          <w:rFonts w:ascii="Arial" w:hAnsi="Arial" w:cs="Arial"/>
-          <w:sz w:val="18"/>
-        </w:rPr>
-        <w:t xml:space="preserve"> to reduce environment drift and standardize </w:t>
-      </w:r>
-      <w:proofErr w:type="spellStart"/>
-      <w:r>
-        <w:rPr>
-          <w:rFonts w:ascii="Arial" w:hAnsi="Arial" w:cs="Arial"/>
-          <w:sz w:val="18"/>
-        </w:rPr>
-        <w:t>dev</w:t>
-      </w:r>
-      <w:proofErr w:type="spellEnd"/>
-      <w:r>
-        <w:rPr>
-          <w:rFonts w:ascii="Arial" w:hAnsi="Arial" w:cs="Arial"/>
-          <w:sz w:val="18"/>
-        </w:rPr>
-        <w:t>/test parity.</w:t>
+      <w:r>
+        <w:rPr>
+          <w:rFonts w:ascii="Arial" w:hAnsi="Arial" w:cs="Arial"/>
+          <w:sz w:val="18"/>
+        </w:rPr>
+        <w:t xml:space="preserve"> to reduce environment drift and standardize dev/test parity.</w:t>
       </w:r>
     </w:p>
     <w:p>
@@ -4778,6 +4273,7 @@
           <w:sz w:val="21"/>
           <w:szCs w:val="21"/>
         </w:rPr>
+        <w:lastRenderedPageBreak/>
         <w:t>Microsoft  |</w:t>
       </w:r>
       <w:proofErr w:type="gramEnd"/>
@@ -4809,7 +4305,6 @@
           <w:rFonts w:ascii="Arial" w:hAnsi="Arial" w:cs="Arial"/>
           <w:sz w:val="18"/>
         </w:rPr>
-        <w:lastRenderedPageBreak/>
         <w:t>Shipped backend-adjacent enhancements with strict review gates, improving maintainability and release confidence for a web-facing product area.</w:t>
       </w:r>
     </w:p>
@@ -5190,7 +4685,6 @@
         </w:rPr>
         <w:t xml:space="preserve"> and </w:t>
       </w:r>
-      <w:proofErr w:type="spellStart"/>
       <w:r>
         <w:rPr>
           <w:rStyle w:val="Strong"/>
@@ -5200,7 +4694,6 @@
         </w:rPr>
         <w:t>PostgreSQL</w:t>
       </w:r>
-      <w:proofErr w:type="spellEnd"/>
       <w:r>
         <w:rPr>
           <w:rFonts w:ascii="Arial" w:hAnsi="Arial" w:cs="Arial"/>
@@ -5266,7 +4759,6 @@
         </w:rPr>
         <w:t xml:space="preserve">, adding </w:t>
       </w:r>
-      <w:proofErr w:type="spellStart"/>
       <w:r>
         <w:rPr>
           <w:rStyle w:val="Strong"/>
@@ -5276,7 +4768,6 @@
         </w:rPr>
         <w:t>idempotency</w:t>
       </w:r>
-      <w:proofErr w:type="spellEnd"/>
       <w:r>
         <w:rPr>
           <w:rFonts w:ascii="Arial" w:hAnsi="Arial" w:cs="Arial"/>
@@ -5325,7 +4816,6 @@
         </w:rPr>
         <w:t xml:space="preserve">Added performance layers using </w:t>
       </w:r>
-      <w:proofErr w:type="spellStart"/>
       <w:r>
         <w:rPr>
           <w:rStyle w:val="Strong"/>
@@ -5335,7 +4825,6 @@
         </w:rPr>
         <w:t>Redis</w:t>
       </w:r>
-      <w:proofErr w:type="spellEnd"/>
       <w:r>
         <w:rPr>
           <w:rFonts w:ascii="Arial" w:hAnsi="Arial" w:cs="Arial"/>
@@ -5344,7 +4833,6 @@
         </w:rPr>
         <w:t xml:space="preserve"> and implemented traceability via </w:t>
       </w:r>
-      <w:proofErr w:type="spellStart"/>
       <w:r>
         <w:rPr>
           <w:rStyle w:val="Strong"/>
@@ -5354,7 +4842,6 @@
         </w:rPr>
         <w:t>OpenTelemetry</w:t>
       </w:r>
-      <w:proofErr w:type="spellEnd"/>
       <w:r>
         <w:rPr>
           <w:rFonts w:ascii="Arial" w:hAnsi="Arial" w:cs="Arial"/>
@@ -5363,7 +4850,6 @@
         </w:rPr>
         <w:t xml:space="preserve"> with dashboards in </w:t>
       </w:r>
-      <w:proofErr w:type="spellStart"/>
       <w:r>
         <w:rPr>
           <w:rStyle w:val="Strong"/>
@@ -5371,19 +4857,16 @@
           <w:sz w:val="18"/>
           <w:szCs w:val="18"/>
         </w:rPr>
-        <w:t>Datadog</w:t>
-      </w:r>
-      <w:proofErr w:type="spellEnd"/>
-      <w:r>
-        <w:rPr>
-          <w:rStyle w:val="Strong"/>
+        <w:t>Datadog/Grafana</w:t>
+      </w:r>
+      <w:r>
+        <w:rPr>
           <w:rFonts w:ascii="Arial" w:hAnsi="Arial" w:cs="Arial"/>
           <w:sz w:val="18"/>
           <w:szCs w:val="18"/>
         </w:rPr>
-        <w:t>/</w:t>
-      </w:r>
-      <w:proofErr w:type="spellStart"/>
+        <w:t xml:space="preserve"> and logs in </w:t>
+      </w:r>
       <w:r>
         <w:rPr>
           <w:rStyle w:val="Strong"/>
@@ -5391,36 +4874,7 @@
           <w:sz w:val="18"/>
           <w:szCs w:val="18"/>
         </w:rPr>
-        <w:t>Grafana</w:t>
-      </w:r>
-      <w:proofErr w:type="spellEnd"/>
-      <w:r>
-        <w:rPr>
-          <w:rFonts w:ascii="Arial" w:hAnsi="Arial" w:cs="Arial"/>
-          <w:sz w:val="18"/>
-          <w:szCs w:val="18"/>
-        </w:rPr>
-        <w:t xml:space="preserve"> and logs in </w:t>
-      </w:r>
-      <w:proofErr w:type="spellStart"/>
-      <w:r>
-        <w:rPr>
-          <w:rStyle w:val="Strong"/>
-          <w:rFonts w:ascii="Arial" w:hAnsi="Arial" w:cs="Arial"/>
-          <w:sz w:val="18"/>
-          <w:szCs w:val="18"/>
-        </w:rPr>
-        <w:t>CloudWatch</w:t>
-      </w:r>
-      <w:proofErr w:type="spellEnd"/>
-      <w:r>
-        <w:rPr>
-          <w:rStyle w:val="Strong"/>
-          <w:rFonts w:ascii="Arial" w:hAnsi="Arial" w:cs="Arial"/>
-          <w:sz w:val="18"/>
-          <w:szCs w:val="18"/>
-        </w:rPr>
-        <w:t>/ELK</w:t>
+        <w:t>CloudWatch/ELK</w:t>
       </w:r>
       <w:r>
         <w:rPr>
@@ -5578,7 +5032,6 @@
         </w:rPr>
         <w:t xml:space="preserve">Implemented a high-volume indexing pipeline into </w:t>
       </w:r>
-      <w:proofErr w:type="spellStart"/>
       <w:r>
         <w:rPr>
           <w:rStyle w:val="Strong"/>
@@ -5586,17 +5039,7 @@
           <w:sz w:val="18"/>
           <w:szCs w:val="18"/>
         </w:rPr>
-        <w:t>Elasticsearch</w:t>
-      </w:r>
-      <w:proofErr w:type="spellEnd"/>
-      <w:r>
-        <w:rPr>
-          <w:rStyle w:val="Strong"/>
-          <w:rFonts w:ascii="Arial" w:hAnsi="Arial" w:cs="Arial"/>
-          <w:sz w:val="18"/>
-          <w:szCs w:val="18"/>
-        </w:rPr>
-        <w:t>/OpenSearch</w:t>
+        <w:t>Elasticsearch/OpenSearch</w:t>
       </w:r>
       <w:r>
         <w:rPr>
@@ -5653,19 +5096,8 @@
           <w:sz w:val="18"/>
           <w:szCs w:val="18"/>
         </w:rPr>
-        <w:t>Redshift/</w:t>
-      </w:r>
-      <w:proofErr w:type="spellStart"/>
-      <w:r>
-        <w:rPr>
-          <w:rStyle w:val="Strong"/>
-          <w:rFonts w:ascii="Arial" w:hAnsi="Arial" w:cs="Arial"/>
-          <w:sz w:val="18"/>
-          <w:szCs w:val="18"/>
-        </w:rPr>
-        <w:t>BigQuery</w:t>
-      </w:r>
-      <w:proofErr w:type="spellEnd"/>
+        <w:t>Redshift/BigQuery</w:t>
+      </w:r>
       <w:r>
         <w:rPr>
           <w:rFonts w:ascii="Arial" w:hAnsi="Arial" w:cs="Arial"/>
@@ -5731,7 +5163,6 @@
         </w:rPr>
         <w:t xml:space="preserve">, and CI/CD pipelines in </w:t>
       </w:r>
-      <w:proofErr w:type="spellStart"/>
       <w:r>
         <w:rPr>
           <w:rStyle w:val="Strong"/>
@@ -5739,37 +5170,7 @@
           <w:sz w:val="18"/>
           <w:szCs w:val="18"/>
         </w:rPr>
-        <w:t>GitHub</w:t>
-      </w:r>
-      <w:proofErr w:type="spellEnd"/>
-      <w:r>
-        <w:rPr>
-          <w:rStyle w:val="Strong"/>
-          <w:rFonts w:ascii="Arial" w:hAnsi="Arial" w:cs="Arial"/>
-          <w:sz w:val="18"/>
-          <w:szCs w:val="18"/>
-        </w:rPr>
-        <w:t xml:space="preserve"> Actions/</w:t>
-      </w:r>
-      <w:proofErr w:type="spellStart"/>
-      <w:r>
-        <w:rPr>
-          <w:rStyle w:val="Strong"/>
-          <w:rFonts w:ascii="Arial" w:hAnsi="Arial" w:cs="Arial"/>
-          <w:sz w:val="18"/>
-          <w:szCs w:val="18"/>
-        </w:rPr>
-        <w:t>GitLab</w:t>
-      </w:r>
-      <w:proofErr w:type="spellEnd"/>
-      <w:r>
-        <w:rPr>
-          <w:rStyle w:val="Strong"/>
-          <w:rFonts w:ascii="Arial" w:hAnsi="Arial" w:cs="Arial"/>
-          <w:sz w:val="18"/>
-          <w:szCs w:val="18"/>
-        </w:rPr>
-        <w:t xml:space="preserve"> CI</w:t>
+        <w:t>GitHub Actions/GitLab CI</w:t>
       </w:r>
       <w:r>
         <w:rPr>

--- a/idris/.NET Backend/Idris_Sadiq.docx
+++ b/idris/.NET Backend/Idris_Sadiq.docx
@@ -46,7 +46,16 @@
             <w:pPr>
               <w:spacing w:after="40"/>
               <w:jc w:val="center"/>
+              <w:rPr>
+                <w:rFonts w:ascii="Arial" w:eastAsia="Arial" w:hAnsi="Arial" w:cs="Arial"/>
+                <w:b/>
+                <w:bCs/>
+                <w:color w:val="FFFFFF"/>
+                <w:sz w:val="48"/>
+                <w:szCs w:val="48"/>
+              </w:rPr>
             </w:pPr>
+            <w:proofErr w:type="spellStart"/>
             <w:r>
               <w:rPr>
                 <w:rFonts w:ascii="Arial" w:eastAsia="Arial" w:hAnsi="Arial" w:cs="Arial"/>
@@ -56,13 +65,44 @@
                 <w:sz w:val="48"/>
                 <w:szCs w:val="48"/>
               </w:rPr>
-              <w:t>Idris Sadiq</w:t>
+              <w:t>Idris</w:t>
             </w:r>
+            <w:proofErr w:type="spellEnd"/>
+            <w:r>
+              <w:rPr>
+                <w:rFonts w:ascii="Arial" w:eastAsia="Arial" w:hAnsi="Arial" w:cs="Arial"/>
+                <w:b/>
+                <w:bCs/>
+                <w:color w:val="FFFFFF"/>
+                <w:sz w:val="48"/>
+                <w:szCs w:val="48"/>
+              </w:rPr>
+              <w:t xml:space="preserve"> </w:t>
+            </w:r>
+            <w:proofErr w:type="spellStart"/>
+            <w:r>
+              <w:rPr>
+                <w:rFonts w:ascii="Arial" w:eastAsia="Arial" w:hAnsi="Arial" w:cs="Arial"/>
+                <w:b/>
+                <w:bCs/>
+                <w:color w:val="FFFFFF"/>
+                <w:sz w:val="48"/>
+                <w:szCs w:val="48"/>
+              </w:rPr>
+              <w:t>Sadiq</w:t>
+            </w:r>
+            <w:proofErr w:type="spellEnd"/>
           </w:p>
           <w:p>
             <w:pPr>
               <w:spacing w:after="40"/>
               <w:jc w:val="center"/>
+              <w:rPr>
+                <w:rFonts w:ascii="Arial" w:eastAsia="Arial" w:hAnsi="Arial" w:cs="Arial"/>
+                <w:color w:val="DDDDDD"/>
+                <w:sz w:val="24"/>
+                <w:szCs w:val="24"/>
+              </w:rPr>
             </w:pPr>
             <w:r>
               <w:rPr>
@@ -71,7 +111,52 @@
                 <w:sz w:val="24"/>
                 <w:szCs w:val="24"/>
               </w:rPr>
-              <w:t>Senior Software Engineer</w:t>
+              <w:t xml:space="preserve">Senior Software Engineer | </w:t>
+            </w:r>
+            <w:r>
+              <w:rPr>
+                <w:rFonts w:ascii="Arial" w:eastAsia="Arial" w:hAnsi="Arial" w:cs="Arial"/>
+                <w:color w:val="DDDDDD"/>
+                <w:sz w:val="24"/>
+                <w:szCs w:val="24"/>
+              </w:rPr>
+              <w:t xml:space="preserve">C#, </w:t>
+            </w:r>
+            <w:r>
+              <w:rPr>
+                <w:rFonts w:ascii="Arial" w:eastAsia="Arial" w:hAnsi="Arial" w:cs="Arial"/>
+                <w:color w:val="DDDDDD"/>
+                <w:sz w:val="24"/>
+                <w:szCs w:val="24"/>
+              </w:rPr>
+              <w:t>.NET</w:t>
+            </w:r>
+            <w:r>
+              <w:rPr>
+                <w:rFonts w:ascii="Arial" w:eastAsia="Arial" w:hAnsi="Arial" w:cs="Arial"/>
+                <w:color w:val="DDDDDD"/>
+                <w:sz w:val="24"/>
+                <w:szCs w:val="24"/>
+              </w:rPr>
+              <w:t>, Az</w:t>
+            </w:r>
+            <w:r>
+              <w:rPr>
+                <w:rFonts w:ascii="Arial" w:eastAsia="Arial" w:hAnsi="Arial" w:cs="Arial"/>
+                <w:color w:val="DDDDDD"/>
+                <w:sz w:val="24"/>
+                <w:szCs w:val="24"/>
+              </w:rPr>
+              <w:t>ure/AWS | 11</w:t>
+            </w:r>
+            <w:r>
+              <w:rPr>
+                <w:rFonts w:ascii="Arial" w:eastAsia="Arial" w:hAnsi="Arial" w:cs="Arial"/>
+                <w:color w:val="DDDDDD"/>
+                <w:sz w:val="24"/>
+                <w:szCs w:val="24"/>
+              </w:rPr>
+              <w:t>+ Years</w:t>
             </w:r>
           </w:p>
           <w:p>
@@ -88,7 +173,42 @@
                 <w:rFonts w:ascii="Arial" w:eastAsia="Arial" w:hAnsi="Arial" w:cs="Arial"/>
                 <w:color w:val="BBBBBB"/>
               </w:rPr>
-              <w:t>Idrissdev@outlook.com | +1 (424) 458-6548 | Spring Valley, California, United States</w:t>
+              <w:t xml:space="preserve">i.sadiq.pro@outlook.com </w:t>
+            </w:r>
+            <w:r>
+              <w:rPr>
+                <w:rFonts w:ascii="Arial" w:eastAsia="Arial" w:hAnsi="Arial" w:cs="Arial"/>
+                <w:color w:val="BBBBBB"/>
+              </w:rPr>
+              <w:t xml:space="preserve">| </w:t>
+            </w:r>
+            <w:r>
+              <w:rPr>
+                <w:rFonts w:ascii="Arial" w:eastAsia="Arial" w:hAnsi="Arial" w:cs="Arial"/>
+                <w:color w:val="BBBBBB"/>
+              </w:rPr>
+              <w:t xml:space="preserve">+1 (858) 386-0205 </w:t>
+            </w:r>
+            <w:r>
+              <w:rPr>
+                <w:rFonts w:ascii="Arial" w:eastAsia="Arial" w:hAnsi="Arial" w:cs="Arial"/>
+                <w:color w:val="BBBBBB"/>
+              </w:rPr>
+              <w:t xml:space="preserve">| </w:t>
+            </w:r>
+            <w:r>
+              <w:rPr>
+                <w:rFonts w:ascii="Arial" w:eastAsia="Arial" w:hAnsi="Arial" w:cs="Arial"/>
+                <w:color w:val="BBBBBB"/>
+              </w:rPr>
+              <w:t>Spring Valley</w:t>
+            </w:r>
+            <w:r>
+              <w:rPr>
+                <w:rFonts w:ascii="Arial" w:eastAsia="Arial" w:hAnsi="Arial" w:cs="Arial"/>
+                <w:color w:val="BBBBBB"/>
+              </w:rPr>
+              <w:t>, California, United States</w:t>
             </w:r>
             <w:r>
               <w:t xml:space="preserve"> </w:t>
@@ -98,7 +218,7 @@
                 <w:rFonts w:ascii="Arial" w:eastAsia="Arial" w:hAnsi="Arial" w:cs="Arial"/>
                 <w:color w:val="BBBBBB"/>
               </w:rPr>
-              <w:t xml:space="preserve">https://www.linkedin.com/in/idris-sadiq-1b824b3b4 </w:t>
+              <w:t>https://www.linkedin.com/in/idris-sadiq-8988b93b9</w:t>
             </w:r>
           </w:p>
           <w:p>
@@ -112,8 +232,6 @@
               </w:rPr>
               <w:t>US citizen | White | English (Native)</w:t>
             </w:r>
-            <w:bookmarkStart w:id="0" w:name="_GoBack"/>
-            <w:bookmarkEnd w:id="0"/>
           </w:p>
         </w:tc>
       </w:tr>
@@ -147,222 +265,150 @@
         <w:jc w:val="both"/>
         <w:rPr>
           <w:rFonts w:ascii="Arial" w:hAnsi="Arial" w:cs="Arial"/>
-        </w:rPr>
-      </w:pPr>
-      <w:r>
-        <w:rPr>
-          <w:rFonts w:ascii="Arial" w:hAnsi="Arial" w:cs="Arial"/>
-        </w:rPr>
-        <w:t xml:space="preserve">Senior Software Engineer with ~10 years building </w:t>
-      </w:r>
-      <w:r>
-        <w:rPr>
-          <w:rStyle w:val="Strong"/>
-          <w:rFonts w:ascii="Arial" w:hAnsi="Arial" w:cs="Arial"/>
-        </w:rPr>
-        <w:t>.NET (ASP.NET Core)</w:t>
-      </w:r>
-      <w:r>
-        <w:rPr>
-          <w:rFonts w:ascii="Arial" w:hAnsi="Arial" w:cs="Arial"/>
-        </w:rPr>
-        <w:t xml:space="preserve"> backend services and </w:t>
-      </w:r>
-      <w:r>
-        <w:rPr>
-          <w:rStyle w:val="Strong"/>
-          <w:rFonts w:ascii="Arial" w:hAnsi="Arial" w:cs="Arial"/>
-        </w:rPr>
-        <w:t>cloud-native platforms</w:t>
-      </w:r>
-      <w:r>
-        <w:rPr>
-          <w:rFonts w:ascii="Arial" w:hAnsi="Arial" w:cs="Arial"/>
-        </w:rPr>
-        <w:t xml:space="preserve"> powering </w:t>
-      </w:r>
-      <w:r>
-        <w:rPr>
-          <w:rStyle w:val="Strong"/>
-          <w:rFonts w:ascii="Arial" w:hAnsi="Arial" w:cs="Arial"/>
-        </w:rPr>
-        <w:t>customer-facing workflows</w:t>
-      </w:r>
-      <w:r>
-        <w:rPr>
-          <w:rFonts w:ascii="Arial" w:hAnsi="Arial" w:cs="Arial"/>
+          <w:sz w:val="22"/>
+        </w:rPr>
+      </w:pPr>
+      <w:r>
+        <w:rPr>
+          <w:sz w:val="22"/>
+        </w:rPr>
+        <w:t xml:space="preserve">Senior Software Engineer with 11+ years delivering </w:t>
+      </w:r>
+      <w:r>
+        <w:rPr>
+          <w:rStyle w:val="Strong"/>
+          <w:sz w:val="22"/>
+        </w:rPr>
+        <w:t>enterprise-grade backend systems</w:t>
+      </w:r>
+      <w:r>
+        <w:rPr>
+          <w:sz w:val="22"/>
+        </w:rPr>
+        <w:t xml:space="preserve"> in </w:t>
+      </w:r>
+      <w:proofErr w:type="spellStart"/>
+      <w:r>
+        <w:rPr>
+          <w:sz w:val="22"/>
+        </w:rPr>
+        <w:t>fintech</w:t>
+      </w:r>
+      <w:proofErr w:type="spellEnd"/>
+      <w:r>
+        <w:rPr>
+          <w:sz w:val="22"/>
         </w:rPr>
         <w:t xml:space="preserve"> and </w:t>
       </w:r>
-      <w:r>
-        <w:rPr>
-          <w:rStyle w:val="Strong"/>
-          <w:rFonts w:ascii="Arial" w:hAnsi="Arial" w:cs="Arial"/>
-        </w:rPr>
-        <w:t>internal operations</w:t>
-      </w:r>
-      <w:r>
-        <w:rPr>
-          <w:rFonts w:ascii="Arial" w:hAnsi="Arial" w:cs="Arial"/>
-        </w:rPr>
-        <w:t xml:space="preserve">. Skilled at turning ambiguous requirements into </w:t>
-      </w:r>
-      <w:r>
-        <w:rPr>
-          <w:rStyle w:val="Strong"/>
-          <w:rFonts w:ascii="Arial" w:hAnsi="Arial" w:cs="Arial"/>
-        </w:rPr>
-        <w:t>versioned REST contracts</w:t>
-      </w:r>
-      <w:r>
-        <w:rPr>
-          <w:rFonts w:ascii="Arial" w:hAnsi="Arial" w:cs="Arial"/>
-        </w:rPr>
-        <w:t xml:space="preserve"> (clear validation, consistent error semantics), </w:t>
-      </w:r>
-      <w:r>
-        <w:rPr>
-          <w:rStyle w:val="Strong"/>
-          <w:rFonts w:ascii="Arial" w:hAnsi="Arial" w:cs="Arial"/>
-        </w:rPr>
-        <w:t>maintainable domain models</w:t>
-      </w:r>
-      <w:r>
-        <w:rPr>
-          <w:rFonts w:ascii="Arial" w:hAnsi="Arial" w:cs="Arial"/>
-        </w:rPr>
-        <w:t xml:space="preserve"> (bounded contexts, transactional integrity), and </w:t>
-      </w:r>
-      <w:r>
-        <w:rPr>
-          <w:rStyle w:val="Strong"/>
-          <w:rFonts w:ascii="Arial" w:hAnsi="Arial" w:cs="Arial"/>
-        </w:rPr>
-        <w:t>incremental releases</w:t>
-      </w:r>
-      <w:r>
-        <w:rPr>
-          <w:rFonts w:ascii="Arial" w:hAnsi="Arial" w:cs="Arial"/>
-        </w:rPr>
-        <w:t xml:space="preserve"> via </w:t>
-      </w:r>
-      <w:r>
-        <w:rPr>
-          <w:rStyle w:val="Strong"/>
-          <w:rFonts w:ascii="Arial" w:hAnsi="Arial" w:cs="Arial"/>
-        </w:rPr>
-        <w:t>CI/CD</w:t>
-      </w:r>
-      <w:r>
-        <w:rPr>
-          <w:rFonts w:ascii="Arial" w:hAnsi="Arial" w:cs="Arial"/>
-        </w:rPr>
-        <w:t xml:space="preserve">, feature flags, and safe rollout patterns. </w:t>
-      </w:r>
-      <w:proofErr w:type="gramStart"/>
-      <w:r>
-        <w:rPr>
-          <w:rFonts w:ascii="Arial" w:hAnsi="Arial" w:cs="Arial"/>
-        </w:rPr>
-        <w:t xml:space="preserve">Delivers production-grade quality through </w:t>
-      </w:r>
-      <w:r>
-        <w:rPr>
-          <w:rStyle w:val="Strong"/>
-          <w:rFonts w:ascii="Arial" w:hAnsi="Arial" w:cs="Arial"/>
-        </w:rPr>
-        <w:t>observability-by-default</w:t>
-      </w:r>
-      <w:r>
-        <w:rPr>
-          <w:rFonts w:ascii="Arial" w:hAnsi="Arial" w:cs="Arial"/>
-        </w:rPr>
-        <w:t xml:space="preserve"> (structured logging, metrics, distributed tracing, actionable dashboards/alerts), </w:t>
-      </w:r>
-      <w:r>
-        <w:rPr>
-          <w:rStyle w:val="Strong"/>
-          <w:rFonts w:ascii="Arial" w:hAnsi="Arial" w:cs="Arial"/>
-        </w:rPr>
-        <w:t>automated testing</w:t>
-      </w:r>
-      <w:r>
-        <w:rPr>
-          <w:rFonts w:ascii="Arial" w:hAnsi="Arial" w:cs="Arial"/>
-        </w:rPr>
-        <w:t xml:space="preserve"> (unit, integration, contract, E2E), and </w:t>
-      </w:r>
-      <w:r>
-        <w:rPr>
-          <w:rStyle w:val="Strong"/>
-          <w:rFonts w:ascii="Arial" w:hAnsi="Arial" w:cs="Arial"/>
-        </w:rPr>
-        <w:t>secure-by-default</w:t>
-      </w:r>
-      <w:r>
-        <w:rPr>
-          <w:rFonts w:ascii="Arial" w:hAnsi="Arial" w:cs="Arial"/>
-        </w:rPr>
-        <w:t xml:space="preserve"> design (</w:t>
-      </w:r>
-      <w:r>
-        <w:rPr>
-          <w:rStyle w:val="Strong"/>
-          <w:rFonts w:ascii="Arial" w:hAnsi="Arial" w:cs="Arial"/>
-        </w:rPr>
-        <w:t>OAuth2/OIDC</w:t>
-      </w:r>
-      <w:r>
-        <w:rPr>
-          <w:rFonts w:ascii="Arial" w:hAnsi="Arial" w:cs="Arial"/>
-        </w:rPr>
-        <w:t xml:space="preserve">, </w:t>
-      </w:r>
-      <w:r>
-        <w:rPr>
-          <w:rStyle w:val="Strong"/>
-          <w:rFonts w:ascii="Arial" w:hAnsi="Arial" w:cs="Arial"/>
-        </w:rPr>
-        <w:t>JWT</w:t>
-      </w:r>
-      <w:r>
-        <w:rPr>
-          <w:rFonts w:ascii="Arial" w:hAnsi="Arial" w:cs="Arial"/>
-        </w:rPr>
-        <w:t xml:space="preserve">, </w:t>
-      </w:r>
-      <w:r>
-        <w:rPr>
-          <w:rStyle w:val="Strong"/>
-          <w:rFonts w:ascii="Arial" w:hAnsi="Arial" w:cs="Arial"/>
-        </w:rPr>
-        <w:t>RBAC/ABAC</w:t>
-      </w:r>
-      <w:r>
-        <w:rPr>
-          <w:rFonts w:ascii="Arial" w:hAnsi="Arial" w:cs="Arial"/>
-        </w:rPr>
-        <w:t>, rate limiting, audit trails).</w:t>
-      </w:r>
-      <w:proofErr w:type="gramEnd"/>
-      <w:r>
-        <w:rPr>
-          <w:rFonts w:ascii="Arial" w:hAnsi="Arial" w:cs="Arial"/>
-        </w:rPr>
-        <w:t xml:space="preserve"> Known for improving </w:t>
-      </w:r>
-      <w:r>
-        <w:rPr>
-          <w:rStyle w:val="Strong"/>
-          <w:rFonts w:ascii="Arial" w:hAnsi="Arial" w:cs="Arial"/>
-        </w:rPr>
-        <w:t>latency, reliability, and delivery execution</w:t>
-      </w:r>
-      <w:r>
-        <w:rPr>
-          <w:rFonts w:ascii="Arial" w:hAnsi="Arial" w:cs="Arial"/>
-        </w:rPr>
-        <w:t xml:space="preserve"> through pragmatic architecture, performance profiling, caching and query/index tuning, resilient async processing, and operationally focused iteration.</w:t>
+      <w:proofErr w:type="spellStart"/>
+      <w:r>
+        <w:rPr>
+          <w:sz w:val="22"/>
+        </w:rPr>
+        <w:t>SaaS</w:t>
+      </w:r>
+      <w:proofErr w:type="spellEnd"/>
+      <w:r>
+        <w:rPr>
+          <w:sz w:val="22"/>
+        </w:rPr>
+        <w:t xml:space="preserve"> domains using </w:t>
+      </w:r>
+      <w:r>
+        <w:rPr>
+          <w:rStyle w:val="Strong"/>
+          <w:sz w:val="22"/>
+        </w:rPr>
+        <w:t>C#/.NET Core (3.1–8)</w:t>
+      </w:r>
+      <w:r>
+        <w:rPr>
+          <w:sz w:val="22"/>
+        </w:rPr>
+        <w:t xml:space="preserve"> and cloud-native architectures on </w:t>
+      </w:r>
+      <w:r>
+        <w:rPr>
+          <w:rStyle w:val="Strong"/>
+          <w:sz w:val="22"/>
+        </w:rPr>
+        <w:t>AWS and Azure</w:t>
+      </w:r>
+      <w:r>
+        <w:rPr>
+          <w:sz w:val="22"/>
+        </w:rPr>
+        <w:t xml:space="preserve">, specializing in </w:t>
+      </w:r>
+      <w:r>
+        <w:rPr>
+          <w:rStyle w:val="Strong"/>
+          <w:sz w:val="22"/>
+        </w:rPr>
+        <w:t xml:space="preserve">high-throughput APIs, </w:t>
+      </w:r>
+      <w:proofErr w:type="spellStart"/>
+      <w:r>
+        <w:rPr>
+          <w:rStyle w:val="Strong"/>
+          <w:sz w:val="22"/>
+        </w:rPr>
+        <w:t>microservices</w:t>
+      </w:r>
+      <w:proofErr w:type="spellEnd"/>
+      <w:r>
+        <w:rPr>
+          <w:rStyle w:val="Strong"/>
+          <w:sz w:val="22"/>
+        </w:rPr>
+        <w:t>, and distributed systems</w:t>
+      </w:r>
+      <w:r>
+        <w:rPr>
+          <w:sz w:val="22"/>
+        </w:rPr>
+        <w:t xml:space="preserve">, with proven success improving performance by </w:t>
+      </w:r>
+      <w:r>
+        <w:rPr>
+          <w:rStyle w:val="Strong"/>
+          <w:sz w:val="22"/>
+        </w:rPr>
+        <w:t>32%</w:t>
+      </w:r>
+      <w:r>
+        <w:rPr>
+          <w:sz w:val="22"/>
+        </w:rPr>
+        <w:t xml:space="preserve"> through database optimization and caching, leading </w:t>
+      </w:r>
+      <w:r>
+        <w:rPr>
+          <w:rStyle w:val="Strong"/>
+          <w:sz w:val="22"/>
+        </w:rPr>
+        <w:t>legacy modernization from .NET Framework to .NET 6/8</w:t>
+      </w:r>
+      <w:r>
+        <w:rPr>
+          <w:sz w:val="22"/>
+        </w:rPr>
+        <w:t xml:space="preserve">, resolving critical production bottlenecks, and implementing scalable, secure, and observable backend platforms aligned with CI/CD and </w:t>
+      </w:r>
+      <w:proofErr w:type="spellStart"/>
+      <w:r>
+        <w:rPr>
+          <w:sz w:val="22"/>
+        </w:rPr>
+        <w:t>DevOps</w:t>
+      </w:r>
+      <w:proofErr w:type="spellEnd"/>
+      <w:r>
+        <w:rPr>
+          <w:sz w:val="22"/>
+        </w:rPr>
+        <w:t xml:space="preserve"> best practices.</w:t>
       </w:r>
     </w:p>
     <w:p>
@@ -385,1666 +431,469 @@
     </w:p>
     <w:p>
       <w:pPr>
-        <w:pStyle w:val="ListParagraph"/>
+        <w:pStyle w:val="Heading3"/>
         <w:numPr>
           <w:ilvl w:val="0"/>
-          <w:numId w:val="24"/>
+          <w:numId w:val="35"/>
         </w:numPr>
         <w:jc w:val="both"/>
         <w:rPr>
-          <w:rFonts w:ascii="Arial" w:hAnsi="Arial" w:cs="Arial"/>
-          <w:sz w:val="18"/>
-        </w:rPr>
-      </w:pPr>
-      <w:r>
-        <w:rPr>
-          <w:rStyle w:val="Strong"/>
-          <w:rFonts w:ascii="Arial" w:hAnsi="Arial" w:cs="Arial"/>
-          <w:sz w:val="18"/>
-        </w:rPr>
-        <w:t>Backend &amp; APIs —</w:t>
-      </w:r>
-      <w:r>
-        <w:rPr>
-          <w:rFonts w:ascii="Arial" w:hAnsi="Arial" w:cs="Arial"/>
-          <w:sz w:val="18"/>
-        </w:rPr>
-        <w:t xml:space="preserve"> </w:t>
-      </w:r>
-      <w:r>
-        <w:rPr>
-          <w:rStyle w:val="Strong"/>
-          <w:rFonts w:ascii="Arial" w:hAnsi="Arial" w:cs="Arial"/>
+          <w:color w:val="000000" w:themeColor="text1"/>
+          <w:sz w:val="22"/>
+        </w:rPr>
+      </w:pPr>
+      <w:r>
+        <w:rPr>
+          <w:rStyle w:val="Strong"/>
+          <w:bCs w:val="0"/>
+          <w:color w:val="000000" w:themeColor="text1"/>
+          <w:sz w:val="22"/>
+        </w:rPr>
+        <w:t>Backend &amp; APIs</w:t>
+      </w:r>
+      <w:r>
+        <w:rPr>
+          <w:rStyle w:val="Strong"/>
           <w:b w:val="0"/>
-          <w:sz w:val="18"/>
+          <w:bCs w:val="0"/>
+          <w:color w:val="000000" w:themeColor="text1"/>
+          <w:sz w:val="22"/>
+        </w:rPr>
+        <w:t xml:space="preserve">: </w:t>
+      </w:r>
+      <w:r>
+        <w:rPr>
+          <w:rStyle w:val="Strong"/>
+          <w:color w:val="000000" w:themeColor="text1"/>
+          <w:sz w:val="22"/>
         </w:rPr>
         <w:t>C#</w:t>
       </w:r>
       <w:r>
         <w:rPr>
-          <w:rFonts w:ascii="Arial" w:hAnsi="Arial" w:cs="Arial"/>
-          <w:sz w:val="18"/>
+          <w:color w:val="000000" w:themeColor="text1"/>
+          <w:sz w:val="22"/>
         </w:rPr>
         <w:t xml:space="preserve">, </w:t>
       </w:r>
       <w:r>
         <w:rPr>
           <w:rStyle w:val="Strong"/>
-          <w:rFonts w:ascii="Arial" w:hAnsi="Arial" w:cs="Arial"/>
-          <w:b w:val="0"/>
-          <w:sz w:val="18"/>
-        </w:rPr>
-        <w:t>.NET</w:t>
-      </w:r>
-      <w:r>
-        <w:rPr>
-          <w:rFonts w:ascii="Arial" w:hAnsi="Arial" w:cs="Arial"/>
-          <w:sz w:val="18"/>
-        </w:rPr>
-        <w:t>,</w:t>
-      </w:r>
-      <w:r>
-        <w:rPr>
-          <w:rFonts w:ascii="Arial" w:hAnsi="Arial" w:cs="Arial"/>
-          <w:b/>
-          <w:sz w:val="18"/>
-        </w:rPr>
-        <w:t xml:space="preserve"> </w:t>
-      </w:r>
-      <w:r>
-        <w:rPr>
-          <w:rStyle w:val="Strong"/>
-          <w:rFonts w:ascii="Arial" w:hAnsi="Arial" w:cs="Arial"/>
-          <w:b w:val="0"/>
-          <w:sz w:val="18"/>
-        </w:rPr>
-        <w:t>ASP.NET Core</w:t>
-      </w:r>
-      <w:r>
-        <w:rPr>
-          <w:rFonts w:ascii="Arial" w:hAnsi="Arial" w:cs="Arial"/>
-          <w:b/>
-          <w:sz w:val="18"/>
+          <w:color w:val="000000" w:themeColor="text1"/>
+          <w:sz w:val="22"/>
+        </w:rPr>
+        <w:t>.NET Core / ASP.NET Core</w:t>
+      </w:r>
+      <w:r>
+        <w:rPr>
+          <w:color w:val="000000" w:themeColor="text1"/>
+          <w:sz w:val="22"/>
+        </w:rPr>
+        <w:t xml:space="preserve">, REST APIs, Web API, </w:t>
+      </w:r>
+      <w:proofErr w:type="spellStart"/>
+      <w:r>
+        <w:rPr>
+          <w:color w:val="000000" w:themeColor="text1"/>
+          <w:sz w:val="22"/>
+        </w:rPr>
+        <w:t>Microservices</w:t>
+      </w:r>
+      <w:proofErr w:type="spellEnd"/>
+      <w:r>
+        <w:rPr>
+          <w:color w:val="000000" w:themeColor="text1"/>
+          <w:sz w:val="22"/>
         </w:rPr>
         <w:t xml:space="preserve">, </w:t>
       </w:r>
-      <w:r>
-        <w:rPr>
-          <w:rStyle w:val="Strong"/>
-          <w:rFonts w:ascii="Arial" w:hAnsi="Arial" w:cs="Arial"/>
-          <w:b w:val="0"/>
-          <w:sz w:val="18"/>
-        </w:rPr>
-        <w:t>REST</w:t>
-      </w:r>
-      <w:r>
-        <w:rPr>
-          <w:rFonts w:ascii="Arial" w:hAnsi="Arial" w:cs="Arial"/>
-          <w:sz w:val="18"/>
-        </w:rPr>
-        <w:t xml:space="preserve">, background jobs/hosted services, webhooks, </w:t>
-      </w:r>
-      <w:r>
-        <w:rPr>
-          <w:rStyle w:val="Strong"/>
-          <w:rFonts w:ascii="Arial" w:hAnsi="Arial" w:cs="Arial"/>
-          <w:b w:val="0"/>
-          <w:sz w:val="18"/>
-        </w:rPr>
-        <w:t>WebSockets/SSE</w:t>
-      </w:r>
-      <w:r>
-        <w:rPr>
-          <w:rFonts w:ascii="Arial" w:hAnsi="Arial" w:cs="Arial"/>
-          <w:sz w:val="18"/>
-        </w:rPr>
-        <w:t xml:space="preserve">, caching strategies, API versioning, </w:t>
-      </w:r>
-      <w:r>
-        <w:rPr>
-          <w:rStyle w:val="Strong"/>
-          <w:rFonts w:ascii="Arial" w:hAnsi="Arial" w:cs="Arial"/>
-          <w:b w:val="0"/>
-          <w:sz w:val="18"/>
-        </w:rPr>
-        <w:t>idempotency</w:t>
-      </w:r>
-      <w:r>
-        <w:rPr>
-          <w:rFonts w:ascii="Arial" w:hAnsi="Arial" w:cs="Arial"/>
-          <w:sz w:val="18"/>
-        </w:rPr>
-        <w:t>,</w:t>
-      </w:r>
-      <w:r>
-        <w:rPr>
-          <w:rFonts w:ascii="Arial" w:hAnsi="Arial" w:cs="Arial"/>
-          <w:b/>
-          <w:sz w:val="18"/>
-        </w:rPr>
-        <w:t xml:space="preserve"> </w:t>
-      </w:r>
-      <w:r>
-        <w:rPr>
-          <w:rStyle w:val="Strong"/>
-          <w:rFonts w:ascii="Arial" w:hAnsi="Arial" w:cs="Arial"/>
-          <w:b w:val="0"/>
-          <w:sz w:val="18"/>
-        </w:rPr>
-        <w:t>rate limiting</w:t>
-      </w:r>
-      <w:r>
-        <w:rPr>
-          <w:rFonts w:ascii="Arial" w:hAnsi="Arial" w:cs="Arial"/>
-          <w:sz w:val="18"/>
-        </w:rPr>
-        <w:t>, retries, resilient integration patterns</w:t>
+      <w:proofErr w:type="spellStart"/>
+      <w:r>
+        <w:rPr>
+          <w:color w:val="000000" w:themeColor="text1"/>
+          <w:sz w:val="22"/>
+        </w:rPr>
+        <w:t>gRPC</w:t>
+      </w:r>
+      <w:proofErr w:type="spellEnd"/>
+      <w:r>
+        <w:rPr>
+          <w:color w:val="000000" w:themeColor="text1"/>
+          <w:sz w:val="22"/>
+        </w:rPr>
+        <w:t>, Background Jobs, Entity Framework Core, Dapper, Clean Architecture</w:t>
       </w:r>
     </w:p>
     <w:p>
       <w:pPr>
-        <w:pStyle w:val="ListParagraph"/>
+        <w:pStyle w:val="Heading3"/>
         <w:numPr>
           <w:ilvl w:val="0"/>
-          <w:numId w:val="24"/>
+          <w:numId w:val="35"/>
         </w:numPr>
         <w:jc w:val="both"/>
         <w:rPr>
-          <w:rFonts w:ascii="Arial" w:hAnsi="Arial" w:cs="Arial"/>
-          <w:b/>
-          <w:sz w:val="18"/>
-        </w:rPr>
-      </w:pPr>
-      <w:r>
-        <w:rPr>
-          <w:rStyle w:val="Strong"/>
-          <w:rFonts w:ascii="Arial" w:hAnsi="Arial" w:cs="Arial"/>
-          <w:sz w:val="18"/>
-        </w:rPr>
-        <w:t>Data, Messaging &amp; Search —</w:t>
-      </w:r>
-      <w:r>
-        <w:rPr>
-          <w:rFonts w:ascii="Arial" w:hAnsi="Arial" w:cs="Arial"/>
-          <w:sz w:val="18"/>
-        </w:rPr>
-        <w:t xml:space="preserve"> </w:t>
-      </w:r>
-      <w:r>
-        <w:rPr>
-          <w:rFonts w:ascii="Arial" w:hAnsi="Arial" w:cs="Arial"/>
-          <w:b/>
-          <w:sz w:val="18"/>
-        </w:rPr>
-        <w:t xml:space="preserve">Relational: </w:t>
-      </w:r>
-      <w:r>
-        <w:rPr>
-          <w:rStyle w:val="Strong"/>
-          <w:rFonts w:ascii="Arial" w:hAnsi="Arial" w:cs="Arial"/>
+          <w:color w:val="000000" w:themeColor="text1"/>
+          <w:sz w:val="22"/>
+        </w:rPr>
+      </w:pPr>
+      <w:r>
+        <w:rPr>
+          <w:rStyle w:val="Strong"/>
+          <w:bCs w:val="0"/>
+          <w:color w:val="000000" w:themeColor="text1"/>
+          <w:sz w:val="22"/>
+        </w:rPr>
+        <w:t>Data, Messaging &amp; Search</w:t>
+      </w:r>
+      <w:r>
+        <w:rPr>
+          <w:rStyle w:val="Strong"/>
           <w:b w:val="0"/>
-          <w:sz w:val="18"/>
+          <w:bCs w:val="0"/>
+          <w:color w:val="000000" w:themeColor="text1"/>
+          <w:sz w:val="22"/>
+        </w:rPr>
+        <w:t xml:space="preserve">: </w:t>
+      </w:r>
+      <w:proofErr w:type="spellStart"/>
+      <w:r>
+        <w:rPr>
+          <w:color w:val="000000" w:themeColor="text1"/>
+          <w:sz w:val="22"/>
         </w:rPr>
         <w:t>PostgreSQL</w:t>
       </w:r>
-      <w:r>
-        <w:rPr>
-          <w:rFonts w:ascii="Arial" w:hAnsi="Arial" w:cs="Arial"/>
-          <w:sz w:val="18"/>
-        </w:rPr>
-        <w:t>,</w:t>
-      </w:r>
-      <w:r>
-        <w:rPr>
-          <w:rFonts w:ascii="Arial" w:hAnsi="Arial" w:cs="Arial"/>
-          <w:b/>
-          <w:sz w:val="18"/>
-        </w:rPr>
-        <w:t xml:space="preserve"> </w:t>
-      </w:r>
-      <w:r>
-        <w:rPr>
-          <w:rStyle w:val="Strong"/>
-          <w:rFonts w:ascii="Arial" w:hAnsi="Arial" w:cs="Arial"/>
-          <w:b w:val="0"/>
-          <w:sz w:val="18"/>
-        </w:rPr>
-        <w:t>MySQL</w:t>
-      </w:r>
-      <w:r>
-        <w:rPr>
-          <w:rFonts w:ascii="Arial" w:hAnsi="Arial" w:cs="Arial"/>
-          <w:sz w:val="18"/>
-        </w:rPr>
-        <w:t>,</w:t>
-      </w:r>
-      <w:r>
-        <w:rPr>
-          <w:rFonts w:ascii="Arial" w:hAnsi="Arial" w:cs="Arial"/>
-          <w:b/>
-          <w:sz w:val="18"/>
-        </w:rPr>
-        <w:t xml:space="preserve"> </w:t>
-      </w:r>
-      <w:r>
-        <w:rPr>
-          <w:rStyle w:val="Strong"/>
-          <w:rFonts w:ascii="Arial" w:hAnsi="Arial" w:cs="Arial"/>
-          <w:b w:val="0"/>
-          <w:sz w:val="18"/>
-        </w:rPr>
-        <w:t>SQL Server</w:t>
-      </w:r>
-      <w:r>
-        <w:rPr>
-          <w:rFonts w:ascii="Arial" w:hAnsi="Arial" w:cs="Arial"/>
-          <w:sz w:val="18"/>
-        </w:rPr>
-        <w:t xml:space="preserve"> • </w:t>
-      </w:r>
-      <w:r>
-        <w:rPr>
-          <w:rFonts w:ascii="Arial" w:hAnsi="Arial" w:cs="Arial"/>
-          <w:b/>
-          <w:sz w:val="18"/>
-        </w:rPr>
-        <w:t>NoSQL</w:t>
-      </w:r>
-      <w:r>
-        <w:rPr>
-          <w:rFonts w:ascii="Arial" w:hAnsi="Arial" w:cs="Arial"/>
-          <w:sz w:val="18"/>
-        </w:rPr>
-        <w:t xml:space="preserve">: </w:t>
-      </w:r>
-      <w:r>
-        <w:rPr>
-          <w:rStyle w:val="Strong"/>
-          <w:rFonts w:ascii="Arial" w:hAnsi="Arial" w:cs="Arial"/>
-          <w:b w:val="0"/>
-          <w:sz w:val="18"/>
+      <w:proofErr w:type="spellEnd"/>
+      <w:r>
+        <w:rPr>
+          <w:color w:val="000000" w:themeColor="text1"/>
+          <w:sz w:val="22"/>
+        </w:rPr>
+        <w:t xml:space="preserve">, SQL Server, </w:t>
+      </w:r>
+      <w:proofErr w:type="spellStart"/>
+      <w:r>
+        <w:rPr>
+          <w:color w:val="000000" w:themeColor="text1"/>
+          <w:sz w:val="22"/>
         </w:rPr>
         <w:t>Redis</w:t>
       </w:r>
-      <w:r>
-        <w:rPr>
-          <w:rFonts w:ascii="Arial" w:hAnsi="Arial" w:cs="Arial"/>
-          <w:b/>
-          <w:sz w:val="18"/>
+      <w:proofErr w:type="spellEnd"/>
+      <w:r>
+        <w:rPr>
+          <w:color w:val="000000" w:themeColor="text1"/>
+          <w:sz w:val="22"/>
         </w:rPr>
         <w:t xml:space="preserve">, </w:t>
       </w:r>
-      <w:r>
-        <w:rPr>
-          <w:rStyle w:val="Strong"/>
-          <w:rFonts w:ascii="Arial" w:hAnsi="Arial" w:cs="Arial"/>
-          <w:b w:val="0"/>
-          <w:sz w:val="18"/>
+      <w:proofErr w:type="spellStart"/>
+      <w:r>
+        <w:rPr>
+          <w:color w:val="000000" w:themeColor="text1"/>
+          <w:sz w:val="22"/>
         </w:rPr>
         <w:t>MongoDB</w:t>
       </w:r>
-      <w:r>
-        <w:rPr>
-          <w:rFonts w:ascii="Arial" w:hAnsi="Arial" w:cs="Arial"/>
-          <w:b/>
-          <w:sz w:val="18"/>
+      <w:proofErr w:type="spellEnd"/>
+      <w:r>
+        <w:rPr>
+          <w:color w:val="000000" w:themeColor="text1"/>
+          <w:sz w:val="22"/>
         </w:rPr>
         <w:t xml:space="preserve">, </w:t>
       </w:r>
-      <w:r>
-        <w:rPr>
-          <w:rStyle w:val="Strong"/>
-          <w:rFonts w:ascii="Arial" w:hAnsi="Arial" w:cs="Arial"/>
-          <w:b w:val="0"/>
-          <w:sz w:val="18"/>
+      <w:proofErr w:type="spellStart"/>
+      <w:r>
+        <w:rPr>
+          <w:color w:val="000000" w:themeColor="text1"/>
+          <w:sz w:val="22"/>
         </w:rPr>
         <w:t>DynamoDB</w:t>
       </w:r>
-      <w:r>
-        <w:rPr>
-          <w:rFonts w:ascii="Arial" w:hAnsi="Arial" w:cs="Arial"/>
-          <w:sz w:val="18"/>
-        </w:rPr>
-        <w:t xml:space="preserve"> </w:t>
-      </w:r>
-      <w:r>
-        <w:rPr>
-          <w:rFonts w:ascii="Arial" w:hAnsi="Arial" w:cs="Arial"/>
-          <w:sz w:val="18"/>
-        </w:rPr>
-        <w:t xml:space="preserve">• </w:t>
-      </w:r>
-      <w:r>
-        <w:rPr>
-          <w:rFonts w:ascii="Arial" w:hAnsi="Arial" w:cs="Arial"/>
-          <w:b/>
-          <w:sz w:val="18"/>
-        </w:rPr>
-        <w:t>Queues/streams</w:t>
-      </w:r>
-      <w:r>
-        <w:rPr>
-          <w:rFonts w:ascii="Arial" w:hAnsi="Arial" w:cs="Arial"/>
-          <w:sz w:val="18"/>
-        </w:rPr>
-        <w:t xml:space="preserve">: </w:t>
-      </w:r>
-      <w:r>
-        <w:rPr>
-          <w:rStyle w:val="Strong"/>
-          <w:rFonts w:ascii="Arial" w:hAnsi="Arial" w:cs="Arial"/>
-          <w:b w:val="0"/>
-          <w:sz w:val="18"/>
-        </w:rPr>
-        <w:t>AWS SQS/SNS</w:t>
-      </w:r>
-      <w:r>
-        <w:rPr>
-          <w:rFonts w:ascii="Arial" w:hAnsi="Arial" w:cs="Arial"/>
-          <w:sz w:val="18"/>
-        </w:rPr>
-        <w:t>,</w:t>
-      </w:r>
-      <w:r>
-        <w:rPr>
-          <w:rFonts w:ascii="Arial" w:hAnsi="Arial" w:cs="Arial"/>
-          <w:b/>
-          <w:sz w:val="18"/>
-        </w:rPr>
-        <w:t xml:space="preserve"> </w:t>
-      </w:r>
-      <w:r>
-        <w:rPr>
-          <w:rStyle w:val="Strong"/>
-          <w:rFonts w:ascii="Arial" w:hAnsi="Arial" w:cs="Arial"/>
-          <w:b w:val="0"/>
-          <w:sz w:val="18"/>
-        </w:rPr>
-        <w:t>Kafka</w:t>
-      </w:r>
-      <w:r>
-        <w:rPr>
-          <w:rFonts w:ascii="Arial" w:hAnsi="Arial" w:cs="Arial"/>
-          <w:sz w:val="18"/>
-        </w:rPr>
-        <w:t>,</w:t>
-      </w:r>
-      <w:r>
-        <w:rPr>
-          <w:rFonts w:ascii="Arial" w:hAnsi="Arial" w:cs="Arial"/>
-          <w:b/>
-          <w:sz w:val="18"/>
-        </w:rPr>
-        <w:t xml:space="preserve"> </w:t>
-      </w:r>
-      <w:r>
-        <w:rPr>
-          <w:rStyle w:val="Strong"/>
-          <w:rFonts w:ascii="Arial" w:hAnsi="Arial" w:cs="Arial"/>
-          <w:b w:val="0"/>
-          <w:sz w:val="18"/>
+      <w:proofErr w:type="spellEnd"/>
+      <w:r>
+        <w:rPr>
+          <w:color w:val="000000" w:themeColor="text1"/>
+          <w:sz w:val="22"/>
+        </w:rPr>
+        <w:t xml:space="preserve">, Kafka, </w:t>
+      </w:r>
+      <w:proofErr w:type="spellStart"/>
+      <w:r>
+        <w:rPr>
+          <w:color w:val="000000" w:themeColor="text1"/>
+          <w:sz w:val="22"/>
         </w:rPr>
         <w:t>RabbitMQ</w:t>
       </w:r>
-      <w:r>
-        <w:rPr>
-          <w:rFonts w:ascii="Arial" w:hAnsi="Arial" w:cs="Arial"/>
-          <w:sz w:val="18"/>
-        </w:rPr>
-        <w:t xml:space="preserve"> • </w:t>
-      </w:r>
-      <w:r>
-        <w:rPr>
-          <w:rFonts w:ascii="Arial" w:hAnsi="Arial" w:cs="Arial"/>
-          <w:b/>
-          <w:sz w:val="18"/>
-        </w:rPr>
-        <w:t>Search</w:t>
-      </w:r>
-      <w:r>
-        <w:rPr>
-          <w:rFonts w:ascii="Arial" w:hAnsi="Arial" w:cs="Arial"/>
-          <w:sz w:val="18"/>
-        </w:rPr>
-        <w:t xml:space="preserve">: </w:t>
-      </w:r>
-      <w:r>
-        <w:rPr>
-          <w:rStyle w:val="Strong"/>
-          <w:rFonts w:ascii="Arial" w:hAnsi="Arial" w:cs="Arial"/>
-          <w:b w:val="0"/>
-          <w:sz w:val="18"/>
+      <w:proofErr w:type="spellEnd"/>
+      <w:r>
+        <w:rPr>
+          <w:color w:val="000000" w:themeColor="text1"/>
+          <w:sz w:val="22"/>
+        </w:rPr>
+        <w:t xml:space="preserve">, AWS SQS/SNS, </w:t>
+      </w:r>
+      <w:proofErr w:type="spellStart"/>
+      <w:r>
+        <w:rPr>
+          <w:color w:val="000000" w:themeColor="text1"/>
+          <w:sz w:val="22"/>
         </w:rPr>
         <w:t>Elasticsearch</w:t>
       </w:r>
-      <w:r>
-        <w:rPr>
-          <w:rFonts w:ascii="Arial" w:hAnsi="Arial" w:cs="Arial"/>
-          <w:sz w:val="18"/>
-        </w:rPr>
-        <w:t>,</w:t>
-      </w:r>
-      <w:r>
-        <w:rPr>
-          <w:rFonts w:ascii="Arial" w:hAnsi="Arial" w:cs="Arial"/>
-          <w:b/>
-          <w:sz w:val="18"/>
-        </w:rPr>
-        <w:t xml:space="preserve"> </w:t>
-      </w:r>
-      <w:r>
-        <w:rPr>
-          <w:rStyle w:val="Strong"/>
-          <w:rFonts w:ascii="Arial" w:hAnsi="Arial" w:cs="Arial"/>
-          <w:b w:val="0"/>
-          <w:sz w:val="18"/>
-        </w:rPr>
-        <w:t>OpenSearch</w:t>
-      </w:r>
-      <w:r>
-        <w:rPr>
-          <w:rFonts w:ascii="Arial" w:hAnsi="Arial" w:cs="Arial"/>
-          <w:sz w:val="18"/>
-        </w:rPr>
-        <w:t xml:space="preserve"> • </w:t>
-      </w:r>
-      <w:r>
-        <w:rPr>
-          <w:rFonts w:ascii="Arial" w:hAnsi="Arial" w:cs="Arial"/>
-          <w:b/>
-          <w:sz w:val="18"/>
-        </w:rPr>
-        <w:t xml:space="preserve">Analytics: </w:t>
-      </w:r>
-      <w:r>
-        <w:rPr>
-          <w:rStyle w:val="Strong"/>
-          <w:rFonts w:ascii="Arial" w:hAnsi="Arial" w:cs="Arial"/>
-          <w:b w:val="0"/>
-          <w:sz w:val="18"/>
-        </w:rPr>
-        <w:t>Redshift</w:t>
-      </w:r>
-      <w:r>
-        <w:rPr>
-          <w:rFonts w:ascii="Arial" w:hAnsi="Arial" w:cs="Arial"/>
-          <w:sz w:val="18"/>
-        </w:rPr>
-        <w:t xml:space="preserve">, </w:t>
-      </w:r>
-      <w:r>
-        <w:rPr>
-          <w:rStyle w:val="Strong"/>
-          <w:rFonts w:ascii="Arial" w:hAnsi="Arial" w:cs="Arial"/>
-          <w:b w:val="0"/>
-          <w:sz w:val="18"/>
-        </w:rPr>
-        <w:t>BigQuery</w:t>
-      </w:r>
+      <w:proofErr w:type="spellEnd"/>
     </w:p>
     <w:p>
       <w:pPr>
-        <w:pStyle w:val="ListParagraph"/>
+        <w:pStyle w:val="Heading3"/>
         <w:numPr>
           <w:ilvl w:val="0"/>
-          <w:numId w:val="24"/>
+          <w:numId w:val="35"/>
         </w:numPr>
         <w:jc w:val="both"/>
         <w:rPr>
-          <w:rFonts w:ascii="Arial" w:hAnsi="Arial" w:cs="Arial"/>
-          <w:b/>
-          <w:sz w:val="18"/>
-        </w:rPr>
-      </w:pPr>
-      <w:r>
-        <w:rPr>
-          <w:rStyle w:val="Strong"/>
-          <w:rFonts w:ascii="Arial" w:hAnsi="Arial" w:cs="Arial"/>
-          <w:sz w:val="18"/>
-        </w:rPr>
-        <w:t>Cloud &amp; DevOps —</w:t>
-      </w:r>
-      <w:r>
-        <w:rPr>
-          <w:rFonts w:ascii="Arial" w:hAnsi="Arial" w:cs="Arial"/>
-          <w:sz w:val="18"/>
-        </w:rPr>
-        <w:t xml:space="preserve"> </w:t>
-      </w:r>
-      <w:r>
-        <w:rPr>
-          <w:rStyle w:val="Strong"/>
-          <w:rFonts w:ascii="Arial" w:hAnsi="Arial" w:cs="Arial"/>
+          <w:color w:val="000000" w:themeColor="text1"/>
+          <w:sz w:val="22"/>
+        </w:rPr>
+      </w:pPr>
+      <w:r>
+        <w:rPr>
+          <w:rStyle w:val="Strong"/>
+          <w:bCs w:val="0"/>
+          <w:color w:val="000000" w:themeColor="text1"/>
+          <w:sz w:val="22"/>
+        </w:rPr>
+        <w:t xml:space="preserve">Cloud &amp; </w:t>
+      </w:r>
+      <w:proofErr w:type="spellStart"/>
+      <w:r>
+        <w:rPr>
+          <w:rStyle w:val="Strong"/>
+          <w:bCs w:val="0"/>
+          <w:color w:val="000000" w:themeColor="text1"/>
+          <w:sz w:val="22"/>
+        </w:rPr>
+        <w:t>DevOps</w:t>
+      </w:r>
+      <w:proofErr w:type="spellEnd"/>
+      <w:r>
+        <w:rPr>
+          <w:rStyle w:val="Strong"/>
           <w:b w:val="0"/>
-          <w:sz w:val="18"/>
+          <w:bCs w:val="0"/>
+          <w:color w:val="000000" w:themeColor="text1"/>
+          <w:sz w:val="22"/>
+        </w:rPr>
+        <w:t xml:space="preserve">: </w:t>
+      </w:r>
+      <w:r>
+        <w:rPr>
+          <w:color w:val="000000" w:themeColor="text1"/>
+          <w:sz w:val="22"/>
+        </w:rPr>
+        <w:t xml:space="preserve">AWS (EC2, S3, RDS, Lambda, API Gateway), Azure (App Services, Functions), </w:t>
+      </w:r>
+      <w:proofErr w:type="spellStart"/>
+      <w:r>
+        <w:rPr>
+          <w:color w:val="000000" w:themeColor="text1"/>
+          <w:sz w:val="22"/>
         </w:rPr>
         <w:t>Docker</w:t>
       </w:r>
-      <w:r>
-        <w:rPr>
-          <w:rFonts w:ascii="Arial" w:hAnsi="Arial" w:cs="Arial"/>
-          <w:sz w:val="18"/>
-        </w:rPr>
-        <w:t>,</w:t>
-      </w:r>
-      <w:r>
-        <w:rPr>
-          <w:rFonts w:ascii="Arial" w:hAnsi="Arial" w:cs="Arial"/>
-          <w:b/>
-          <w:sz w:val="18"/>
-        </w:rPr>
-        <w:t xml:space="preserve"> </w:t>
-      </w:r>
-      <w:r>
-        <w:rPr>
-          <w:rStyle w:val="Strong"/>
-          <w:rFonts w:ascii="Arial" w:hAnsi="Arial" w:cs="Arial"/>
-          <w:b w:val="0"/>
-          <w:sz w:val="18"/>
+      <w:proofErr w:type="spellEnd"/>
+      <w:r>
+        <w:rPr>
+          <w:color w:val="000000" w:themeColor="text1"/>
+          <w:sz w:val="22"/>
+        </w:rPr>
+        <w:t xml:space="preserve">, </w:t>
+      </w:r>
+      <w:proofErr w:type="spellStart"/>
+      <w:r>
+        <w:rPr>
+          <w:color w:val="000000" w:themeColor="text1"/>
+          <w:sz w:val="22"/>
         </w:rPr>
         <w:t>Kubernetes</w:t>
       </w:r>
-      <w:r>
-        <w:rPr>
-          <w:rFonts w:ascii="Arial" w:hAnsi="Arial" w:cs="Arial"/>
-          <w:sz w:val="18"/>
-        </w:rPr>
-        <w:t>,</w:t>
-      </w:r>
-      <w:r>
-        <w:rPr>
-          <w:rFonts w:ascii="Arial" w:hAnsi="Arial" w:cs="Arial"/>
-          <w:b/>
-          <w:sz w:val="18"/>
-        </w:rPr>
-        <w:t xml:space="preserve"> </w:t>
-      </w:r>
-      <w:r>
-        <w:rPr>
-          <w:rStyle w:val="Strong"/>
-          <w:rFonts w:ascii="Arial" w:hAnsi="Arial" w:cs="Arial"/>
-          <w:b w:val="0"/>
-          <w:sz w:val="18"/>
-        </w:rPr>
-        <w:t>Helm</w:t>
-      </w:r>
-      <w:r>
-        <w:rPr>
-          <w:rFonts w:ascii="Arial" w:hAnsi="Arial" w:cs="Arial"/>
-          <w:sz w:val="18"/>
-        </w:rPr>
-        <w:t>,</w:t>
-      </w:r>
-      <w:r>
-        <w:rPr>
-          <w:rFonts w:ascii="Arial" w:hAnsi="Arial" w:cs="Arial"/>
-          <w:b/>
-          <w:sz w:val="18"/>
-        </w:rPr>
-        <w:t xml:space="preserve"> </w:t>
-      </w:r>
-      <w:r>
-        <w:rPr>
-          <w:rStyle w:val="Strong"/>
-          <w:rFonts w:ascii="Arial" w:hAnsi="Arial" w:cs="Arial"/>
-          <w:b w:val="0"/>
-          <w:sz w:val="18"/>
-        </w:rPr>
-        <w:t>Argo CD</w:t>
-      </w:r>
-      <w:r>
-        <w:rPr>
-          <w:rFonts w:ascii="Arial" w:hAnsi="Arial" w:cs="Arial"/>
-          <w:sz w:val="18"/>
-        </w:rPr>
-        <w:t>,</w:t>
-      </w:r>
-      <w:r>
-        <w:rPr>
-          <w:rFonts w:ascii="Arial" w:hAnsi="Arial" w:cs="Arial"/>
-          <w:b/>
-          <w:sz w:val="18"/>
-        </w:rPr>
-        <w:t xml:space="preserve"> </w:t>
-      </w:r>
-      <w:r>
-        <w:rPr>
-          <w:rStyle w:val="Strong"/>
-          <w:rFonts w:ascii="Arial" w:hAnsi="Arial" w:cs="Arial"/>
-          <w:b w:val="0"/>
-          <w:sz w:val="18"/>
-        </w:rPr>
-        <w:t>GitOps</w:t>
-      </w:r>
-      <w:r>
-        <w:rPr>
-          <w:rFonts w:ascii="Arial" w:hAnsi="Arial" w:cs="Arial"/>
-          <w:sz w:val="18"/>
+      <w:proofErr w:type="spellEnd"/>
+      <w:r>
+        <w:rPr>
+          <w:color w:val="000000" w:themeColor="text1"/>
+          <w:sz w:val="22"/>
         </w:rPr>
         <w:t xml:space="preserve">, </w:t>
       </w:r>
-      <w:r>
-        <w:rPr>
-          <w:rStyle w:val="Strong"/>
-          <w:rFonts w:ascii="Arial" w:hAnsi="Arial" w:cs="Arial"/>
-          <w:b w:val="0"/>
-          <w:sz w:val="18"/>
+      <w:proofErr w:type="spellStart"/>
+      <w:r>
+        <w:rPr>
+          <w:color w:val="000000" w:themeColor="text1"/>
+          <w:sz w:val="22"/>
         </w:rPr>
         <w:t>Terraform</w:t>
       </w:r>
-      <w:r>
-        <w:rPr>
-          <w:rFonts w:ascii="Arial" w:hAnsi="Arial" w:cs="Arial"/>
-          <w:sz w:val="18"/>
-        </w:rPr>
-        <w:t>,</w:t>
-      </w:r>
-      <w:r>
-        <w:rPr>
-          <w:rFonts w:ascii="Arial" w:hAnsi="Arial" w:cs="Arial"/>
-          <w:b/>
-          <w:sz w:val="18"/>
-        </w:rPr>
-        <w:t xml:space="preserve"> </w:t>
-      </w:r>
-      <w:r>
-        <w:rPr>
-          <w:rStyle w:val="Strong"/>
-          <w:rFonts w:ascii="Arial" w:hAnsi="Arial" w:cs="Arial"/>
-          <w:b w:val="0"/>
-          <w:sz w:val="18"/>
-        </w:rPr>
-        <w:t>CloudFormation</w:t>
-      </w:r>
-      <w:r>
-        <w:rPr>
-          <w:rStyle w:val="Strong"/>
-          <w:rFonts w:ascii="Arial" w:hAnsi="Arial" w:cs="Arial"/>
-          <w:sz w:val="18"/>
-        </w:rPr>
-        <w:t xml:space="preserve"> </w:t>
-      </w:r>
-      <w:r>
-        <w:rPr>
-          <w:rStyle w:val="Strong"/>
-          <w:rFonts w:ascii="Arial" w:hAnsi="Arial" w:cs="Arial"/>
-          <w:b w:val="0"/>
-          <w:sz w:val="18"/>
-        </w:rPr>
-        <w:t xml:space="preserve">• </w:t>
-      </w:r>
-      <w:r>
-        <w:rPr>
-          <w:rStyle w:val="Strong"/>
-          <w:rFonts w:ascii="Arial" w:hAnsi="Arial" w:cs="Arial"/>
-          <w:sz w:val="18"/>
-        </w:rPr>
-        <w:t>AWS</w:t>
-      </w:r>
-      <w:r>
-        <w:rPr>
-          <w:rFonts w:ascii="Arial" w:hAnsi="Arial" w:cs="Arial"/>
-          <w:sz w:val="18"/>
-        </w:rPr>
-        <w:t xml:space="preserve">: </w:t>
-      </w:r>
-      <w:r>
-        <w:rPr>
-          <w:rStyle w:val="Strong"/>
-          <w:rFonts w:ascii="Arial" w:hAnsi="Arial" w:cs="Arial"/>
-          <w:b w:val="0"/>
-          <w:sz w:val="18"/>
-        </w:rPr>
-        <w:t>EKS</w:t>
-      </w:r>
-      <w:r>
-        <w:rPr>
-          <w:rFonts w:ascii="Arial" w:hAnsi="Arial" w:cs="Arial"/>
-          <w:sz w:val="18"/>
-        </w:rPr>
-        <w:t>,</w:t>
-      </w:r>
-      <w:r>
-        <w:rPr>
-          <w:rFonts w:ascii="Arial" w:hAnsi="Arial" w:cs="Arial"/>
-          <w:b/>
-          <w:sz w:val="18"/>
-        </w:rPr>
-        <w:t xml:space="preserve"> </w:t>
-      </w:r>
-      <w:r>
-        <w:rPr>
-          <w:rStyle w:val="Strong"/>
-          <w:rFonts w:ascii="Arial" w:hAnsi="Arial" w:cs="Arial"/>
-          <w:b w:val="0"/>
-          <w:sz w:val="18"/>
-        </w:rPr>
-        <w:t>ECS</w:t>
-      </w:r>
-      <w:r>
-        <w:rPr>
-          <w:rFonts w:ascii="Arial" w:hAnsi="Arial" w:cs="Arial"/>
-          <w:sz w:val="18"/>
-        </w:rPr>
-        <w:t xml:space="preserve">, </w:t>
-      </w:r>
-      <w:r>
-        <w:rPr>
-          <w:rStyle w:val="Strong"/>
-          <w:rFonts w:ascii="Arial" w:hAnsi="Arial" w:cs="Arial"/>
-          <w:b w:val="0"/>
-          <w:sz w:val="18"/>
-        </w:rPr>
-        <w:t>EC2</w:t>
-      </w:r>
-      <w:r>
-        <w:rPr>
-          <w:rFonts w:ascii="Arial" w:hAnsi="Arial" w:cs="Arial"/>
-          <w:sz w:val="18"/>
-        </w:rPr>
-        <w:t xml:space="preserve">, </w:t>
-      </w:r>
-      <w:r>
-        <w:rPr>
-          <w:rStyle w:val="Strong"/>
-          <w:rFonts w:ascii="Arial" w:hAnsi="Arial" w:cs="Arial"/>
-          <w:b w:val="0"/>
-          <w:sz w:val="18"/>
-        </w:rPr>
-        <w:t>Lambda</w:t>
-      </w:r>
-      <w:r>
-        <w:rPr>
-          <w:rFonts w:ascii="Arial" w:hAnsi="Arial" w:cs="Arial"/>
-          <w:sz w:val="18"/>
-        </w:rPr>
-        <w:t>,</w:t>
-      </w:r>
-      <w:r>
-        <w:rPr>
-          <w:rFonts w:ascii="Arial" w:hAnsi="Arial" w:cs="Arial"/>
-          <w:b/>
-          <w:sz w:val="18"/>
-        </w:rPr>
-        <w:t xml:space="preserve"> </w:t>
-      </w:r>
-      <w:r>
-        <w:rPr>
-          <w:rStyle w:val="Strong"/>
-          <w:rFonts w:ascii="Arial" w:hAnsi="Arial" w:cs="Arial"/>
-          <w:b w:val="0"/>
-          <w:sz w:val="18"/>
-        </w:rPr>
-        <w:t>API Gateway</w:t>
-      </w:r>
-      <w:r>
-        <w:rPr>
-          <w:rFonts w:ascii="Arial" w:hAnsi="Arial" w:cs="Arial"/>
-          <w:sz w:val="18"/>
-        </w:rPr>
-        <w:t>,</w:t>
-      </w:r>
-      <w:r>
-        <w:rPr>
-          <w:rFonts w:ascii="Arial" w:hAnsi="Arial" w:cs="Arial"/>
-          <w:b/>
-          <w:sz w:val="18"/>
-        </w:rPr>
-        <w:t xml:space="preserve"> </w:t>
-      </w:r>
-      <w:r>
-        <w:rPr>
-          <w:rStyle w:val="Strong"/>
-          <w:rFonts w:ascii="Arial" w:hAnsi="Arial" w:cs="Arial"/>
-          <w:b w:val="0"/>
-          <w:sz w:val="18"/>
-        </w:rPr>
-        <w:t>S3</w:t>
-      </w:r>
-      <w:r>
-        <w:rPr>
-          <w:rFonts w:ascii="Arial" w:hAnsi="Arial" w:cs="Arial"/>
-          <w:sz w:val="18"/>
-        </w:rPr>
-        <w:t>,</w:t>
-      </w:r>
-      <w:r>
-        <w:rPr>
-          <w:rFonts w:ascii="Arial" w:hAnsi="Arial" w:cs="Arial"/>
-          <w:b/>
-          <w:sz w:val="18"/>
-        </w:rPr>
-        <w:t xml:space="preserve"> </w:t>
-      </w:r>
-      <w:r>
-        <w:rPr>
-          <w:rStyle w:val="Strong"/>
-          <w:rFonts w:ascii="Arial" w:hAnsi="Arial" w:cs="Arial"/>
-          <w:b w:val="0"/>
-          <w:sz w:val="18"/>
-        </w:rPr>
-        <w:t>CloudFront</w:t>
-      </w:r>
-      <w:r>
-        <w:rPr>
-          <w:rFonts w:ascii="Arial" w:hAnsi="Arial" w:cs="Arial"/>
-          <w:sz w:val="18"/>
-        </w:rPr>
-        <w:t>,</w:t>
-      </w:r>
-      <w:r>
-        <w:rPr>
-          <w:rFonts w:ascii="Arial" w:hAnsi="Arial" w:cs="Arial"/>
-          <w:b/>
-          <w:sz w:val="18"/>
-        </w:rPr>
-        <w:t xml:space="preserve"> </w:t>
-      </w:r>
-      <w:r>
-        <w:rPr>
-          <w:rStyle w:val="Strong"/>
-          <w:rFonts w:ascii="Arial" w:hAnsi="Arial" w:cs="Arial"/>
-          <w:b w:val="0"/>
-          <w:sz w:val="18"/>
-        </w:rPr>
-        <w:t>RDS</w:t>
-      </w:r>
-      <w:r>
-        <w:rPr>
-          <w:rFonts w:ascii="Arial" w:hAnsi="Arial" w:cs="Arial"/>
-          <w:sz w:val="18"/>
-        </w:rPr>
-        <w:t>,</w:t>
-      </w:r>
-      <w:r>
-        <w:rPr>
-          <w:rFonts w:ascii="Arial" w:hAnsi="Arial" w:cs="Arial"/>
-          <w:b/>
-          <w:sz w:val="18"/>
-        </w:rPr>
-        <w:t xml:space="preserve"> </w:t>
-      </w:r>
-      <w:r>
-        <w:rPr>
-          <w:rStyle w:val="Strong"/>
-          <w:rFonts w:ascii="Arial" w:hAnsi="Arial" w:cs="Arial"/>
-          <w:b w:val="0"/>
-          <w:sz w:val="18"/>
-        </w:rPr>
-        <w:t>DynamoDB</w:t>
-      </w:r>
-      <w:r>
-        <w:rPr>
-          <w:rFonts w:ascii="Arial" w:hAnsi="Arial" w:cs="Arial"/>
-          <w:sz w:val="18"/>
-        </w:rPr>
-        <w:t>,</w:t>
-      </w:r>
-      <w:r>
-        <w:rPr>
-          <w:rFonts w:ascii="Arial" w:hAnsi="Arial" w:cs="Arial"/>
-          <w:b/>
-          <w:sz w:val="18"/>
-        </w:rPr>
-        <w:t xml:space="preserve"> </w:t>
-      </w:r>
-      <w:r>
-        <w:rPr>
-          <w:rStyle w:val="Strong"/>
-          <w:rFonts w:ascii="Arial" w:hAnsi="Arial" w:cs="Arial"/>
-          <w:b w:val="0"/>
-          <w:sz w:val="18"/>
-        </w:rPr>
-        <w:t>ElastiCache</w:t>
-      </w:r>
-      <w:r>
-        <w:rPr>
-          <w:rFonts w:ascii="Arial" w:hAnsi="Arial" w:cs="Arial"/>
-          <w:sz w:val="18"/>
-        </w:rPr>
-        <w:t>,</w:t>
-      </w:r>
-      <w:r>
-        <w:rPr>
-          <w:rFonts w:ascii="Arial" w:hAnsi="Arial" w:cs="Arial"/>
-          <w:b/>
-          <w:sz w:val="18"/>
-        </w:rPr>
-        <w:t xml:space="preserve"> </w:t>
-      </w:r>
-      <w:r>
-        <w:rPr>
-          <w:rStyle w:val="Strong"/>
-          <w:rFonts w:ascii="Arial" w:hAnsi="Arial" w:cs="Arial"/>
-          <w:b w:val="0"/>
-          <w:sz w:val="18"/>
-        </w:rPr>
-        <w:t>EventBridge</w:t>
-      </w:r>
-      <w:r>
-        <w:rPr>
-          <w:rFonts w:ascii="Arial" w:hAnsi="Arial" w:cs="Arial"/>
-          <w:sz w:val="18"/>
-        </w:rPr>
-        <w:t xml:space="preserve">, </w:t>
-      </w:r>
-      <w:r>
-        <w:rPr>
-          <w:rStyle w:val="Strong"/>
-          <w:rFonts w:ascii="Arial" w:hAnsi="Arial" w:cs="Arial"/>
-          <w:b w:val="0"/>
-          <w:sz w:val="18"/>
-        </w:rPr>
-        <w:t>Step Functions</w:t>
-      </w:r>
-      <w:r>
-        <w:rPr>
-          <w:rFonts w:ascii="Arial" w:hAnsi="Arial" w:cs="Arial"/>
-          <w:sz w:val="18"/>
-        </w:rPr>
-        <w:t>,</w:t>
-      </w:r>
-      <w:r>
-        <w:rPr>
-          <w:rFonts w:ascii="Arial" w:hAnsi="Arial" w:cs="Arial"/>
-          <w:b/>
-          <w:sz w:val="18"/>
-        </w:rPr>
-        <w:t xml:space="preserve"> </w:t>
-      </w:r>
-      <w:r>
-        <w:rPr>
-          <w:rStyle w:val="Strong"/>
-          <w:rFonts w:ascii="Arial" w:hAnsi="Arial" w:cs="Arial"/>
-          <w:b w:val="0"/>
-          <w:sz w:val="18"/>
-        </w:rPr>
-        <w:t>IAM</w:t>
-      </w:r>
-      <w:r>
-        <w:rPr>
-          <w:rFonts w:ascii="Arial" w:hAnsi="Arial" w:cs="Arial"/>
-          <w:b/>
-          <w:sz w:val="18"/>
-        </w:rPr>
-        <w:t xml:space="preserve"> </w:t>
-      </w:r>
-      <w:r>
-        <w:rPr>
-          <w:rFonts w:ascii="Arial" w:hAnsi="Arial" w:cs="Arial"/>
-          <w:sz w:val="18"/>
-        </w:rPr>
-        <w:t xml:space="preserve">• </w:t>
-      </w:r>
-      <w:r>
-        <w:rPr>
-          <w:rStyle w:val="Strong"/>
-          <w:rFonts w:ascii="Arial" w:hAnsi="Arial" w:cs="Arial"/>
-          <w:sz w:val="18"/>
-        </w:rPr>
-        <w:t>Azure</w:t>
-      </w:r>
-      <w:r>
-        <w:rPr>
-          <w:rFonts w:ascii="Arial" w:hAnsi="Arial" w:cs="Arial"/>
-          <w:sz w:val="18"/>
-        </w:rPr>
-        <w:t xml:space="preserve">: </w:t>
-      </w:r>
-      <w:r>
-        <w:rPr>
-          <w:rStyle w:val="Strong"/>
-          <w:rFonts w:ascii="Arial" w:hAnsi="Arial" w:cs="Arial"/>
-          <w:b w:val="0"/>
-          <w:sz w:val="18"/>
-        </w:rPr>
-        <w:t>AKS</w:t>
-      </w:r>
-      <w:r>
-        <w:rPr>
-          <w:rFonts w:ascii="Arial" w:hAnsi="Arial" w:cs="Arial"/>
-          <w:sz w:val="18"/>
-        </w:rPr>
-        <w:t xml:space="preserve">, App Service, </w:t>
-      </w:r>
-      <w:r>
-        <w:rPr>
-          <w:rStyle w:val="Strong"/>
-          <w:rFonts w:ascii="Arial" w:hAnsi="Arial" w:cs="Arial"/>
-          <w:b w:val="0"/>
-          <w:sz w:val="18"/>
-        </w:rPr>
-        <w:t>Azure SQL</w:t>
-      </w:r>
-      <w:r>
-        <w:rPr>
-          <w:rFonts w:ascii="Arial" w:hAnsi="Arial" w:cs="Arial"/>
-          <w:sz w:val="18"/>
-        </w:rPr>
-        <w:t>,</w:t>
-      </w:r>
-      <w:r>
-        <w:rPr>
-          <w:rFonts w:ascii="Arial" w:hAnsi="Arial" w:cs="Arial"/>
-          <w:b/>
-          <w:sz w:val="18"/>
-        </w:rPr>
-        <w:t xml:space="preserve"> </w:t>
-      </w:r>
-      <w:r>
-        <w:rPr>
-          <w:rStyle w:val="Strong"/>
-          <w:rFonts w:ascii="Arial" w:hAnsi="Arial" w:cs="Arial"/>
-          <w:b w:val="0"/>
-          <w:sz w:val="18"/>
-        </w:rPr>
-        <w:t>Service Bus</w:t>
-      </w:r>
-      <w:r>
-        <w:rPr>
-          <w:rFonts w:ascii="Arial" w:hAnsi="Arial" w:cs="Arial"/>
-          <w:sz w:val="18"/>
-        </w:rPr>
-        <w:t>,</w:t>
-      </w:r>
-      <w:r>
-        <w:rPr>
-          <w:rFonts w:ascii="Arial" w:hAnsi="Arial" w:cs="Arial"/>
-          <w:b/>
-          <w:sz w:val="18"/>
-        </w:rPr>
-        <w:t xml:space="preserve"> </w:t>
-      </w:r>
-      <w:r>
-        <w:rPr>
-          <w:rStyle w:val="Strong"/>
-          <w:rFonts w:ascii="Arial" w:hAnsi="Arial" w:cs="Arial"/>
-          <w:b w:val="0"/>
-          <w:sz w:val="18"/>
-        </w:rPr>
-        <w:t>Key Vault</w:t>
-      </w:r>
-      <w:r>
-        <w:rPr>
-          <w:rFonts w:ascii="Arial" w:hAnsi="Arial" w:cs="Arial"/>
-          <w:sz w:val="18"/>
-        </w:rPr>
-        <w:t xml:space="preserve">, Application Insights • </w:t>
-      </w:r>
-      <w:r>
-        <w:rPr>
-          <w:rStyle w:val="Strong"/>
-          <w:rFonts w:ascii="Arial" w:hAnsi="Arial" w:cs="Arial"/>
-          <w:sz w:val="18"/>
-        </w:rPr>
-        <w:t>GCP</w:t>
-      </w:r>
-      <w:r>
-        <w:rPr>
-          <w:rFonts w:ascii="Arial" w:hAnsi="Arial" w:cs="Arial"/>
-          <w:sz w:val="18"/>
-        </w:rPr>
-        <w:t xml:space="preserve">: </w:t>
-      </w:r>
-      <w:r>
-        <w:rPr>
-          <w:rStyle w:val="Strong"/>
-          <w:rFonts w:ascii="Arial" w:hAnsi="Arial" w:cs="Arial"/>
-          <w:b w:val="0"/>
-          <w:sz w:val="18"/>
-        </w:rPr>
-        <w:t>GKE</w:t>
-      </w:r>
-      <w:r>
-        <w:rPr>
-          <w:rFonts w:ascii="Arial" w:hAnsi="Arial" w:cs="Arial"/>
-          <w:sz w:val="18"/>
-        </w:rPr>
-        <w:t xml:space="preserve">, Cloud Run, </w:t>
-      </w:r>
-      <w:r>
-        <w:rPr>
-          <w:rStyle w:val="Strong"/>
-          <w:rFonts w:ascii="Arial" w:hAnsi="Arial" w:cs="Arial"/>
-          <w:b w:val="0"/>
-          <w:sz w:val="18"/>
-        </w:rPr>
-        <w:t>Pub/Sub</w:t>
-      </w:r>
-      <w:r>
-        <w:rPr>
-          <w:rFonts w:ascii="Arial" w:hAnsi="Arial" w:cs="Arial"/>
-          <w:sz w:val="18"/>
-        </w:rPr>
-        <w:t xml:space="preserve">, Cloud Storage, </w:t>
-      </w:r>
-      <w:r>
-        <w:rPr>
-          <w:rStyle w:val="Strong"/>
-          <w:rFonts w:ascii="Arial" w:hAnsi="Arial" w:cs="Arial"/>
-          <w:b w:val="0"/>
-          <w:sz w:val="18"/>
-        </w:rPr>
-        <w:t>BigQuery</w:t>
-      </w:r>
-      <w:r>
-        <w:rPr>
-          <w:rFonts w:ascii="Arial" w:hAnsi="Arial" w:cs="Arial"/>
-          <w:b/>
-          <w:sz w:val="18"/>
-        </w:rPr>
-        <w:t xml:space="preserve"> </w:t>
-      </w:r>
-      <w:r>
-        <w:rPr>
-          <w:rFonts w:ascii="Arial" w:hAnsi="Arial" w:cs="Arial"/>
-          <w:sz w:val="18"/>
-        </w:rPr>
-        <w:t xml:space="preserve">• </w:t>
-      </w:r>
-      <w:r>
-        <w:rPr>
-          <w:rFonts w:ascii="Arial" w:hAnsi="Arial" w:cs="Arial"/>
-          <w:b/>
-          <w:sz w:val="18"/>
-        </w:rPr>
-        <w:t>CI/CD</w:t>
-      </w:r>
-      <w:r>
-        <w:rPr>
-          <w:rFonts w:ascii="Arial" w:hAnsi="Arial" w:cs="Arial"/>
-          <w:sz w:val="18"/>
-        </w:rPr>
-        <w:t xml:space="preserve">: </w:t>
-      </w:r>
-      <w:r>
-        <w:rPr>
-          <w:rStyle w:val="Strong"/>
-          <w:rFonts w:ascii="Arial" w:hAnsi="Arial" w:cs="Arial"/>
-          <w:b w:val="0"/>
-          <w:sz w:val="18"/>
-        </w:rPr>
-        <w:t>GitHub Actions</w:t>
-      </w:r>
-      <w:r>
-        <w:rPr>
-          <w:rFonts w:ascii="Arial" w:hAnsi="Arial" w:cs="Arial"/>
-          <w:sz w:val="18"/>
-        </w:rPr>
-        <w:t xml:space="preserve">, </w:t>
-      </w:r>
-      <w:r>
-        <w:rPr>
-          <w:rStyle w:val="Strong"/>
-          <w:rFonts w:ascii="Arial" w:hAnsi="Arial" w:cs="Arial"/>
-          <w:b w:val="0"/>
-          <w:sz w:val="18"/>
-        </w:rPr>
-        <w:t>GitLab CI</w:t>
-      </w:r>
-      <w:r>
-        <w:rPr>
-          <w:rFonts w:ascii="Arial" w:hAnsi="Arial" w:cs="Arial"/>
-          <w:sz w:val="18"/>
-        </w:rPr>
-        <w:t>,</w:t>
-      </w:r>
-      <w:r>
-        <w:rPr>
-          <w:rFonts w:ascii="Arial" w:hAnsi="Arial" w:cs="Arial"/>
-          <w:b/>
-          <w:sz w:val="18"/>
-        </w:rPr>
-        <w:t xml:space="preserve"> </w:t>
-      </w:r>
-      <w:r>
-        <w:rPr>
-          <w:rStyle w:val="Strong"/>
-          <w:rFonts w:ascii="Arial" w:hAnsi="Arial" w:cs="Arial"/>
-          <w:b w:val="0"/>
-          <w:sz w:val="18"/>
-        </w:rPr>
-        <w:t>Jenkins</w:t>
-      </w:r>
-      <w:r>
-        <w:rPr>
-          <w:rFonts w:ascii="Arial" w:hAnsi="Arial" w:cs="Arial"/>
-          <w:sz w:val="18"/>
-        </w:rPr>
-        <w:t xml:space="preserve">, </w:t>
-      </w:r>
-      <w:r>
-        <w:rPr>
-          <w:rStyle w:val="Strong"/>
-          <w:rFonts w:ascii="Arial" w:hAnsi="Arial" w:cs="Arial"/>
-          <w:b w:val="0"/>
-          <w:sz w:val="18"/>
-        </w:rPr>
-        <w:t>Azure DevOps</w:t>
-      </w:r>
-      <w:r>
-        <w:rPr>
-          <w:rFonts w:ascii="Arial" w:hAnsi="Arial" w:cs="Arial"/>
-          <w:sz w:val="18"/>
-        </w:rPr>
-        <w:t>,</w:t>
-      </w:r>
-      <w:r>
-        <w:rPr>
-          <w:rFonts w:ascii="Arial" w:hAnsi="Arial" w:cs="Arial"/>
-          <w:b/>
-          <w:sz w:val="18"/>
-        </w:rPr>
-        <w:t xml:space="preserve"> </w:t>
-      </w:r>
-      <w:r>
-        <w:rPr>
-          <w:rStyle w:val="Strong"/>
-          <w:rFonts w:ascii="Arial" w:hAnsi="Arial" w:cs="Arial"/>
-          <w:b w:val="0"/>
-          <w:sz w:val="18"/>
-        </w:rPr>
-        <w:t>CircleCI</w:t>
+      <w:proofErr w:type="spellEnd"/>
+      <w:r>
+        <w:rPr>
+          <w:color w:val="000000" w:themeColor="text1"/>
+          <w:sz w:val="22"/>
+        </w:rPr>
+        <w:t>, CI/CD (</w:t>
+      </w:r>
+      <w:proofErr w:type="spellStart"/>
+      <w:r>
+        <w:rPr>
+          <w:color w:val="000000" w:themeColor="text1"/>
+          <w:sz w:val="22"/>
+        </w:rPr>
+        <w:t>GitHub</w:t>
+      </w:r>
+      <w:proofErr w:type="spellEnd"/>
+      <w:r>
+        <w:rPr>
+          <w:color w:val="000000" w:themeColor="text1"/>
+          <w:sz w:val="22"/>
+        </w:rPr>
+        <w:t xml:space="preserve"> Actions, Azure </w:t>
+      </w:r>
+      <w:proofErr w:type="spellStart"/>
+      <w:r>
+        <w:rPr>
+          <w:color w:val="000000" w:themeColor="text1"/>
+          <w:sz w:val="22"/>
+        </w:rPr>
+        <w:t>DevOps</w:t>
+      </w:r>
+      <w:proofErr w:type="spellEnd"/>
+      <w:r>
+        <w:rPr>
+          <w:color w:val="000000" w:themeColor="text1"/>
+          <w:sz w:val="22"/>
+        </w:rPr>
+        <w:t>)</w:t>
       </w:r>
     </w:p>
     <w:p>
       <w:pPr>
-        <w:pStyle w:val="ListParagraph"/>
+        <w:pStyle w:val="Heading3"/>
         <w:numPr>
           <w:ilvl w:val="0"/>
-          <w:numId w:val="24"/>
+          <w:numId w:val="35"/>
         </w:numPr>
         <w:jc w:val="both"/>
         <w:rPr>
-          <w:rStyle w:val="relative"/>
-          <w:rFonts w:ascii="Arial" w:hAnsi="Arial" w:cs="Arial"/>
-          <w:b/>
-          <w:sz w:val="18"/>
-        </w:rPr>
-      </w:pPr>
-      <w:r>
-        <w:rPr>
-          <w:rStyle w:val="Strong"/>
-          <w:rFonts w:ascii="Arial" w:hAnsi="Arial" w:cs="Arial"/>
-          <w:sz w:val="18"/>
-        </w:rPr>
-        <w:t>Observability, Quality &amp; Security —</w:t>
-      </w:r>
-      <w:r>
-        <w:rPr>
-          <w:rFonts w:ascii="Arial" w:hAnsi="Arial" w:cs="Arial"/>
-          <w:sz w:val="18"/>
-        </w:rPr>
-        <w:t xml:space="preserve"> </w:t>
-      </w:r>
-      <w:r>
-        <w:rPr>
-          <w:rStyle w:val="Strong"/>
-          <w:rFonts w:ascii="Arial" w:hAnsi="Arial" w:cs="Arial"/>
+          <w:color w:val="000000" w:themeColor="text1"/>
+          <w:sz w:val="22"/>
+        </w:rPr>
+      </w:pPr>
+      <w:proofErr w:type="spellStart"/>
+      <w:r>
+        <w:rPr>
+          <w:rStyle w:val="Strong"/>
+          <w:bCs w:val="0"/>
+          <w:color w:val="000000" w:themeColor="text1"/>
+          <w:sz w:val="22"/>
+        </w:rPr>
+        <w:t>Observability</w:t>
+      </w:r>
+      <w:proofErr w:type="spellEnd"/>
+      <w:r>
+        <w:rPr>
+          <w:rStyle w:val="Strong"/>
+          <w:bCs w:val="0"/>
+          <w:color w:val="000000" w:themeColor="text1"/>
+          <w:sz w:val="22"/>
+        </w:rPr>
+        <w:t xml:space="preserve"> / Quality / Se</w:t>
+      </w:r>
+      <w:bookmarkStart w:id="0" w:name="_GoBack"/>
+      <w:bookmarkEnd w:id="0"/>
+      <w:r>
+        <w:rPr>
+          <w:rStyle w:val="Strong"/>
+          <w:bCs w:val="0"/>
+          <w:color w:val="000000" w:themeColor="text1"/>
+          <w:sz w:val="22"/>
+        </w:rPr>
+        <w:t>curity</w:t>
+      </w:r>
+      <w:r>
+        <w:rPr>
+          <w:rStyle w:val="Strong"/>
           <w:b w:val="0"/>
-          <w:sz w:val="18"/>
+          <w:bCs w:val="0"/>
+          <w:color w:val="000000" w:themeColor="text1"/>
+          <w:sz w:val="22"/>
+        </w:rPr>
+        <w:t xml:space="preserve">: </w:t>
+      </w:r>
+      <w:proofErr w:type="spellStart"/>
+      <w:r>
+        <w:rPr>
+          <w:color w:val="000000" w:themeColor="text1"/>
+          <w:sz w:val="22"/>
         </w:rPr>
         <w:t>OpenTelemetry</w:t>
       </w:r>
-      <w:r>
-        <w:rPr>
-          <w:rFonts w:ascii="Arial" w:hAnsi="Arial" w:cs="Arial"/>
-          <w:sz w:val="18"/>
-        </w:rPr>
-        <w:t>,</w:t>
-      </w:r>
-      <w:r>
-        <w:rPr>
-          <w:rFonts w:ascii="Arial" w:hAnsi="Arial" w:cs="Arial"/>
-          <w:b/>
-          <w:sz w:val="18"/>
-        </w:rPr>
-        <w:t xml:space="preserve"> </w:t>
-      </w:r>
-      <w:r>
-        <w:rPr>
-          <w:rStyle w:val="Strong"/>
-          <w:rFonts w:ascii="Arial" w:hAnsi="Arial" w:cs="Arial"/>
-          <w:b w:val="0"/>
-          <w:sz w:val="18"/>
-        </w:rPr>
-        <w:t>Datadog</w:t>
-      </w:r>
-      <w:r>
-        <w:rPr>
-          <w:rFonts w:ascii="Arial" w:hAnsi="Arial" w:cs="Arial"/>
-          <w:sz w:val="18"/>
+      <w:proofErr w:type="spellEnd"/>
+      <w:r>
+        <w:rPr>
+          <w:color w:val="000000" w:themeColor="text1"/>
+          <w:sz w:val="22"/>
+        </w:rPr>
+        <w:t xml:space="preserve">, Prometheus, </w:t>
+      </w:r>
+      <w:proofErr w:type="spellStart"/>
+      <w:r>
+        <w:rPr>
+          <w:color w:val="000000" w:themeColor="text1"/>
+          <w:sz w:val="22"/>
+        </w:rPr>
+        <w:t>Grafana</w:t>
+      </w:r>
+      <w:proofErr w:type="spellEnd"/>
+      <w:r>
+        <w:rPr>
+          <w:color w:val="000000" w:themeColor="text1"/>
+          <w:sz w:val="22"/>
+        </w:rPr>
+        <w:t xml:space="preserve">, ELK, </w:t>
+      </w:r>
+      <w:proofErr w:type="spellStart"/>
+      <w:r>
+        <w:rPr>
+          <w:color w:val="000000" w:themeColor="text1"/>
+          <w:sz w:val="22"/>
+        </w:rPr>
+        <w:t>CloudWatch</w:t>
+      </w:r>
+      <w:proofErr w:type="spellEnd"/>
+      <w:r>
+        <w:rPr>
+          <w:color w:val="000000" w:themeColor="text1"/>
+          <w:sz w:val="22"/>
         </w:rPr>
         <w:t xml:space="preserve">, </w:t>
       </w:r>
-      <w:r>
-        <w:rPr>
-          <w:rStyle w:val="Strong"/>
-          <w:rFonts w:ascii="Arial" w:hAnsi="Arial" w:cs="Arial"/>
-          <w:b w:val="0"/>
-          <w:sz w:val="18"/>
-        </w:rPr>
-        <w:t>Prometheus</w:t>
-      </w:r>
-      <w:r>
-        <w:rPr>
-          <w:rFonts w:ascii="Arial" w:hAnsi="Arial" w:cs="Arial"/>
-          <w:b/>
-          <w:sz w:val="18"/>
-        </w:rPr>
-        <w:t xml:space="preserve">, </w:t>
-      </w:r>
-      <w:r>
-        <w:rPr>
-          <w:rStyle w:val="Strong"/>
-          <w:rFonts w:ascii="Arial" w:hAnsi="Arial" w:cs="Arial"/>
-          <w:b w:val="0"/>
-          <w:sz w:val="18"/>
-        </w:rPr>
-        <w:t>Grafana</w:t>
-      </w:r>
-      <w:r>
-        <w:rPr>
-          <w:rFonts w:ascii="Arial" w:hAnsi="Arial" w:cs="Arial"/>
-          <w:sz w:val="18"/>
-        </w:rPr>
-        <w:t xml:space="preserve">, </w:t>
-      </w:r>
-      <w:r>
-        <w:rPr>
-          <w:rStyle w:val="Strong"/>
-          <w:rFonts w:ascii="Arial" w:hAnsi="Arial" w:cs="Arial"/>
-          <w:b w:val="0"/>
-          <w:sz w:val="18"/>
-        </w:rPr>
-        <w:t>ELK/EFK</w:t>
-      </w:r>
-      <w:r>
-        <w:rPr>
-          <w:rFonts w:ascii="Arial" w:hAnsi="Arial" w:cs="Arial"/>
-          <w:sz w:val="18"/>
-        </w:rPr>
-        <w:t xml:space="preserve">, </w:t>
-      </w:r>
-      <w:r>
-        <w:rPr>
-          <w:rStyle w:val="Strong"/>
-          <w:rFonts w:ascii="Arial" w:hAnsi="Arial" w:cs="Arial"/>
-          <w:b w:val="0"/>
-          <w:sz w:val="18"/>
-        </w:rPr>
-        <w:t>CloudWatch</w:t>
-      </w:r>
-      <w:r>
-        <w:rPr>
-          <w:rFonts w:ascii="Arial" w:hAnsi="Arial" w:cs="Arial"/>
-          <w:sz w:val="18"/>
-        </w:rPr>
-        <w:t xml:space="preserve">, structured logging • </w:t>
-      </w:r>
-      <w:r>
-        <w:rPr>
-          <w:rFonts w:ascii="Arial" w:hAnsi="Arial" w:cs="Arial"/>
-          <w:b/>
-          <w:sz w:val="18"/>
-        </w:rPr>
-        <w:t>Testing</w:t>
-      </w:r>
-      <w:r>
-        <w:rPr>
-          <w:rFonts w:ascii="Arial" w:hAnsi="Arial" w:cs="Arial"/>
-          <w:sz w:val="18"/>
-        </w:rPr>
-        <w:t xml:space="preserve">: </w:t>
-      </w:r>
-      <w:r>
-        <w:rPr>
-          <w:rStyle w:val="Strong"/>
-          <w:rFonts w:ascii="Arial" w:hAnsi="Arial" w:cs="Arial"/>
-          <w:b w:val="0"/>
-          <w:sz w:val="18"/>
-        </w:rPr>
-        <w:t>Jest</w:t>
-      </w:r>
-      <w:r>
-        <w:rPr>
-          <w:rFonts w:ascii="Arial" w:hAnsi="Arial" w:cs="Arial"/>
-          <w:sz w:val="18"/>
-        </w:rPr>
-        <w:t>,</w:t>
-      </w:r>
-      <w:r>
-        <w:rPr>
-          <w:rFonts w:ascii="Arial" w:hAnsi="Arial" w:cs="Arial"/>
-          <w:b/>
-          <w:sz w:val="18"/>
-        </w:rPr>
-        <w:t xml:space="preserve"> </w:t>
-      </w:r>
-      <w:r>
-        <w:rPr>
-          <w:rStyle w:val="Strong"/>
-          <w:rFonts w:ascii="Arial" w:hAnsi="Arial" w:cs="Arial"/>
-          <w:b w:val="0"/>
-          <w:sz w:val="18"/>
-        </w:rPr>
-        <w:t>Mocha</w:t>
-      </w:r>
-      <w:r>
-        <w:rPr>
-          <w:rFonts w:ascii="Arial" w:hAnsi="Arial" w:cs="Arial"/>
-          <w:sz w:val="18"/>
-        </w:rPr>
-        <w:t xml:space="preserve">, </w:t>
-      </w:r>
-      <w:r>
-        <w:rPr>
-          <w:rStyle w:val="Strong"/>
-          <w:rFonts w:ascii="Arial" w:hAnsi="Arial" w:cs="Arial"/>
-          <w:b w:val="0"/>
-          <w:sz w:val="18"/>
-        </w:rPr>
-        <w:t>Chai</w:t>
-      </w:r>
-      <w:r>
-        <w:rPr>
-          <w:rFonts w:ascii="Arial" w:hAnsi="Arial" w:cs="Arial"/>
-          <w:sz w:val="18"/>
-        </w:rPr>
-        <w:t xml:space="preserve">, contract tests (Pact-style), </w:t>
-      </w:r>
-      <w:r>
-        <w:rPr>
-          <w:rStyle w:val="Strong"/>
-          <w:rFonts w:ascii="Arial" w:hAnsi="Arial" w:cs="Arial"/>
-          <w:b w:val="0"/>
-          <w:sz w:val="18"/>
-        </w:rPr>
-        <w:t>Cypress</w:t>
-      </w:r>
-      <w:r>
-        <w:rPr>
-          <w:rFonts w:ascii="Arial" w:hAnsi="Arial" w:cs="Arial"/>
-          <w:sz w:val="18"/>
-        </w:rPr>
-        <w:t xml:space="preserve">, </w:t>
-      </w:r>
-      <w:r>
-        <w:rPr>
-          <w:rStyle w:val="Strong"/>
-          <w:rFonts w:ascii="Arial" w:hAnsi="Arial" w:cs="Arial"/>
-          <w:b w:val="0"/>
-          <w:sz w:val="18"/>
-        </w:rPr>
-        <w:t>Playwright</w:t>
-      </w:r>
-      <w:r>
-        <w:rPr>
-          <w:rFonts w:ascii="Arial" w:hAnsi="Arial" w:cs="Arial"/>
-          <w:sz w:val="18"/>
-        </w:rPr>
-        <w:t xml:space="preserve"> • </w:t>
-      </w:r>
-      <w:r>
-        <w:rPr>
-          <w:rFonts w:ascii="Arial" w:hAnsi="Arial" w:cs="Arial"/>
-          <w:b/>
-          <w:sz w:val="18"/>
-        </w:rPr>
-        <w:t xml:space="preserve">Security: </w:t>
-      </w:r>
-      <w:r>
-        <w:rPr>
-          <w:rStyle w:val="Strong"/>
-          <w:rFonts w:ascii="Arial" w:hAnsi="Arial" w:cs="Arial"/>
-          <w:b w:val="0"/>
-          <w:sz w:val="18"/>
-        </w:rPr>
-        <w:t>OAuth2</w:t>
-      </w:r>
-      <w:r>
-        <w:rPr>
-          <w:rFonts w:ascii="Arial" w:hAnsi="Arial" w:cs="Arial"/>
-          <w:sz w:val="18"/>
-        </w:rPr>
-        <w:t>,</w:t>
-      </w:r>
-      <w:r>
-        <w:rPr>
-          <w:rFonts w:ascii="Arial" w:hAnsi="Arial" w:cs="Arial"/>
-          <w:b/>
-          <w:sz w:val="18"/>
-        </w:rPr>
-        <w:t xml:space="preserve"> </w:t>
-      </w:r>
-      <w:r>
-        <w:rPr>
-          <w:rStyle w:val="Strong"/>
-          <w:rFonts w:ascii="Arial" w:hAnsi="Arial" w:cs="Arial"/>
-          <w:b w:val="0"/>
-          <w:sz w:val="18"/>
-        </w:rPr>
-        <w:t>OpenID Connect</w:t>
-      </w:r>
-      <w:r>
-        <w:rPr>
-          <w:rFonts w:ascii="Arial" w:hAnsi="Arial" w:cs="Arial"/>
-          <w:sz w:val="18"/>
-        </w:rPr>
-        <w:t>,</w:t>
-      </w:r>
-      <w:r>
-        <w:rPr>
-          <w:rFonts w:ascii="Arial" w:hAnsi="Arial" w:cs="Arial"/>
-          <w:b/>
-          <w:sz w:val="18"/>
-        </w:rPr>
-        <w:t xml:space="preserve"> </w:t>
-      </w:r>
-      <w:r>
-        <w:rPr>
-          <w:rStyle w:val="Strong"/>
-          <w:rFonts w:ascii="Arial" w:hAnsi="Arial" w:cs="Arial"/>
-          <w:b w:val="0"/>
-          <w:sz w:val="18"/>
-        </w:rPr>
-        <w:t>JWT</w:t>
-      </w:r>
-      <w:r>
-        <w:rPr>
-          <w:rFonts w:ascii="Arial" w:hAnsi="Arial" w:cs="Arial"/>
-          <w:sz w:val="18"/>
-        </w:rPr>
-        <w:t xml:space="preserve">, </w:t>
-      </w:r>
-      <w:r>
-        <w:rPr>
-          <w:rStyle w:val="Strong"/>
-          <w:rFonts w:ascii="Arial" w:hAnsi="Arial" w:cs="Arial"/>
-          <w:b w:val="0"/>
-          <w:sz w:val="18"/>
-        </w:rPr>
-        <w:t>Okta</w:t>
-      </w:r>
-      <w:r>
-        <w:rPr>
-          <w:rFonts w:ascii="Arial" w:hAnsi="Arial" w:cs="Arial"/>
-          <w:sz w:val="18"/>
-        </w:rPr>
-        <w:t xml:space="preserve">, </w:t>
-      </w:r>
-      <w:r>
-        <w:rPr>
-          <w:rStyle w:val="Strong"/>
-          <w:rFonts w:ascii="Arial" w:hAnsi="Arial" w:cs="Arial"/>
-          <w:b w:val="0"/>
-          <w:sz w:val="18"/>
-        </w:rPr>
-        <w:t>Auth0</w:t>
-      </w:r>
-      <w:r>
-        <w:rPr>
-          <w:rFonts w:ascii="Arial" w:hAnsi="Arial" w:cs="Arial"/>
-          <w:sz w:val="18"/>
-        </w:rPr>
-        <w:t>,</w:t>
-      </w:r>
-      <w:r>
-        <w:rPr>
-          <w:rFonts w:ascii="Arial" w:hAnsi="Arial" w:cs="Arial"/>
-          <w:b/>
-          <w:sz w:val="18"/>
-        </w:rPr>
-        <w:t xml:space="preserve"> </w:t>
-      </w:r>
-      <w:r>
-        <w:rPr>
-          <w:rStyle w:val="Strong"/>
-          <w:rFonts w:ascii="Arial" w:hAnsi="Arial" w:cs="Arial"/>
-          <w:b w:val="0"/>
-          <w:sz w:val="18"/>
-        </w:rPr>
-        <w:t>AWS Cognito</w:t>
-      </w:r>
-      <w:r>
-        <w:rPr>
-          <w:rFonts w:ascii="Arial" w:hAnsi="Arial" w:cs="Arial"/>
-          <w:sz w:val="18"/>
-        </w:rPr>
-        <w:t xml:space="preserve">, </w:t>
-      </w:r>
-      <w:r>
-        <w:rPr>
-          <w:rStyle w:val="Strong"/>
-          <w:rFonts w:ascii="Arial" w:hAnsi="Arial" w:cs="Arial"/>
-          <w:b w:val="0"/>
-          <w:sz w:val="18"/>
-        </w:rPr>
-        <w:t>RBAC/ABAC</w:t>
-      </w:r>
-      <w:r>
-        <w:rPr>
-          <w:rFonts w:ascii="Arial" w:hAnsi="Arial" w:cs="Arial"/>
-          <w:sz w:val="18"/>
-        </w:rPr>
-        <w:t xml:space="preserve">, </w:t>
-      </w:r>
-      <w:r>
-        <w:rPr>
-          <w:rStyle w:val="Strong"/>
-          <w:rFonts w:ascii="Arial" w:hAnsi="Arial" w:cs="Arial"/>
-          <w:b w:val="0"/>
-          <w:sz w:val="18"/>
-        </w:rPr>
-        <w:t>audit logging</w:t>
-      </w:r>
-      <w:r>
-        <w:rPr>
-          <w:rFonts w:ascii="Arial" w:hAnsi="Arial" w:cs="Arial"/>
-          <w:b/>
-          <w:sz w:val="18"/>
-        </w:rPr>
-        <w:t xml:space="preserve"> </w:t>
+      <w:proofErr w:type="spellStart"/>
+      <w:r>
+        <w:rPr>
+          <w:color w:val="000000" w:themeColor="text1"/>
+          <w:sz w:val="22"/>
+        </w:rPr>
+        <w:t>xUnit</w:t>
+      </w:r>
+      <w:proofErr w:type="spellEnd"/>
+      <w:r>
+        <w:rPr>
+          <w:color w:val="000000" w:themeColor="text1"/>
+          <w:sz w:val="22"/>
+        </w:rPr>
+        <w:t>, Integration Testing, OAuth2, JWT, RBAC, API Security</w:t>
       </w:r>
     </w:p>
     <w:p>
@@ -2079,6 +928,7 @@
       </w:r>
     </w:p>
     <w:p>
+      <w:proofErr w:type="spellStart"/>
       <w:proofErr w:type="gramStart"/>
       <w:r>
         <w:rPr>
@@ -2087,7 +937,17 @@
           <w:sz w:val="21"/>
           <w:szCs w:val="21"/>
         </w:rPr>
-        <w:t>SumatoSoft  |</w:t>
+        <w:t>SumatoSoft</w:t>
+      </w:r>
+      <w:proofErr w:type="spellEnd"/>
+      <w:r>
+        <w:rPr>
+          <w:rFonts w:ascii="Arial" w:eastAsia="Arial" w:hAnsi="Arial" w:cs="Arial"/>
+          <w:color w:val="555555"/>
+          <w:sz w:val="21"/>
+          <w:szCs w:val="21"/>
+        </w:rPr>
+        <w:t xml:space="preserve">  |</w:t>
       </w:r>
       <w:proofErr w:type="gramEnd"/>
       <w:r>
@@ -2243,6 +1103,7 @@
         </w:rPr>
         <w:t xml:space="preserve">Tuned </w:t>
       </w:r>
+      <w:proofErr w:type="spellStart"/>
       <w:r>
         <w:rPr>
           <w:rStyle w:val="Strong"/>
@@ -2251,6 +1112,7 @@
         </w:rPr>
         <w:t>PostgreSQL</w:t>
       </w:r>
+      <w:proofErr w:type="spellEnd"/>
       <w:r>
         <w:rPr>
           <w:rFonts w:ascii="Arial" w:hAnsi="Arial" w:cs="Arial"/>
@@ -2309,6 +1171,7 @@
         </w:rPr>
         <w:t xml:space="preserve">Introduced </w:t>
       </w:r>
+      <w:proofErr w:type="spellStart"/>
       <w:r>
         <w:rPr>
           <w:rStyle w:val="Strong"/>
@@ -2317,6 +1180,7 @@
         </w:rPr>
         <w:t>Redis</w:t>
       </w:r>
+      <w:proofErr w:type="spellEnd"/>
       <w:r>
         <w:rPr>
           <w:rFonts w:ascii="Arial" w:hAnsi="Arial" w:cs="Arial"/>
@@ -2360,6 +1224,7 @@
         </w:rPr>
         <w:t xml:space="preserve"> and </w:t>
       </w:r>
+      <w:proofErr w:type="spellStart"/>
       <w:r>
         <w:rPr>
           <w:rStyle w:val="Strong"/>
@@ -2368,6 +1233,7 @@
         </w:rPr>
         <w:t>RabbitMQ</w:t>
       </w:r>
+      <w:proofErr w:type="spellEnd"/>
       <w:r>
         <w:rPr>
           <w:rFonts w:ascii="Arial" w:hAnsi="Arial" w:cs="Arial"/>
@@ -2388,7 +1254,23 @@
           <w:rFonts w:ascii="Arial" w:hAnsi="Arial" w:cs="Arial"/>
           <w:sz w:val="18"/>
         </w:rPr>
-        <w:t xml:space="preserve"> and backoff policies.</w:t>
+        <w:t xml:space="preserve"> and </w:t>
+      </w:r>
+      <w:proofErr w:type="spellStart"/>
+      <w:r>
+        <w:rPr>
+          <w:rFonts w:ascii="Arial" w:hAnsi="Arial" w:cs="Arial"/>
+          <w:sz w:val="18"/>
+        </w:rPr>
+        <w:t>backoff</w:t>
+      </w:r>
+      <w:proofErr w:type="spellEnd"/>
+      <w:r>
+        <w:rPr>
+          <w:rFonts w:ascii="Arial" w:hAnsi="Arial" w:cs="Arial"/>
+          <w:sz w:val="18"/>
+        </w:rPr>
+        <w:t xml:space="preserve"> policies.</w:t>
       </w:r>
     </w:p>
     <w:p>
@@ -2424,7 +1306,23 @@
           <w:rFonts w:ascii="Arial" w:hAnsi="Arial" w:cs="Arial"/>
           <w:sz w:val="18"/>
         </w:rPr>
-        <w:t xml:space="preserve"> for long-running pipelines, adding consumer retry strategy, backpressure handling, and operational runbooks.</w:t>
+        <w:t xml:space="preserve"> for long-running pipelines, adding consumer retry strategy, backpressure handling, and operational </w:t>
+      </w:r>
+      <w:proofErr w:type="spellStart"/>
+      <w:r>
+        <w:rPr>
+          <w:rFonts w:ascii="Arial" w:hAnsi="Arial" w:cs="Arial"/>
+          <w:sz w:val="18"/>
+        </w:rPr>
+        <w:t>runbooks</w:t>
+      </w:r>
+      <w:proofErr w:type="spellEnd"/>
+      <w:r>
+        <w:rPr>
+          <w:rFonts w:ascii="Arial" w:hAnsi="Arial" w:cs="Arial"/>
+          <w:sz w:val="18"/>
+        </w:rPr>
+        <w:t>.</w:t>
       </w:r>
     </w:p>
     <w:p>
@@ -2447,13 +1345,23 @@
         </w:rPr>
         <w:t xml:space="preserve">Expanded search capabilities by indexing entities into </w:t>
       </w:r>
-      <w:r>
-        <w:rPr>
-          <w:rStyle w:val="Strong"/>
-          <w:rFonts w:ascii="Arial" w:hAnsi="Arial" w:cs="Arial"/>
-          <w:sz w:val="18"/>
-        </w:rPr>
-        <w:t>Elasticsearch/OpenSearch</w:t>
+      <w:proofErr w:type="spellStart"/>
+      <w:r>
+        <w:rPr>
+          <w:rStyle w:val="Strong"/>
+          <w:rFonts w:ascii="Arial" w:hAnsi="Arial" w:cs="Arial"/>
+          <w:sz w:val="18"/>
+        </w:rPr>
+        <w:t>Elasticsearch</w:t>
+      </w:r>
+      <w:proofErr w:type="spellEnd"/>
+      <w:r>
+        <w:rPr>
+          <w:rStyle w:val="Strong"/>
+          <w:rFonts w:ascii="Arial" w:hAnsi="Arial" w:cs="Arial"/>
+          <w:sz w:val="18"/>
+        </w:rPr>
+        <w:t>/OpenSearch</w:t>
       </w:r>
       <w:r>
         <w:rPr>
@@ -2528,6 +1436,7 @@
         </w:rPr>
         <w:t xml:space="preserve">, </w:t>
       </w:r>
+      <w:proofErr w:type="spellStart"/>
       <w:r>
         <w:rPr>
           <w:rStyle w:val="Strong"/>
@@ -2536,6 +1445,7 @@
         </w:rPr>
         <w:t>DynamoDB</w:t>
       </w:r>
+      <w:proofErr w:type="spellEnd"/>
       <w:r>
         <w:rPr>
           <w:rFonts w:ascii="Arial" w:hAnsi="Arial" w:cs="Arial"/>
@@ -2543,6 +1453,7 @@
         </w:rPr>
         <w:t xml:space="preserve">, </w:t>
       </w:r>
+      <w:proofErr w:type="spellStart"/>
       <w:r>
         <w:rPr>
           <w:rStyle w:val="Strong"/>
@@ -2551,6 +1462,7 @@
         </w:rPr>
         <w:t>ElastiCache</w:t>
       </w:r>
+      <w:proofErr w:type="spellEnd"/>
       <w:r>
         <w:rPr>
           <w:rFonts w:ascii="Arial" w:hAnsi="Arial" w:cs="Arial"/>
@@ -2558,6 +1470,7 @@
         </w:rPr>
         <w:t xml:space="preserve">, </w:t>
       </w:r>
+      <w:proofErr w:type="spellStart"/>
       <w:r>
         <w:rPr>
           <w:rStyle w:val="Strong"/>
@@ -2566,6 +1479,7 @@
         </w:rPr>
         <w:t>EventBridge</w:t>
       </w:r>
+      <w:proofErr w:type="spellEnd"/>
       <w:r>
         <w:rPr>
           <w:rFonts w:ascii="Arial" w:hAnsi="Arial" w:cs="Arial"/>
@@ -2626,6 +1540,7 @@
         </w:rPr>
         <w:t xml:space="preserve">Containerized services with </w:t>
       </w:r>
+      <w:proofErr w:type="spellStart"/>
       <w:r>
         <w:rPr>
           <w:rStyle w:val="Strong"/>
@@ -2634,6 +1549,7 @@
         </w:rPr>
         <w:t>Docker</w:t>
       </w:r>
+      <w:proofErr w:type="spellEnd"/>
       <w:r>
         <w:rPr>
           <w:rFonts w:ascii="Arial" w:hAnsi="Arial" w:cs="Arial"/>
@@ -2641,13 +1557,23 @@
         </w:rPr>
         <w:t xml:space="preserve"> and deployed to </w:t>
       </w:r>
-      <w:r>
-        <w:rPr>
-          <w:rStyle w:val="Strong"/>
-          <w:rFonts w:ascii="Arial" w:hAnsi="Arial" w:cs="Arial"/>
-          <w:sz w:val="18"/>
-        </w:rPr>
-        <w:t>Kubernetes (EKS)</w:t>
+      <w:proofErr w:type="spellStart"/>
+      <w:r>
+        <w:rPr>
+          <w:rStyle w:val="Strong"/>
+          <w:rFonts w:ascii="Arial" w:hAnsi="Arial" w:cs="Arial"/>
+          <w:sz w:val="18"/>
+        </w:rPr>
+        <w:t>Kubernetes</w:t>
+      </w:r>
+      <w:proofErr w:type="spellEnd"/>
+      <w:r>
+        <w:rPr>
+          <w:rStyle w:val="Strong"/>
+          <w:rFonts w:ascii="Arial" w:hAnsi="Arial" w:cs="Arial"/>
+          <w:sz w:val="18"/>
+        </w:rPr>
+        <w:t xml:space="preserve"> (EKS)</w:t>
       </w:r>
       <w:r>
         <w:rPr>
@@ -2686,6 +1612,7 @@
         </w:rPr>
         <w:t xml:space="preserve"> + </w:t>
       </w:r>
+      <w:proofErr w:type="spellStart"/>
       <w:r>
         <w:rPr>
           <w:rStyle w:val="Strong"/>
@@ -2694,6 +1621,7 @@
         </w:rPr>
         <w:t>GitOps</w:t>
       </w:r>
+      <w:proofErr w:type="spellEnd"/>
       <w:r>
         <w:rPr>
           <w:rFonts w:ascii="Arial" w:hAnsi="Arial" w:cs="Arial"/>
@@ -2722,6 +1650,7 @@
         </w:rPr>
         <w:t xml:space="preserve">Codified infrastructure with </w:t>
       </w:r>
+      <w:proofErr w:type="spellStart"/>
       <w:r>
         <w:rPr>
           <w:rStyle w:val="Strong"/>
@@ -2730,6 +1659,7 @@
         </w:rPr>
         <w:t>Terraform</w:t>
       </w:r>
+      <w:proofErr w:type="spellEnd"/>
       <w:r>
         <w:rPr>
           <w:rFonts w:ascii="Arial" w:hAnsi="Arial" w:cs="Arial"/>
@@ -2737,6 +1667,7 @@
         </w:rPr>
         <w:t xml:space="preserve"> and </w:t>
       </w:r>
+      <w:proofErr w:type="spellStart"/>
       <w:r>
         <w:rPr>
           <w:rStyle w:val="Strong"/>
@@ -2745,12 +1676,29 @@
         </w:rPr>
         <w:t>CloudFormation</w:t>
       </w:r>
-      <w:r>
-        <w:rPr>
-          <w:rFonts w:ascii="Arial" w:hAnsi="Arial" w:cs="Arial"/>
-          <w:sz w:val="18"/>
-        </w:rPr>
-        <w:t>, enforcing consistent environments and least-privilege service permissions across dev/stage/prod.</w:t>
+      <w:proofErr w:type="spellEnd"/>
+      <w:r>
+        <w:rPr>
+          <w:rFonts w:ascii="Arial" w:hAnsi="Arial" w:cs="Arial"/>
+          <w:sz w:val="18"/>
+        </w:rPr>
+        <w:t xml:space="preserve">, enforcing consistent environments and least-privilege service permissions across </w:t>
+      </w:r>
+      <w:proofErr w:type="spellStart"/>
+      <w:r>
+        <w:rPr>
+          <w:rFonts w:ascii="Arial" w:hAnsi="Arial" w:cs="Arial"/>
+          <w:sz w:val="18"/>
+        </w:rPr>
+        <w:t>dev</w:t>
+      </w:r>
+      <w:proofErr w:type="spellEnd"/>
+      <w:r>
+        <w:rPr>
+          <w:rFonts w:ascii="Arial" w:hAnsi="Arial" w:cs="Arial"/>
+          <w:sz w:val="18"/>
+        </w:rPr>
+        <w:t>/stage/prod.</w:t>
       </w:r>
     </w:p>
     <w:p>
@@ -2773,6 +1721,7 @@
         </w:rPr>
         <w:t xml:space="preserve">Implemented end-to-end </w:t>
       </w:r>
+      <w:proofErr w:type="spellStart"/>
       <w:r>
         <w:rPr>
           <w:rStyle w:val="Strong"/>
@@ -2781,6 +1730,7 @@
         </w:rPr>
         <w:t>observability</w:t>
       </w:r>
+      <w:proofErr w:type="spellEnd"/>
       <w:r>
         <w:rPr>
           <w:rFonts w:ascii="Arial" w:hAnsi="Arial" w:cs="Arial"/>
@@ -2788,6 +1738,7 @@
         </w:rPr>
         <w:t xml:space="preserve"> using </w:t>
       </w:r>
+      <w:proofErr w:type="spellStart"/>
       <w:r>
         <w:rPr>
           <w:rStyle w:val="Strong"/>
@@ -2796,6 +1747,7 @@
         </w:rPr>
         <w:t>OpenTelemetry</w:t>
       </w:r>
+      <w:proofErr w:type="spellEnd"/>
       <w:r>
         <w:rPr>
           <w:rFonts w:ascii="Arial" w:hAnsi="Arial" w:cs="Arial"/>
@@ -2803,14 +1755,34 @@
         </w:rPr>
         <w:t xml:space="preserve"> with dashboards in </w:t>
       </w:r>
-      <w:r>
-        <w:rPr>
-          <w:rStyle w:val="Strong"/>
-          <w:rFonts w:ascii="Arial" w:hAnsi="Arial" w:cs="Arial"/>
-          <w:sz w:val="18"/>
-        </w:rPr>
-        <w:t>Datadog/Grafana</w:t>
-      </w:r>
+      <w:proofErr w:type="spellStart"/>
+      <w:r>
+        <w:rPr>
+          <w:rStyle w:val="Strong"/>
+          <w:rFonts w:ascii="Arial" w:hAnsi="Arial" w:cs="Arial"/>
+          <w:sz w:val="18"/>
+        </w:rPr>
+        <w:t>Datadog</w:t>
+      </w:r>
+      <w:proofErr w:type="spellEnd"/>
+      <w:r>
+        <w:rPr>
+          <w:rStyle w:val="Strong"/>
+          <w:rFonts w:ascii="Arial" w:hAnsi="Arial" w:cs="Arial"/>
+          <w:sz w:val="18"/>
+        </w:rPr>
+        <w:t>/</w:t>
+      </w:r>
+      <w:proofErr w:type="spellStart"/>
+      <w:r>
+        <w:rPr>
+          <w:rStyle w:val="Strong"/>
+          <w:rFonts w:ascii="Arial" w:hAnsi="Arial" w:cs="Arial"/>
+          <w:sz w:val="18"/>
+        </w:rPr>
+        <w:t>Grafana</w:t>
+      </w:r>
+      <w:proofErr w:type="spellEnd"/>
       <w:r>
         <w:rPr>
           <w:rFonts w:ascii="Arial" w:hAnsi="Arial" w:cs="Arial"/>
@@ -2833,6 +1805,7 @@
         </w:rPr>
         <w:t xml:space="preserve"> and signals in </w:t>
       </w:r>
+      <w:proofErr w:type="spellStart"/>
       <w:r>
         <w:rPr>
           <w:rStyle w:val="Strong"/>
@@ -2841,6 +1814,7 @@
         </w:rPr>
         <w:t>CloudWatch</w:t>
       </w:r>
+      <w:proofErr w:type="spellEnd"/>
       <w:r>
         <w:rPr>
           <w:rFonts w:ascii="Arial" w:hAnsi="Arial" w:cs="Arial"/>
@@ -2867,7 +1841,6 @@
           <w:rFonts w:ascii="Arial" w:hAnsi="Arial" w:cs="Arial"/>
           <w:sz w:val="18"/>
         </w:rPr>
-        <w:lastRenderedPageBreak/>
         <w:t xml:space="preserve">Strengthened security posture using </w:t>
       </w:r>
       <w:r>
@@ -2945,14 +1918,34 @@
         </w:rPr>
         <w:t xml:space="preserve">, integrating enterprise identity via </w:t>
       </w:r>
-      <w:r>
-        <w:rPr>
-          <w:rStyle w:val="Strong"/>
-          <w:rFonts w:ascii="Arial" w:hAnsi="Arial" w:cs="Arial"/>
-          <w:sz w:val="18"/>
-        </w:rPr>
-        <w:t>Okta/Auth0/AWS Cognito</w:t>
-      </w:r>
+      <w:proofErr w:type="spellStart"/>
+      <w:r>
+        <w:rPr>
+          <w:rStyle w:val="Strong"/>
+          <w:rFonts w:ascii="Arial" w:hAnsi="Arial" w:cs="Arial"/>
+          <w:sz w:val="18"/>
+        </w:rPr>
+        <w:t>Okta</w:t>
+      </w:r>
+      <w:proofErr w:type="spellEnd"/>
+      <w:r>
+        <w:rPr>
+          <w:rStyle w:val="Strong"/>
+          <w:rFonts w:ascii="Arial" w:hAnsi="Arial" w:cs="Arial"/>
+          <w:sz w:val="18"/>
+        </w:rPr>
+        <w:t xml:space="preserve">/Auth0/AWS </w:t>
+      </w:r>
+      <w:proofErr w:type="spellStart"/>
+      <w:r>
+        <w:rPr>
+          <w:rStyle w:val="Strong"/>
+          <w:rFonts w:ascii="Arial" w:hAnsi="Arial" w:cs="Arial"/>
+          <w:sz w:val="18"/>
+        </w:rPr>
+        <w:t>Cognito</w:t>
+      </w:r>
+      <w:proofErr w:type="spellEnd"/>
       <w:r>
         <w:rPr>
           <w:rFonts w:ascii="Arial" w:hAnsi="Arial" w:cs="Arial"/>
@@ -2981,13 +1974,23 @@
         </w:rPr>
         <w:t xml:space="preserve">Improved release quality with CI/CD across </w:t>
       </w:r>
-      <w:r>
-        <w:rPr>
-          <w:rStyle w:val="Strong"/>
-          <w:rFonts w:ascii="Arial" w:hAnsi="Arial" w:cs="Arial"/>
-          <w:sz w:val="18"/>
-        </w:rPr>
-        <w:t>GitHub Actions</w:t>
+      <w:proofErr w:type="spellStart"/>
+      <w:r>
+        <w:rPr>
+          <w:rStyle w:val="Strong"/>
+          <w:rFonts w:ascii="Arial" w:hAnsi="Arial" w:cs="Arial"/>
+          <w:sz w:val="18"/>
+        </w:rPr>
+        <w:t>GitHub</w:t>
+      </w:r>
+      <w:proofErr w:type="spellEnd"/>
+      <w:r>
+        <w:rPr>
+          <w:rStyle w:val="Strong"/>
+          <w:rFonts w:ascii="Arial" w:hAnsi="Arial" w:cs="Arial"/>
+          <w:sz w:val="18"/>
+        </w:rPr>
+        <w:t xml:space="preserve"> Actions</w:t>
       </w:r>
       <w:r>
         <w:rPr>
@@ -2996,13 +1999,23 @@
         </w:rPr>
         <w:t xml:space="preserve">, </w:t>
       </w:r>
-      <w:r>
-        <w:rPr>
-          <w:rStyle w:val="Strong"/>
-          <w:rFonts w:ascii="Arial" w:hAnsi="Arial" w:cs="Arial"/>
-          <w:sz w:val="18"/>
-        </w:rPr>
-        <w:t>GitLab CI</w:t>
+      <w:proofErr w:type="spellStart"/>
+      <w:r>
+        <w:rPr>
+          <w:rStyle w:val="Strong"/>
+          <w:rFonts w:ascii="Arial" w:hAnsi="Arial" w:cs="Arial"/>
+          <w:sz w:val="18"/>
+        </w:rPr>
+        <w:t>GitLab</w:t>
+      </w:r>
+      <w:proofErr w:type="spellEnd"/>
+      <w:r>
+        <w:rPr>
+          <w:rStyle w:val="Strong"/>
+          <w:rFonts w:ascii="Arial" w:hAnsi="Arial" w:cs="Arial"/>
+          <w:sz w:val="18"/>
+        </w:rPr>
+        <w:t xml:space="preserve"> CI</w:t>
       </w:r>
       <w:r>
         <w:rPr>
@@ -3075,6 +2088,7 @@
           <w:rFonts w:ascii="Arial" w:hAnsi="Arial" w:cs="Arial"/>
           <w:sz w:val="18"/>
         </w:rPr>
+        <w:lastRenderedPageBreak/>
         <w:t>Established reliability guardrails for integrations (timeouts, retries, circuit-style protections) and hardened error contracts so failures remained predictable and diagnosable.</w:t>
       </w:r>
     </w:p>
@@ -3178,6 +2192,7 @@
         </w:rPr>
         <w:t xml:space="preserve">Designed schemas and rollout-safe migrations for </w:t>
       </w:r>
+      <w:proofErr w:type="spellStart"/>
       <w:r>
         <w:rPr>
           <w:rStyle w:val="Strong"/>
@@ -3186,6 +2201,7 @@
         </w:rPr>
         <w:t>PostgreSQL</w:t>
       </w:r>
+      <w:proofErr w:type="spellEnd"/>
       <w:r>
         <w:rPr>
           <w:rFonts w:ascii="Arial" w:hAnsi="Arial" w:cs="Arial"/>
@@ -3229,6 +2245,7 @@
         </w:rPr>
         <w:t xml:space="preserve">Implemented caching for high-read endpoints using </w:t>
       </w:r>
+      <w:proofErr w:type="spellStart"/>
       <w:r>
         <w:rPr>
           <w:rStyle w:val="Strong"/>
@@ -3237,6 +2254,7 @@
         </w:rPr>
         <w:t>Redis</w:t>
       </w:r>
+      <w:proofErr w:type="spellEnd"/>
       <w:r>
         <w:rPr>
           <w:rFonts w:ascii="Arial" w:hAnsi="Arial" w:cs="Arial"/>
@@ -3263,8 +2281,25 @@
           <w:rFonts w:ascii="Arial" w:hAnsi="Arial" w:cs="Arial"/>
           <w:sz w:val="18"/>
         </w:rPr>
-        <w:t xml:space="preserve">Added async processing for long-running workloads using </w:t>
-      </w:r>
+        <w:t xml:space="preserve">Added </w:t>
+      </w:r>
+      <w:proofErr w:type="spellStart"/>
+      <w:r>
+        <w:rPr>
+          <w:rFonts w:ascii="Arial" w:hAnsi="Arial" w:cs="Arial"/>
+          <w:sz w:val="18"/>
+        </w:rPr>
+        <w:t>async</w:t>
+      </w:r>
+      <w:proofErr w:type="spellEnd"/>
+      <w:r>
+        <w:rPr>
+          <w:rFonts w:ascii="Arial" w:hAnsi="Arial" w:cs="Arial"/>
+          <w:sz w:val="18"/>
+        </w:rPr>
+        <w:t xml:space="preserve"> processing for long-running workloads using </w:t>
+      </w:r>
+      <w:proofErr w:type="spellStart"/>
       <w:r>
         <w:rPr>
           <w:rStyle w:val="Strong"/>
@@ -3273,6 +2308,7 @@
         </w:rPr>
         <w:t>RabbitMQ</w:t>
       </w:r>
+      <w:proofErr w:type="spellEnd"/>
       <w:r>
         <w:rPr>
           <w:rFonts w:ascii="Arial" w:hAnsi="Arial" w:cs="Arial"/>
@@ -3316,13 +2352,23 @@
         </w:rPr>
         <w:t xml:space="preserve">Introduced search-driven UX capabilities by integrating </w:t>
       </w:r>
-      <w:r>
-        <w:rPr>
-          <w:rStyle w:val="Strong"/>
-          <w:rFonts w:ascii="Arial" w:hAnsi="Arial" w:cs="Arial"/>
-          <w:sz w:val="18"/>
-        </w:rPr>
-        <w:t>Elasticsearch/OpenSearch</w:t>
+      <w:proofErr w:type="spellStart"/>
+      <w:r>
+        <w:rPr>
+          <w:rStyle w:val="Strong"/>
+          <w:rFonts w:ascii="Arial" w:hAnsi="Arial" w:cs="Arial"/>
+          <w:sz w:val="18"/>
+        </w:rPr>
+        <w:t>Elasticsearch</w:t>
+      </w:r>
+      <w:proofErr w:type="spellEnd"/>
+      <w:r>
+        <w:rPr>
+          <w:rStyle w:val="Strong"/>
+          <w:rFonts w:ascii="Arial" w:hAnsi="Arial" w:cs="Arial"/>
+          <w:sz w:val="18"/>
+        </w:rPr>
+        <w:t>/OpenSearch</w:t>
       </w:r>
       <w:r>
         <w:rPr>
@@ -3412,6 +2458,7 @@
         </w:rPr>
         <w:t xml:space="preserve">, </w:t>
       </w:r>
+      <w:proofErr w:type="spellStart"/>
       <w:r>
         <w:rPr>
           <w:rStyle w:val="Strong"/>
@@ -3420,6 +2467,7 @@
         </w:rPr>
         <w:t>CloudFront</w:t>
       </w:r>
+      <w:proofErr w:type="spellEnd"/>
       <w:r>
         <w:rPr>
           <w:rFonts w:ascii="Arial" w:hAnsi="Arial" w:cs="Arial"/>
@@ -3589,6 +2637,7 @@
         </w:rPr>
         <w:t xml:space="preserve"> and </w:t>
       </w:r>
+      <w:proofErr w:type="spellStart"/>
       <w:r>
         <w:rPr>
           <w:rStyle w:val="Strong"/>
@@ -3597,6 +2646,7 @@
         </w:rPr>
         <w:t>BigQuery</w:t>
       </w:r>
+      <w:proofErr w:type="spellEnd"/>
       <w:r>
         <w:rPr>
           <w:rFonts w:ascii="Arial" w:hAnsi="Arial" w:cs="Arial"/>
@@ -3623,8 +2673,25 @@
           <w:rFonts w:ascii="Arial" w:hAnsi="Arial" w:cs="Arial"/>
           <w:sz w:val="18"/>
         </w:rPr>
-        <w:t xml:space="preserve">Standardized observability with structured logs, metrics, and traces using </w:t>
-      </w:r>
+        <w:t xml:space="preserve">Standardized </w:t>
+      </w:r>
+      <w:proofErr w:type="spellStart"/>
+      <w:r>
+        <w:rPr>
+          <w:rFonts w:ascii="Arial" w:hAnsi="Arial" w:cs="Arial"/>
+          <w:sz w:val="18"/>
+        </w:rPr>
+        <w:t>observability</w:t>
+      </w:r>
+      <w:proofErr w:type="spellEnd"/>
+      <w:r>
+        <w:rPr>
+          <w:rFonts w:ascii="Arial" w:hAnsi="Arial" w:cs="Arial"/>
+          <w:sz w:val="18"/>
+        </w:rPr>
+        <w:t xml:space="preserve"> with structured logs, metrics, and traces using </w:t>
+      </w:r>
+      <w:proofErr w:type="spellStart"/>
       <w:r>
         <w:rPr>
           <w:rStyle w:val="Strong"/>
@@ -3633,6 +2700,7 @@
         </w:rPr>
         <w:t>OpenTelemetry</w:t>
       </w:r>
+      <w:proofErr w:type="spellEnd"/>
       <w:r>
         <w:rPr>
           <w:rFonts w:ascii="Arial" w:hAnsi="Arial" w:cs="Arial"/>
@@ -3640,14 +2708,34 @@
         </w:rPr>
         <w:t xml:space="preserve">, dashboards in </w:t>
       </w:r>
-      <w:r>
-        <w:rPr>
-          <w:rStyle w:val="Strong"/>
-          <w:rFonts w:ascii="Arial" w:hAnsi="Arial" w:cs="Arial"/>
-          <w:sz w:val="18"/>
-        </w:rPr>
-        <w:t>Grafana/Datadog</w:t>
-      </w:r>
+      <w:proofErr w:type="spellStart"/>
+      <w:r>
+        <w:rPr>
+          <w:rStyle w:val="Strong"/>
+          <w:rFonts w:ascii="Arial" w:hAnsi="Arial" w:cs="Arial"/>
+          <w:sz w:val="18"/>
+        </w:rPr>
+        <w:t>Grafana</w:t>
+      </w:r>
+      <w:proofErr w:type="spellEnd"/>
+      <w:r>
+        <w:rPr>
+          <w:rStyle w:val="Strong"/>
+          <w:rFonts w:ascii="Arial" w:hAnsi="Arial" w:cs="Arial"/>
+          <w:sz w:val="18"/>
+        </w:rPr>
+        <w:t>/</w:t>
+      </w:r>
+      <w:proofErr w:type="spellStart"/>
+      <w:r>
+        <w:rPr>
+          <w:rStyle w:val="Strong"/>
+          <w:rFonts w:ascii="Arial" w:hAnsi="Arial" w:cs="Arial"/>
+          <w:sz w:val="18"/>
+        </w:rPr>
+        <w:t>Datadog</w:t>
+      </w:r>
+      <w:proofErr w:type="spellEnd"/>
       <w:r>
         <w:rPr>
           <w:rFonts w:ascii="Arial" w:hAnsi="Arial" w:cs="Arial"/>
@@ -3763,8 +2851,18 @@
           <w:rFonts w:ascii="Arial" w:hAnsi="Arial" w:cs="Arial"/>
           <w:sz w:val="18"/>
         </w:rPr>
-        <w:t>Azure DevOps</w:t>
-      </w:r>
+        <w:t xml:space="preserve">Azure </w:t>
+      </w:r>
+      <w:proofErr w:type="spellStart"/>
+      <w:r>
+        <w:rPr>
+          <w:rStyle w:val="Strong"/>
+          <w:rFonts w:ascii="Arial" w:hAnsi="Arial" w:cs="Arial"/>
+          <w:sz w:val="18"/>
+        </w:rPr>
+        <w:t>DevOps</w:t>
+      </w:r>
+      <w:proofErr w:type="spellEnd"/>
       <w:r>
         <w:rPr>
           <w:rFonts w:ascii="Arial" w:hAnsi="Arial" w:cs="Arial"/>
@@ -3772,6 +2870,7 @@
         </w:rPr>
         <w:t xml:space="preserve"> and </w:t>
       </w:r>
+      <w:proofErr w:type="spellStart"/>
       <w:r>
         <w:rPr>
           <w:rStyle w:val="Strong"/>
@@ -3780,6 +2879,7 @@
         </w:rPr>
         <w:t>CircleCI</w:t>
       </w:r>
+      <w:proofErr w:type="spellEnd"/>
       <w:r>
         <w:rPr>
           <w:rFonts w:ascii="Arial" w:hAnsi="Arial" w:cs="Arial"/>
@@ -3787,6 +2887,7 @@
         </w:rPr>
         <w:t xml:space="preserve">, enforcing build gates, automated checks, and consistent packaging with </w:t>
       </w:r>
+      <w:proofErr w:type="spellStart"/>
       <w:r>
         <w:rPr>
           <w:rStyle w:val="Strong"/>
@@ -3795,6 +2896,7 @@
         </w:rPr>
         <w:t>Docker</w:t>
       </w:r>
+      <w:proofErr w:type="spellEnd"/>
       <w:r>
         <w:rPr>
           <w:rFonts w:ascii="Arial" w:hAnsi="Arial" w:cs="Arial"/>
@@ -4028,6 +3130,7 @@
         </w:rPr>
         <w:t xml:space="preserve">Introduced </w:t>
       </w:r>
+      <w:proofErr w:type="spellStart"/>
       <w:r>
         <w:rPr>
           <w:rStyle w:val="Strong"/>
@@ -4036,6 +3139,7 @@
         </w:rPr>
         <w:t>Redis</w:t>
       </w:r>
+      <w:proofErr w:type="spellEnd"/>
       <w:r>
         <w:rPr>
           <w:rFonts w:ascii="Arial" w:hAnsi="Arial" w:cs="Arial"/>
@@ -4085,6 +3189,7 @@
         </w:rPr>
         <w:t xml:space="preserve">Added early search and filtering using </w:t>
       </w:r>
+      <w:proofErr w:type="spellStart"/>
       <w:r>
         <w:rPr>
           <w:rStyle w:val="Strong"/>
@@ -4093,6 +3198,7 @@
         </w:rPr>
         <w:t>Elasticsearch</w:t>
       </w:r>
+      <w:proofErr w:type="spellEnd"/>
       <w:r>
         <w:rPr>
           <w:rFonts w:ascii="Arial" w:hAnsi="Arial" w:cs="Arial"/>
@@ -4157,6 +3263,7 @@
         </w:rPr>
         <w:t xml:space="preserve">Containerized select services using </w:t>
       </w:r>
+      <w:proofErr w:type="spellStart"/>
       <w:r>
         <w:rPr>
           <w:rStyle w:val="Strong"/>
@@ -4165,12 +3272,29 @@
         </w:rPr>
         <w:t>Docker</w:t>
       </w:r>
-      <w:r>
-        <w:rPr>
-          <w:rFonts w:ascii="Arial" w:hAnsi="Arial" w:cs="Arial"/>
-          <w:sz w:val="18"/>
-        </w:rPr>
-        <w:t xml:space="preserve"> to reduce environment drift and standardize dev/test parity.</w:t>
+      <w:proofErr w:type="spellEnd"/>
+      <w:r>
+        <w:rPr>
+          <w:rFonts w:ascii="Arial" w:hAnsi="Arial" w:cs="Arial"/>
+          <w:sz w:val="18"/>
+        </w:rPr>
+        <w:t xml:space="preserve"> to reduce environment drift and standardize </w:t>
+      </w:r>
+      <w:proofErr w:type="spellStart"/>
+      <w:r>
+        <w:rPr>
+          <w:rFonts w:ascii="Arial" w:hAnsi="Arial" w:cs="Arial"/>
+          <w:sz w:val="18"/>
+        </w:rPr>
+        <w:t>dev</w:t>
+      </w:r>
+      <w:proofErr w:type="spellEnd"/>
+      <w:r>
+        <w:rPr>
+          <w:rFonts w:ascii="Arial" w:hAnsi="Arial" w:cs="Arial"/>
+          <w:sz w:val="18"/>
+        </w:rPr>
+        <w:t>/test parity.</w:t>
       </w:r>
     </w:p>
     <w:p>
@@ -4273,7 +3397,6 @@
           <w:sz w:val="21"/>
           <w:szCs w:val="21"/>
         </w:rPr>
-        <w:lastRenderedPageBreak/>
         <w:t>Microsoft  |</w:t>
       </w:r>
       <w:proofErr w:type="gramEnd"/>
@@ -4326,6 +3449,7 @@
           <w:rFonts w:ascii="Arial" w:hAnsi="Arial" w:cs="Arial"/>
           <w:sz w:val="18"/>
         </w:rPr>
+        <w:lastRenderedPageBreak/>
         <w:t>Built small internal service endpoints with careful input validation, enabling safe reuse by multiple internal consumers.</w:t>
       </w:r>
     </w:p>
@@ -4685,6 +3809,7 @@
         </w:rPr>
         <w:t xml:space="preserve"> and </w:t>
       </w:r>
+      <w:proofErr w:type="spellStart"/>
       <w:r>
         <w:rPr>
           <w:rStyle w:val="Strong"/>
@@ -4694,6 +3819,7 @@
         </w:rPr>
         <w:t>PostgreSQL</w:t>
       </w:r>
+      <w:proofErr w:type="spellEnd"/>
       <w:r>
         <w:rPr>
           <w:rFonts w:ascii="Arial" w:hAnsi="Arial" w:cs="Arial"/>
@@ -4759,6 +3885,7 @@
         </w:rPr>
         <w:t xml:space="preserve">, adding </w:t>
       </w:r>
+      <w:proofErr w:type="spellStart"/>
       <w:r>
         <w:rPr>
           <w:rStyle w:val="Strong"/>
@@ -4768,6 +3895,7 @@
         </w:rPr>
         <w:t>idempotency</w:t>
       </w:r>
+      <w:proofErr w:type="spellEnd"/>
       <w:r>
         <w:rPr>
           <w:rFonts w:ascii="Arial" w:hAnsi="Arial" w:cs="Arial"/>
@@ -4816,6 +3944,7 @@
         </w:rPr>
         <w:t xml:space="preserve">Added performance layers using </w:t>
       </w:r>
+      <w:proofErr w:type="spellStart"/>
       <w:r>
         <w:rPr>
           <w:rStyle w:val="Strong"/>
@@ -4825,6 +3954,7 @@
         </w:rPr>
         <w:t>Redis</w:t>
       </w:r>
+      <w:proofErr w:type="spellEnd"/>
       <w:r>
         <w:rPr>
           <w:rFonts w:ascii="Arial" w:hAnsi="Arial" w:cs="Arial"/>
@@ -4833,6 +3963,7 @@
         </w:rPr>
         <w:t xml:space="preserve"> and implemented traceability via </w:t>
       </w:r>
+      <w:proofErr w:type="spellStart"/>
       <w:r>
         <w:rPr>
           <w:rStyle w:val="Strong"/>
@@ -4842,6 +3973,7 @@
         </w:rPr>
         <w:t>OpenTelemetry</w:t>
       </w:r>
+      <w:proofErr w:type="spellEnd"/>
       <w:r>
         <w:rPr>
           <w:rFonts w:ascii="Arial" w:hAnsi="Arial" w:cs="Arial"/>
@@ -4850,6 +3982,7 @@
         </w:rPr>
         <w:t xml:space="preserve"> with dashboards in </w:t>
       </w:r>
+      <w:proofErr w:type="spellStart"/>
       <w:r>
         <w:rPr>
           <w:rStyle w:val="Strong"/>
@@ -4857,16 +3990,38 @@
           <w:sz w:val="18"/>
           <w:szCs w:val="18"/>
         </w:rPr>
-        <w:t>Datadog/Grafana</w:t>
-      </w:r>
-      <w:r>
-        <w:rPr>
+        <w:t>Datadog</w:t>
+      </w:r>
+      <w:proofErr w:type="spellEnd"/>
+      <w:r>
+        <w:rPr>
+          <w:rStyle w:val="Strong"/>
           <w:rFonts w:ascii="Arial" w:hAnsi="Arial" w:cs="Arial"/>
           <w:sz w:val="18"/>
           <w:szCs w:val="18"/>
         </w:rPr>
+        <w:t>/</w:t>
+      </w:r>
+      <w:proofErr w:type="spellStart"/>
+      <w:r>
+        <w:rPr>
+          <w:rStyle w:val="Strong"/>
+          <w:rFonts w:ascii="Arial" w:hAnsi="Arial" w:cs="Arial"/>
+          <w:sz w:val="18"/>
+          <w:szCs w:val="18"/>
+        </w:rPr>
+        <w:t>Grafana</w:t>
+      </w:r>
+      <w:proofErr w:type="spellEnd"/>
+      <w:r>
+        <w:rPr>
+          <w:rFonts w:ascii="Arial" w:hAnsi="Arial" w:cs="Arial"/>
+          <w:sz w:val="18"/>
+          <w:szCs w:val="18"/>
+        </w:rPr>
         <w:t xml:space="preserve"> and logs in </w:t>
       </w:r>
+      <w:proofErr w:type="spellStart"/>
       <w:r>
         <w:rPr>
           <w:rStyle w:val="Strong"/>
@@ -4874,7 +4029,17 @@
           <w:sz w:val="18"/>
           <w:szCs w:val="18"/>
         </w:rPr>
-        <w:t>CloudWatch/ELK</w:t>
+        <w:t>CloudWatch</w:t>
+      </w:r>
+      <w:proofErr w:type="spellEnd"/>
+      <w:r>
+        <w:rPr>
+          <w:rStyle w:val="Strong"/>
+          <w:rFonts w:ascii="Arial" w:hAnsi="Arial" w:cs="Arial"/>
+          <w:sz w:val="18"/>
+          <w:szCs w:val="18"/>
+        </w:rPr>
+        <w:t>/ELK</w:t>
       </w:r>
       <w:r>
         <w:rPr>
@@ -5032,6 +4197,7 @@
         </w:rPr>
         <w:t xml:space="preserve">Implemented a high-volume indexing pipeline into </w:t>
       </w:r>
+      <w:proofErr w:type="spellStart"/>
       <w:r>
         <w:rPr>
           <w:rStyle w:val="Strong"/>
@@ -5039,7 +4205,17 @@
           <w:sz w:val="18"/>
           <w:szCs w:val="18"/>
         </w:rPr>
-        <w:t>Elasticsearch/OpenSearch</w:t>
+        <w:t>Elasticsearch</w:t>
+      </w:r>
+      <w:proofErr w:type="spellEnd"/>
+      <w:r>
+        <w:rPr>
+          <w:rStyle w:val="Strong"/>
+          <w:rFonts w:ascii="Arial" w:hAnsi="Arial" w:cs="Arial"/>
+          <w:sz w:val="18"/>
+          <w:szCs w:val="18"/>
+        </w:rPr>
+        <w:t>/OpenSearch</w:t>
       </w:r>
       <w:r>
         <w:rPr>
@@ -5096,8 +4272,19 @@
           <w:sz w:val="18"/>
           <w:szCs w:val="18"/>
         </w:rPr>
-        <w:t>Redshift/BigQuery</w:t>
-      </w:r>
+        <w:t>Redshift/</w:t>
+      </w:r>
+      <w:proofErr w:type="spellStart"/>
+      <w:r>
+        <w:rPr>
+          <w:rStyle w:val="Strong"/>
+          <w:rFonts w:ascii="Arial" w:hAnsi="Arial" w:cs="Arial"/>
+          <w:sz w:val="18"/>
+          <w:szCs w:val="18"/>
+        </w:rPr>
+        <w:t>BigQuery</w:t>
+      </w:r>
+      <w:proofErr w:type="spellEnd"/>
       <w:r>
         <w:rPr>
           <w:rFonts w:ascii="Arial" w:hAnsi="Arial" w:cs="Arial"/>
@@ -5163,6 +4350,7 @@
         </w:rPr>
         <w:t xml:space="preserve">, and CI/CD pipelines in </w:t>
       </w:r>
+      <w:proofErr w:type="spellStart"/>
       <w:r>
         <w:rPr>
           <w:rStyle w:val="Strong"/>
@@ -5170,7 +4358,37 @@
           <w:sz w:val="18"/>
           <w:szCs w:val="18"/>
         </w:rPr>
-        <w:t>GitHub Actions/GitLab CI</w:t>
+        <w:t>GitHub</w:t>
+      </w:r>
+      <w:proofErr w:type="spellEnd"/>
+      <w:r>
+        <w:rPr>
+          <w:rStyle w:val="Strong"/>
+          <w:rFonts w:ascii="Arial" w:hAnsi="Arial" w:cs="Arial"/>
+          <w:sz w:val="18"/>
+          <w:szCs w:val="18"/>
+        </w:rPr>
+        <w:t xml:space="preserve"> Actions/</w:t>
+      </w:r>
+      <w:proofErr w:type="spellStart"/>
+      <w:r>
+        <w:rPr>
+          <w:rStyle w:val="Strong"/>
+          <w:rFonts w:ascii="Arial" w:hAnsi="Arial" w:cs="Arial"/>
+          <w:sz w:val="18"/>
+          <w:szCs w:val="18"/>
+        </w:rPr>
+        <w:t>GitLab</w:t>
+      </w:r>
+      <w:proofErr w:type="spellEnd"/>
+      <w:r>
+        <w:rPr>
+          <w:rStyle w:val="Strong"/>
+          <w:rFonts w:ascii="Arial" w:hAnsi="Arial" w:cs="Arial"/>
+          <w:sz w:val="18"/>
+          <w:szCs w:val="18"/>
+        </w:rPr>
+        <w:t xml:space="preserve"> CI</w:t>
       </w:r>
       <w:r>
         <w:rPr>
@@ -7295,6 +6513,120 @@
     </w:lvl>
   </w:abstractNum>
   <w:abstractNum w:abstractNumId="17">
+    <w:nsid w:val="4A95796B"/>
+    <w:multiLevelType w:val="hybridMultilevel"/>
+    <w:tmpl w:val="A01027C0"/>
+    <w:lvl w:ilvl="0" w:tplc="4B22CC20">
+      <w:start w:val="1"/>
+      <w:numFmt w:val="bullet"/>
+      <w:lvlText w:val="-"/>
+      <w:lvlJc w:val="left"/>
+      <w:pPr>
+        <w:ind w:left="360" w:hanging="360"/>
+      </w:pPr>
+      <w:rPr>
+        <w:rFonts w:ascii="Yu Gothic" w:eastAsia="Yu Gothic" w:hAnsi="Yu Gothic" w:hint="eastAsia"/>
+        <w:sz w:val="22"/>
+      </w:rPr>
+    </w:lvl>
+    <w:lvl w:ilvl="1" w:tplc="04090003" w:tentative="1">
+      <w:start w:val="1"/>
+      <w:numFmt w:val="bullet"/>
+      <w:lvlText w:val="o"/>
+      <w:lvlJc w:val="left"/>
+      <w:pPr>
+        <w:ind w:left="1080" w:hanging="360"/>
+      </w:pPr>
+      <w:rPr>
+        <w:rFonts w:ascii="Courier New" w:hAnsi="Courier New" w:cs="Courier New" w:hint="default"/>
+      </w:rPr>
+    </w:lvl>
+    <w:lvl w:ilvl="2" w:tplc="04090005" w:tentative="1">
+      <w:start w:val="1"/>
+      <w:numFmt w:val="bullet"/>
+      <w:lvlText w:val=""/>
+      <w:lvlJc w:val="left"/>
+      <w:pPr>
+        <w:ind w:left="1800" w:hanging="360"/>
+      </w:pPr>
+      <w:rPr>
+        <w:rFonts w:ascii="Wingdings" w:hAnsi="Wingdings" w:hint="default"/>
+      </w:rPr>
+    </w:lvl>
+    <w:lvl w:ilvl="3" w:tplc="04090001" w:tentative="1">
+      <w:start w:val="1"/>
+      <w:numFmt w:val="bullet"/>
+      <w:lvlText w:val=""/>
+      <w:lvlJc w:val="left"/>
+      <w:pPr>
+        <w:ind w:left="2520" w:hanging="360"/>
+      </w:pPr>
+      <w:rPr>
+        <w:rFonts w:ascii="Symbol" w:hAnsi="Symbol" w:hint="default"/>
+      </w:rPr>
+    </w:lvl>
+    <w:lvl w:ilvl="4" w:tplc="04090003" w:tentative="1">
+      <w:start w:val="1"/>
+      <w:numFmt w:val="bullet"/>
+      <w:lvlText w:val="o"/>
+      <w:lvlJc w:val="left"/>
+      <w:pPr>
+        <w:ind w:left="3240" w:hanging="360"/>
+      </w:pPr>
+      <w:rPr>
+        <w:rFonts w:ascii="Courier New" w:hAnsi="Courier New" w:cs="Courier New" w:hint="default"/>
+      </w:rPr>
+    </w:lvl>
+    <w:lvl w:ilvl="5" w:tplc="04090005" w:tentative="1">
+      <w:start w:val="1"/>
+      <w:numFmt w:val="bullet"/>
+      <w:lvlText w:val=""/>
+      <w:lvlJc w:val="left"/>
+      <w:pPr>
+        <w:ind w:left="3960" w:hanging="360"/>
+      </w:pPr>
+      <w:rPr>
+        <w:rFonts w:ascii="Wingdings" w:hAnsi="Wingdings" w:hint="default"/>
+      </w:rPr>
+    </w:lvl>
+    <w:lvl w:ilvl="6" w:tplc="04090001" w:tentative="1">
+      <w:start w:val="1"/>
+      <w:numFmt w:val="bullet"/>
+      <w:lvlText w:val=""/>
+      <w:lvlJc w:val="left"/>
+      <w:pPr>
+        <w:ind w:left="4680" w:hanging="360"/>
+      </w:pPr>
+      <w:rPr>
+        <w:rFonts w:ascii="Symbol" w:hAnsi="Symbol" w:hint="default"/>
+      </w:rPr>
+    </w:lvl>
+    <w:lvl w:ilvl="7" w:tplc="04090003" w:tentative="1">
+      <w:start w:val="1"/>
+      <w:numFmt w:val="bullet"/>
+      <w:lvlText w:val="o"/>
+      <w:lvlJc w:val="left"/>
+      <w:pPr>
+        <w:ind w:left="5400" w:hanging="360"/>
+      </w:pPr>
+      <w:rPr>
+        <w:rFonts w:ascii="Courier New" w:hAnsi="Courier New" w:cs="Courier New" w:hint="default"/>
+      </w:rPr>
+    </w:lvl>
+    <w:lvl w:ilvl="8" w:tplc="04090005" w:tentative="1">
+      <w:start w:val="1"/>
+      <w:numFmt w:val="bullet"/>
+      <w:lvlText w:val=""/>
+      <w:lvlJc w:val="left"/>
+      <w:pPr>
+        <w:ind w:left="6120" w:hanging="360"/>
+      </w:pPr>
+      <w:rPr>
+        <w:rFonts w:ascii="Wingdings" w:hAnsi="Wingdings" w:hint="default"/>
+      </w:rPr>
+    </w:lvl>
+  </w:abstractNum>
+  <w:abstractNum w:abstractNumId="18">
     <w:nsid w:val="4B960F97"/>
     <w:multiLevelType w:val="multilevel"/>
     <w:tmpl w:val="B0B6C0D0"/>
@@ -7443,7 +6775,7 @@
       </w:rPr>
     </w:lvl>
   </w:abstractNum>
-  <w:abstractNum w:abstractNumId="18">
+  <w:abstractNum w:abstractNumId="19">
     <w:nsid w:val="4D711C20"/>
     <w:multiLevelType w:val="hybridMultilevel"/>
     <w:tmpl w:val="692EA838"/>
@@ -7556,7 +6888,7 @@
       </w:rPr>
     </w:lvl>
   </w:abstractNum>
-  <w:abstractNum w:abstractNumId="19">
+  <w:abstractNum w:abstractNumId="20">
     <w:nsid w:val="519208CD"/>
     <w:multiLevelType w:val="multilevel"/>
     <w:tmpl w:val="8BE6A0C8"/>
@@ -7705,7 +7037,7 @@
       </w:rPr>
     </w:lvl>
   </w:abstractNum>
-  <w:abstractNum w:abstractNumId="20">
+  <w:abstractNum w:abstractNumId="21">
     <w:nsid w:val="55D34F2E"/>
     <w:multiLevelType w:val="hybridMultilevel"/>
     <w:tmpl w:val="BD10BC5C"/>
@@ -7817,7 +7149,7 @@
       </w:rPr>
     </w:lvl>
   </w:abstractNum>
-  <w:abstractNum w:abstractNumId="21">
+  <w:abstractNum w:abstractNumId="22">
     <w:nsid w:val="55FC6845"/>
     <w:multiLevelType w:val="multilevel"/>
     <w:tmpl w:val="B6F0CBB6"/>
@@ -7966,7 +7298,7 @@
       </w:rPr>
     </w:lvl>
   </w:abstractNum>
-  <w:abstractNum w:abstractNumId="22">
+  <w:abstractNum w:abstractNumId="23">
     <w:nsid w:val="58625F5E"/>
     <w:multiLevelType w:val="multilevel"/>
     <w:tmpl w:val="DD5A870E"/>
@@ -8115,7 +7447,7 @@
       </w:rPr>
     </w:lvl>
   </w:abstractNum>
-  <w:abstractNum w:abstractNumId="23">
+  <w:abstractNum w:abstractNumId="24">
     <w:nsid w:val="59FB2E7F"/>
     <w:multiLevelType w:val="hybridMultilevel"/>
     <w:tmpl w:val="50F8A530"/>
@@ -8228,7 +7560,7 @@
       </w:rPr>
     </w:lvl>
   </w:abstractNum>
-  <w:abstractNum w:abstractNumId="24">
+  <w:abstractNum w:abstractNumId="25">
     <w:nsid w:val="5F2C594B"/>
     <w:multiLevelType w:val="hybridMultilevel"/>
     <w:tmpl w:val="7B3ACF4A"/>
@@ -8340,7 +7672,7 @@
       </w:rPr>
     </w:lvl>
   </w:abstractNum>
-  <w:abstractNum w:abstractNumId="25">
+  <w:abstractNum w:abstractNumId="26">
     <w:nsid w:val="610D0CEA"/>
     <w:multiLevelType w:val="hybridMultilevel"/>
     <w:tmpl w:val="EE140532"/>
@@ -8452,7 +7784,7 @@
       </w:rPr>
     </w:lvl>
   </w:abstractNum>
-  <w:abstractNum w:abstractNumId="26">
+  <w:abstractNum w:abstractNumId="27">
     <w:nsid w:val="66B60E7D"/>
     <w:multiLevelType w:val="hybridMultilevel"/>
     <w:tmpl w:val="F83EEF24"/>
@@ -8565,7 +7897,7 @@
       </w:rPr>
     </w:lvl>
   </w:abstractNum>
-  <w:abstractNum w:abstractNumId="27">
+  <w:abstractNum w:abstractNumId="28">
     <w:nsid w:val="6D5112CB"/>
     <w:multiLevelType w:val="hybridMultilevel"/>
     <w:tmpl w:val="56E2B5FC"/>
@@ -8651,7 +7983,7 @@
       </w:pPr>
     </w:lvl>
   </w:abstractNum>
-  <w:abstractNum w:abstractNumId="28">
+  <w:abstractNum w:abstractNumId="29">
     <w:nsid w:val="72E4703C"/>
     <w:multiLevelType w:val="multilevel"/>
     <w:tmpl w:val="1DD26C2E"/>
@@ -8800,7 +8132,7 @@
       </w:rPr>
     </w:lvl>
   </w:abstractNum>
-  <w:abstractNum w:abstractNumId="29">
+  <w:abstractNum w:abstractNumId="30">
     <w:nsid w:val="746B0190"/>
     <w:multiLevelType w:val="multilevel"/>
     <w:tmpl w:val="2A320454"/>
@@ -8949,7 +8281,7 @@
       </w:rPr>
     </w:lvl>
   </w:abstractNum>
-  <w:abstractNum w:abstractNumId="30">
+  <w:abstractNum w:abstractNumId="31">
     <w:nsid w:val="74D01B64"/>
     <w:multiLevelType w:val="hybridMultilevel"/>
     <w:tmpl w:val="E63877FC"/>
@@ -9062,7 +8394,7 @@
       </w:rPr>
     </w:lvl>
   </w:abstractNum>
-  <w:abstractNum w:abstractNumId="31">
+  <w:abstractNum w:abstractNumId="32">
     <w:nsid w:val="75952119"/>
     <w:multiLevelType w:val="hybridMultilevel"/>
     <w:tmpl w:val="07DAB320"/>
@@ -9175,7 +8507,7 @@
       </w:rPr>
     </w:lvl>
   </w:abstractNum>
-  <w:abstractNum w:abstractNumId="32">
+  <w:abstractNum w:abstractNumId="33">
     <w:nsid w:val="766C6258"/>
     <w:multiLevelType w:val="hybridMultilevel"/>
     <w:tmpl w:val="0D6AE700"/>
@@ -9288,7 +8620,7 @@
       </w:rPr>
     </w:lvl>
   </w:abstractNum>
-  <w:abstractNum w:abstractNumId="33">
+  <w:abstractNum w:abstractNumId="34">
     <w:nsid w:val="7EB25A0A"/>
     <w:multiLevelType w:val="hybridMultilevel"/>
     <w:tmpl w:val="FA44C5A8"/>
@@ -9402,7 +8734,7 @@
     </w:lvl>
   </w:abstractNum>
   <w:num w:numId="1">
-    <w:abstractNumId w:val="27"/>
+    <w:abstractNumId w:val="28"/>
     <w:lvlOverride w:ilvl="0">
       <w:startOverride w:val="1"/>
     </w:lvlOverride>
@@ -9414,40 +8746,40 @@
     <w:abstractNumId w:val="0"/>
   </w:num>
   <w:num w:numId="4">
-    <w:abstractNumId w:val="24"/>
+    <w:abstractNumId w:val="25"/>
   </w:num>
   <w:num w:numId="5">
     <w:abstractNumId w:val="15"/>
   </w:num>
   <w:num w:numId="6">
-    <w:abstractNumId w:val="20"/>
+    <w:abstractNumId w:val="21"/>
   </w:num>
   <w:num w:numId="7">
-    <w:abstractNumId w:val="30"/>
+    <w:abstractNumId w:val="31"/>
   </w:num>
   <w:num w:numId="8">
-    <w:abstractNumId w:val="25"/>
+    <w:abstractNumId w:val="26"/>
   </w:num>
   <w:num w:numId="9">
     <w:abstractNumId w:val="9"/>
   </w:num>
   <w:num w:numId="10">
-    <w:abstractNumId w:val="28"/>
+    <w:abstractNumId w:val="29"/>
   </w:num>
   <w:num w:numId="11">
-    <w:abstractNumId w:val="18"/>
+    <w:abstractNumId w:val="19"/>
   </w:num>
   <w:num w:numId="12">
-    <w:abstractNumId w:val="19"/>
+    <w:abstractNumId w:val="20"/>
   </w:num>
   <w:num w:numId="13">
-    <w:abstractNumId w:val="17"/>
+    <w:abstractNumId w:val="18"/>
   </w:num>
   <w:num w:numId="14">
     <w:abstractNumId w:val="8"/>
   </w:num>
   <w:num w:numId="15">
-    <w:abstractNumId w:val="22"/>
+    <w:abstractNumId w:val="23"/>
   </w:num>
   <w:num w:numId="16">
     <w:abstractNumId w:val="12"/>
@@ -9468,7 +8800,7 @@
     <w:abstractNumId w:val="3"/>
   </w:num>
   <w:num w:numId="22">
-    <w:abstractNumId w:val="29"/>
+    <w:abstractNumId w:val="30"/>
   </w:num>
   <w:num w:numId="23">
     <w:abstractNumId w:val="2"/>
@@ -9480,31 +8812,34 @@
     <w:abstractNumId w:val="13"/>
   </w:num>
   <w:num w:numId="26">
-    <w:abstractNumId w:val="23"/>
+    <w:abstractNumId w:val="24"/>
   </w:num>
   <w:num w:numId="27">
-    <w:abstractNumId w:val="31"/>
+    <w:abstractNumId w:val="32"/>
   </w:num>
   <w:num w:numId="28">
     <w:abstractNumId w:val="16"/>
   </w:num>
   <w:num w:numId="29">
-    <w:abstractNumId w:val="33"/>
+    <w:abstractNumId w:val="34"/>
   </w:num>
   <w:num w:numId="30">
     <w:abstractNumId w:val="4"/>
   </w:num>
   <w:num w:numId="31">
-    <w:abstractNumId w:val="26"/>
+    <w:abstractNumId w:val="27"/>
   </w:num>
   <w:num w:numId="32">
-    <w:abstractNumId w:val="32"/>
+    <w:abstractNumId w:val="33"/>
   </w:num>
   <w:num w:numId="33">
-    <w:abstractNumId w:val="21"/>
+    <w:abstractNumId w:val="22"/>
   </w:num>
   <w:num w:numId="34">
     <w:abstractNumId w:val="10"/>
+  </w:num>
+  <w:num w:numId="35">
+    <w:abstractNumId w:val="17"/>
   </w:num>
 </w:numbering>
 </file>
